--- a/final_report/Report.docx
+++ b/final_report/Report.docx
@@ -16,7 +16,6 @@
           <w:rFonts w:ascii="Times New Roman" w:hAnsi="Times New Roman" w:cs="Times New Roman"/>
           <w:sz w:val="48"/>
           <w:szCs w:val="48"/>
-          <w:lang w:val="en-US"/>
         </w:rPr>
         <w:br/>
       </w:r>
@@ -25,7 +24,6 @@
           <w:rFonts w:ascii="Times New Roman" w:hAnsi="Times New Roman" w:cs="Times New Roman"/>
           <w:sz w:val="48"/>
           <w:szCs w:val="48"/>
-          <w:lang w:val="en-US"/>
         </w:rPr>
         <w:br/>
       </w:r>
@@ -34,7 +32,6 @@
           <w:rFonts w:ascii="Times New Roman" w:hAnsi="Times New Roman" w:cs="Times New Roman"/>
           <w:sz w:val="48"/>
           <w:szCs w:val="48"/>
-          <w:lang w:val="en-US"/>
         </w:rPr>
         <w:br/>
       </w:r>
@@ -43,7 +40,6 @@
           <w:rFonts w:ascii="Times New Roman" w:hAnsi="Times New Roman" w:cs="Times New Roman"/>
           <w:sz w:val="48"/>
           <w:szCs w:val="48"/>
-          <w:lang w:val="en-US"/>
         </w:rPr>
         <w:br/>
       </w:r>
@@ -52,7 +48,6 @@
           <w:rFonts w:ascii="Times New Roman" w:hAnsi="Times New Roman" w:cs="Times New Roman"/>
           <w:sz w:val="48"/>
           <w:szCs w:val="48"/>
-          <w:lang w:val="en-US"/>
         </w:rPr>
         <w:br/>
       </w:r>
@@ -61,7 +56,6 @@
           <w:rFonts w:ascii="Times New Roman" w:hAnsi="Times New Roman" w:cs="Times New Roman"/>
           <w:sz w:val="48"/>
           <w:szCs w:val="48"/>
-          <w:lang w:val="en-US"/>
         </w:rPr>
         <w:br/>
       </w:r>
@@ -70,7 +64,6 @@
           <w:rFonts w:ascii="Times New Roman" w:hAnsi="Times New Roman" w:cs="Times New Roman"/>
           <w:sz w:val="48"/>
           <w:szCs w:val="48"/>
-          <w:lang w:val="en-US"/>
         </w:rPr>
         <w:br/>
       </w:r>
@@ -460,6 +453,98 @@
     </w:p>
     <w:p>
       <w:pPr>
+        <w:jc w:val="center"/>
+        <w:rPr>
+          <w:b/>
+          <w:bCs/>
+          <w:sz w:val="44"/>
+          <w:szCs w:val="44"/>
+        </w:rPr>
+      </w:pPr>
+      <w:r>
+        <w:rPr>
+          <w:b/>
+          <w:bCs/>
+          <w:sz w:val="44"/>
+          <w:szCs w:val="44"/>
+        </w:rPr>
+        <w:lastRenderedPageBreak/>
+        <w:t>Те</w:t>
+      </w:r>
+      <w:r>
+        <w:rPr>
+          <w:b/>
+          <w:bCs/>
+          <w:sz w:val="44"/>
+          <w:szCs w:val="44"/>
+        </w:rPr>
+        <w:t>оретическая</w:t>
+      </w:r>
+      <w:r>
+        <w:rPr>
+          <w:b/>
+          <w:bCs/>
+          <w:sz w:val="44"/>
+          <w:szCs w:val="44"/>
+        </w:rPr>
+        <w:t xml:space="preserve"> часть</w:t>
+      </w:r>
+    </w:p>
+    <w:p>
+      <w:pPr>
+        <w:rPr>
+          <w:sz w:val="28"/>
+          <w:szCs w:val="28"/>
+        </w:rPr>
+      </w:pPr>
+    </w:p>
+    <w:p>
+      <w:pPr>
+        <w:rPr>
+          <w:sz w:val="28"/>
+          <w:szCs w:val="28"/>
+        </w:rPr>
+      </w:pPr>
+      <w:r>
+        <w:rPr>
+          <w:sz w:val="28"/>
+          <w:szCs w:val="28"/>
+        </w:rPr>
+        <w:t>Цель</w:t>
+      </w:r>
+      <w:r>
+        <w:rPr>
+          <w:sz w:val="28"/>
+          <w:szCs w:val="28"/>
+        </w:rPr>
+        <w:t xml:space="preserve"> работы</w:t>
+      </w:r>
+      <w:r>
+        <w:rPr>
+          <w:sz w:val="28"/>
+          <w:szCs w:val="28"/>
+        </w:rPr>
+        <w:t xml:space="preserve"> — определить оптимальный алгоритм балансировки для различных сценариев распределения запросов на основе объективных метрик, включая пропускную способность, время ответа, равномерность распределения нагрузки и стоимость </w:t>
+      </w:r>
+      <w:proofErr w:type="spellStart"/>
+      <w:r>
+        <w:rPr>
+          <w:sz w:val="28"/>
+          <w:szCs w:val="28"/>
+        </w:rPr>
+        <w:t>перебалансировки</w:t>
+      </w:r>
+      <w:proofErr w:type="spellEnd"/>
+      <w:r>
+        <w:rPr>
+          <w:sz w:val="28"/>
+          <w:szCs w:val="28"/>
+        </w:rPr>
+        <w:t xml:space="preserve"> при изменении состава серверов.</w:t>
+      </w:r>
+    </w:p>
+    <w:p>
+      <w:pPr>
         <w:rPr>
           <w:sz w:val="36"/>
           <w:szCs w:val="36"/>
@@ -472,31 +557,121 @@
           <w:szCs w:val="36"/>
           <w:u w:val="single"/>
         </w:rPr>
-        <w:lastRenderedPageBreak/>
-        <w:t>Техническая часть</w:t>
-      </w:r>
-    </w:p>
-    <w:p>
-      <w:pPr>
-        <w:rPr>
-          <w:sz w:val="28"/>
-          <w:szCs w:val="28"/>
-        </w:rPr>
-      </w:pPr>
-      <w:r>
-        <w:rPr>
-          <w:sz w:val="28"/>
-          <w:szCs w:val="28"/>
-        </w:rPr>
-        <w:t>Чтобы провести исследование, был реализова</w:t>
-      </w:r>
-      <w:r>
-        <w:rPr>
-          <w:sz w:val="28"/>
-          <w:szCs w:val="28"/>
-        </w:rPr>
-        <w:t xml:space="preserve">н многопоточный балансировщик нагрузки, способный использовать один из нескольких алгоритмов балансировки: </w:t>
-      </w:r>
+        <w:t>Алгоритмы балансировки</w:t>
+      </w:r>
+    </w:p>
+    <w:p>
+      <w:pPr>
+        <w:rPr>
+          <w:sz w:val="28"/>
+          <w:szCs w:val="28"/>
+          <w:lang w:val="en-US"/>
+        </w:rPr>
+      </w:pPr>
+      <w:r>
+        <w:rPr>
+          <w:sz w:val="28"/>
+          <w:szCs w:val="28"/>
+        </w:rPr>
+        <w:t>Четыре</w:t>
+      </w:r>
+      <w:r>
+        <w:rPr>
+          <w:sz w:val="28"/>
+          <w:szCs w:val="28"/>
+          <w:lang w:val="en-US"/>
+        </w:rPr>
+        <w:t xml:space="preserve"> </w:t>
+      </w:r>
+      <w:r>
+        <w:rPr>
+          <w:sz w:val="28"/>
+          <w:szCs w:val="28"/>
+        </w:rPr>
+        <w:t>алгоритма</w:t>
+      </w:r>
+      <w:r>
+        <w:rPr>
+          <w:sz w:val="28"/>
+          <w:szCs w:val="28"/>
+          <w:lang w:val="en-US"/>
+        </w:rPr>
+        <w:t xml:space="preserve">, </w:t>
+      </w:r>
+      <w:r>
+        <w:rPr>
+          <w:sz w:val="28"/>
+          <w:szCs w:val="28"/>
+        </w:rPr>
+        <w:t>рассмотренные</w:t>
+      </w:r>
+      <w:r>
+        <w:rPr>
+          <w:sz w:val="28"/>
+          <w:szCs w:val="28"/>
+          <w:lang w:val="en-US"/>
+        </w:rPr>
+        <w:t xml:space="preserve"> </w:t>
+      </w:r>
+      <w:r>
+        <w:rPr>
+          <w:sz w:val="28"/>
+          <w:szCs w:val="28"/>
+        </w:rPr>
+        <w:t>в</w:t>
+      </w:r>
+      <w:r>
+        <w:rPr>
+          <w:sz w:val="28"/>
+          <w:szCs w:val="28"/>
+          <w:lang w:val="en-US"/>
+        </w:rPr>
+        <w:t xml:space="preserve"> </w:t>
+      </w:r>
+      <w:r>
+        <w:rPr>
+          <w:sz w:val="28"/>
+          <w:szCs w:val="28"/>
+        </w:rPr>
+        <w:t>работе</w:t>
+      </w:r>
+      <w:r>
+        <w:rPr>
+          <w:sz w:val="28"/>
+          <w:szCs w:val="28"/>
+          <w:lang w:val="en-US"/>
+        </w:rPr>
+        <w:t xml:space="preserve"> – </w:t>
+      </w:r>
+      <w:r>
+        <w:rPr>
+          <w:sz w:val="28"/>
+          <w:szCs w:val="28"/>
+          <w:lang w:val="en-US"/>
+        </w:rPr>
+        <w:t>Round Robin, Weighted Round Robin, Least Connections, Consistent Hashing</w:t>
+      </w:r>
+      <w:r>
+        <w:rPr>
+          <w:sz w:val="28"/>
+          <w:szCs w:val="28"/>
+          <w:lang w:val="en-US"/>
+        </w:rPr>
+        <w:t>.</w:t>
+      </w:r>
+    </w:p>
+    <w:p>
+      <w:pPr>
+        <w:pStyle w:val="a3"/>
+        <w:numPr>
+          <w:ilvl w:val="0"/>
+          <w:numId w:val="7"/>
+        </w:numPr>
+        <w:rPr>
+          <w:sz w:val="28"/>
+          <w:szCs w:val="28"/>
+        </w:rPr>
+      </w:pPr>
       <w:proofErr w:type="spellStart"/>
       <w:r>
         <w:rPr>
@@ -522,13 +697,56 @@
         <w:t>Robin</w:t>
       </w:r>
       <w:proofErr w:type="spellEnd"/>
-      <w:r>
-        <w:rPr>
-          <w:sz w:val="28"/>
-          <w:szCs w:val="28"/>
-        </w:rPr>
-        <w:t xml:space="preserve">, </w:t>
-      </w:r>
+    </w:p>
+    <w:p>
+      <w:pPr>
+        <w:rPr>
+          <w:sz w:val="28"/>
+          <w:szCs w:val="28"/>
+        </w:rPr>
+      </w:pPr>
+      <w:r>
+        <w:rPr>
+          <w:sz w:val="28"/>
+          <w:szCs w:val="28"/>
+        </w:rPr>
+        <w:t>Это с</w:t>
+      </w:r>
+      <w:r>
+        <w:rPr>
+          <w:sz w:val="28"/>
+          <w:szCs w:val="28"/>
+        </w:rPr>
+        <w:t>амый простой алгоритм. Запросы распределяются по серверам по очереди, по кругу: первый запрос идёт на сервер 1, второй — на сервер 2, третий — на сервер 3, и так далее, а потом цикл повторяется сначала.</w:t>
+      </w:r>
+    </w:p>
+    <w:p>
+      <w:pPr>
+        <w:rPr>
+          <w:sz w:val="28"/>
+          <w:szCs w:val="28"/>
+        </w:rPr>
+      </w:pPr>
+      <w:r>
+        <w:rPr>
+          <w:sz w:val="28"/>
+          <w:szCs w:val="28"/>
+        </w:rPr>
+        <w:t>Балансировщик не учитывает текущую нагрузку, мощность серверов или время отклика.</w:t>
+      </w:r>
+    </w:p>
+    <w:p>
+      <w:pPr>
+        <w:pStyle w:val="a3"/>
+        <w:numPr>
+          <w:ilvl w:val="0"/>
+          <w:numId w:val="7"/>
+        </w:numPr>
+        <w:rPr>
+          <w:sz w:val="28"/>
+          <w:szCs w:val="28"/>
+        </w:rPr>
+      </w:pPr>
       <w:proofErr w:type="spellStart"/>
       <w:r>
         <w:rPr>
@@ -570,13 +788,164 @@
         <w:t>Robin</w:t>
       </w:r>
       <w:proofErr w:type="spellEnd"/>
-      <w:r>
-        <w:rPr>
-          <w:sz w:val="28"/>
-          <w:szCs w:val="28"/>
-        </w:rPr>
-        <w:t xml:space="preserve">, </w:t>
-      </w:r>
+    </w:p>
+    <w:p>
+      <w:pPr>
+        <w:rPr>
+          <w:sz w:val="28"/>
+          <w:szCs w:val="28"/>
+        </w:rPr>
+      </w:pPr>
+      <w:r>
+        <w:rPr>
+          <w:sz w:val="28"/>
+          <w:szCs w:val="28"/>
+        </w:rPr>
+        <w:t>Это модификация над</w:t>
+      </w:r>
+      <w:r>
+        <w:rPr>
+          <w:sz w:val="28"/>
+          <w:szCs w:val="28"/>
+        </w:rPr>
+        <w:t xml:space="preserve"> </w:t>
+      </w:r>
+      <w:proofErr w:type="spellStart"/>
+      <w:r>
+        <w:rPr>
+          <w:sz w:val="28"/>
+          <w:szCs w:val="28"/>
+        </w:rPr>
+        <w:t>Round</w:t>
+      </w:r>
+      <w:proofErr w:type="spellEnd"/>
+      <w:r>
+        <w:rPr>
+          <w:sz w:val="28"/>
+          <w:szCs w:val="28"/>
+        </w:rPr>
+        <w:t xml:space="preserve"> </w:t>
+      </w:r>
+      <w:proofErr w:type="spellStart"/>
+      <w:r>
+        <w:rPr>
+          <w:sz w:val="28"/>
+          <w:szCs w:val="28"/>
+        </w:rPr>
+        <w:t>Robin</w:t>
+      </w:r>
+      <w:proofErr w:type="spellEnd"/>
+      <w:r>
+        <w:rPr>
+          <w:sz w:val="28"/>
+          <w:szCs w:val="28"/>
+        </w:rPr>
+        <w:t xml:space="preserve"> – данный алгоритм учитывает </w:t>
+      </w:r>
+      <w:r>
+        <w:rPr>
+          <w:sz w:val="28"/>
+          <w:szCs w:val="28"/>
+        </w:rPr>
+        <w:t xml:space="preserve">разную мощность серверов. Каждому серверу присваивается вес — например, сервер с более </w:t>
+      </w:r>
+      <w:r>
+        <w:rPr>
+          <w:sz w:val="28"/>
+          <w:szCs w:val="28"/>
+        </w:rPr>
+        <w:t>высокой вычислительной мощностью</w:t>
+      </w:r>
+      <w:r>
+        <w:rPr>
+          <w:sz w:val="28"/>
+          <w:szCs w:val="28"/>
+        </w:rPr>
+        <w:t xml:space="preserve"> получает вес </w:t>
+      </w:r>
+      <w:r>
+        <w:rPr>
+          <w:sz w:val="28"/>
+          <w:szCs w:val="28"/>
+        </w:rPr>
+        <w:t>20</w:t>
+      </w:r>
+      <w:r>
+        <w:rPr>
+          <w:sz w:val="28"/>
+          <w:szCs w:val="28"/>
+        </w:rPr>
+        <w:t xml:space="preserve">, а </w:t>
+      </w:r>
+      <w:r>
+        <w:rPr>
+          <w:sz w:val="28"/>
+          <w:szCs w:val="28"/>
+        </w:rPr>
+        <w:t>более «</w:t>
+      </w:r>
+      <w:r>
+        <w:rPr>
+          <w:sz w:val="28"/>
+          <w:szCs w:val="28"/>
+        </w:rPr>
+        <w:t>слабый</w:t>
+      </w:r>
+      <w:r>
+        <w:rPr>
+          <w:sz w:val="28"/>
+          <w:szCs w:val="28"/>
+        </w:rPr>
+        <w:t>»</w:t>
+      </w:r>
+      <w:r>
+        <w:rPr>
+          <w:sz w:val="28"/>
+          <w:szCs w:val="28"/>
+        </w:rPr>
+        <w:t xml:space="preserve"> сервер — вес </w:t>
+      </w:r>
+      <w:r>
+        <w:rPr>
+          <w:sz w:val="28"/>
+          <w:szCs w:val="28"/>
+        </w:rPr>
+        <w:t>5</w:t>
+      </w:r>
+      <w:r>
+        <w:rPr>
+          <w:sz w:val="28"/>
+          <w:szCs w:val="28"/>
+        </w:rPr>
+        <w:t xml:space="preserve">. В результате мощный сервер получит в </w:t>
+      </w:r>
+      <w:r>
+        <w:rPr>
+          <w:sz w:val="28"/>
+          <w:szCs w:val="28"/>
+        </w:rPr>
+        <w:t>четыре</w:t>
+      </w:r>
+      <w:r>
+        <w:rPr>
+          <w:sz w:val="28"/>
+          <w:szCs w:val="28"/>
+        </w:rPr>
+        <w:t xml:space="preserve"> раза больше запросов за один цикл распределения.</w:t>
+      </w:r>
+    </w:p>
+    <w:p>
+      <w:pPr>
+        <w:pStyle w:val="a3"/>
+        <w:numPr>
+          <w:ilvl w:val="0"/>
+          <w:numId w:val="7"/>
+        </w:numPr>
+        <w:rPr>
+          <w:sz w:val="28"/>
+          <w:szCs w:val="28"/>
+        </w:rPr>
+      </w:pPr>
       <w:proofErr w:type="spellStart"/>
       <w:r>
         <w:rPr>
@@ -602,13 +971,48 @@
         <w:t>Connections</w:t>
       </w:r>
       <w:proofErr w:type="spellEnd"/>
-      <w:r>
-        <w:rPr>
-          <w:sz w:val="28"/>
-          <w:szCs w:val="28"/>
-        </w:rPr>
-        <w:t xml:space="preserve">, </w:t>
-      </w:r>
+    </w:p>
+    <w:p>
+      <w:pPr>
+        <w:rPr>
+          <w:sz w:val="28"/>
+          <w:szCs w:val="28"/>
+        </w:rPr>
+      </w:pPr>
+      <w:r>
+        <w:rPr>
+          <w:sz w:val="28"/>
+          <w:szCs w:val="28"/>
+        </w:rPr>
+        <w:t>Балансировщик отслеживает, сколько активных соединений обрабатывает каждый сервер</w:t>
+      </w:r>
+      <w:r>
+        <w:rPr>
+          <w:sz w:val="28"/>
+          <w:szCs w:val="28"/>
+        </w:rPr>
+        <w:t xml:space="preserve"> в определённый момент</w:t>
+      </w:r>
+      <w:r>
+        <w:rPr>
+          <w:sz w:val="28"/>
+          <w:szCs w:val="28"/>
+        </w:rPr>
+        <w:t>, и направляет новый запрос туда, где соединений меньше всего.</w:t>
+      </w:r>
+    </w:p>
+    <w:p>
+      <w:pPr>
+        <w:pStyle w:val="a3"/>
+        <w:numPr>
+          <w:ilvl w:val="0"/>
+          <w:numId w:val="7"/>
+        </w:numPr>
+        <w:rPr>
+          <w:sz w:val="28"/>
+          <w:szCs w:val="28"/>
+        </w:rPr>
+      </w:pPr>
       <w:proofErr w:type="spellStart"/>
       <w:r>
         <w:rPr>
@@ -634,210 +1038,66 @@
         <w:t>Hashing</w:t>
       </w:r>
       <w:proofErr w:type="spellEnd"/>
-      <w:r>
-        <w:rPr>
-          <w:sz w:val="28"/>
-          <w:szCs w:val="28"/>
-        </w:rPr>
-        <w:t>.</w:t>
-      </w:r>
-    </w:p>
-    <w:p>
-      <w:pPr>
-        <w:rPr>
-          <w:sz w:val="28"/>
-          <w:szCs w:val="28"/>
-        </w:rPr>
-      </w:pPr>
-      <w:r>
-        <w:rPr>
-          <w:sz w:val="28"/>
-          <w:szCs w:val="28"/>
-        </w:rPr>
-        <w:t>&lt;</w:t>
-      </w:r>
-      <w:r>
-        <w:rPr>
-          <w:sz w:val="28"/>
-          <w:szCs w:val="28"/>
-        </w:rPr>
-        <w:t>кусок, объясняющий, как устроен балансировщик - каждый аспект</w:t>
-      </w:r>
-      <w:r>
-        <w:rPr>
-          <w:sz w:val="28"/>
-          <w:szCs w:val="28"/>
-        </w:rPr>
-        <w:t>&gt;</w:t>
-      </w:r>
-    </w:p>
-    <w:p>
-      <w:pPr>
-        <w:rPr>
-          <w:sz w:val="28"/>
-          <w:szCs w:val="28"/>
-        </w:rPr>
-      </w:pPr>
-      <w:r>
-        <w:rPr>
-          <w:sz w:val="28"/>
-          <w:szCs w:val="28"/>
-        </w:rPr>
-        <w:t xml:space="preserve">В ходе исследования проводился бенчмаркинг с использованием </w:t>
-      </w:r>
-      <w:proofErr w:type="spellStart"/>
-      <w:r>
-        <w:rPr>
-          <w:sz w:val="28"/>
-          <w:szCs w:val="28"/>
-        </w:rPr>
-        <w:t>пресетов</w:t>
-      </w:r>
-      <w:proofErr w:type="spellEnd"/>
-      <w:r>
-        <w:rPr>
-          <w:sz w:val="28"/>
-          <w:szCs w:val="28"/>
-        </w:rPr>
-        <w:t>.</w:t>
-      </w:r>
-      <w:r>
-        <w:rPr>
-          <w:sz w:val="28"/>
-          <w:szCs w:val="28"/>
-        </w:rPr>
-        <w:t xml:space="preserve"> Чтобы сделать этот процесс простым и наглядным, был разработан графический веб-интерфейс на </w:t>
-      </w:r>
-      <w:r>
-        <w:rPr>
-          <w:sz w:val="28"/>
-          <w:szCs w:val="28"/>
-          <w:lang w:val="en-US"/>
-        </w:rPr>
-        <w:t>Python</w:t>
-      </w:r>
-      <w:r>
-        <w:rPr>
-          <w:sz w:val="28"/>
-          <w:szCs w:val="28"/>
-        </w:rPr>
-        <w:t xml:space="preserve">. Он позволял просто и удобно создавать </w:t>
-      </w:r>
-      <w:proofErr w:type="spellStart"/>
-      <w:r>
-        <w:rPr>
-          <w:sz w:val="28"/>
-          <w:szCs w:val="28"/>
-        </w:rPr>
-        <w:t>пресеты</w:t>
-      </w:r>
-      <w:proofErr w:type="spellEnd"/>
-      <w:r>
-        <w:rPr>
-          <w:sz w:val="28"/>
-          <w:szCs w:val="28"/>
-        </w:rPr>
-        <w:t xml:space="preserve"> профилей нагрузки, а также анализировать статистику после запуска </w:t>
-      </w:r>
-      <w:proofErr w:type="spellStart"/>
-      <w:r>
-        <w:rPr>
-          <w:sz w:val="28"/>
-          <w:szCs w:val="28"/>
-        </w:rPr>
-        <w:t>тестбенча</w:t>
-      </w:r>
-      <w:proofErr w:type="spellEnd"/>
-      <w:r>
-        <w:rPr>
-          <w:sz w:val="28"/>
-          <w:szCs w:val="28"/>
-        </w:rPr>
-        <w:t>.</w:t>
-      </w:r>
-    </w:p>
-    <w:p>
-      <w:pPr>
-        <w:rPr>
-          <w:sz w:val="28"/>
-          <w:szCs w:val="28"/>
-        </w:rPr>
-      </w:pPr>
-      <w:r>
-        <w:rPr>
-          <w:sz w:val="28"/>
-          <w:szCs w:val="28"/>
-        </w:rPr>
-        <w:t>&lt;</w:t>
-      </w:r>
-      <w:r>
-        <w:rPr>
-          <w:sz w:val="28"/>
-          <w:szCs w:val="28"/>
-        </w:rPr>
-        <w:t xml:space="preserve">объяснение про </w:t>
-      </w:r>
-      <w:r>
-        <w:rPr>
-          <w:sz w:val="28"/>
-          <w:szCs w:val="28"/>
-          <w:lang w:val="en-US"/>
-        </w:rPr>
-        <w:t>json</w:t>
-      </w:r>
-      <w:proofErr w:type="spellStart"/>
-      <w:r>
-        <w:rPr>
-          <w:sz w:val="28"/>
-          <w:szCs w:val="28"/>
-        </w:rPr>
-        <w:t>ки</w:t>
-      </w:r>
-      <w:proofErr w:type="spellEnd"/>
-      <w:r>
-        <w:rPr>
-          <w:sz w:val="28"/>
-          <w:szCs w:val="28"/>
-        </w:rPr>
-        <w:t xml:space="preserve"> и </w:t>
-      </w:r>
-      <w:r>
-        <w:rPr>
-          <w:sz w:val="28"/>
-          <w:szCs w:val="28"/>
-          <w:lang w:val="en-US"/>
-        </w:rPr>
-        <w:t>json</w:t>
-      </w:r>
-      <w:r>
-        <w:rPr>
-          <w:sz w:val="28"/>
-          <w:szCs w:val="28"/>
-        </w:rPr>
-        <w:t>-</w:t>
-      </w:r>
-      <w:r>
-        <w:rPr>
-          <w:sz w:val="28"/>
-          <w:szCs w:val="28"/>
-        </w:rPr>
-        <w:t xml:space="preserve">схемы профилей и логов статистики, объяснение устройства </w:t>
-      </w:r>
-      <w:proofErr w:type="spellStart"/>
-      <w:r>
-        <w:rPr>
-          <w:sz w:val="28"/>
-          <w:szCs w:val="28"/>
-        </w:rPr>
-        <w:t>гуишки</w:t>
-      </w:r>
-      <w:proofErr w:type="spellEnd"/>
-      <w:r>
-        <w:rPr>
-          <w:sz w:val="28"/>
-          <w:szCs w:val="28"/>
-        </w:rPr>
-        <w:t>&gt;</w:t>
+    </w:p>
+    <w:p>
+      <w:pPr>
+        <w:rPr>
+          <w:sz w:val="28"/>
+          <w:szCs w:val="28"/>
+        </w:rPr>
+      </w:pPr>
+      <w:r>
+        <w:rPr>
+          <w:sz w:val="28"/>
+          <w:szCs w:val="28"/>
+        </w:rPr>
+        <w:t>С</w:t>
+      </w:r>
+      <w:r>
+        <w:rPr>
+          <w:sz w:val="28"/>
+          <w:szCs w:val="28"/>
+        </w:rPr>
+        <w:t xml:space="preserve">ерверы и ключи запросов (например, ID пользователя) </w:t>
+      </w:r>
+      <w:proofErr w:type="spellStart"/>
+      <w:r>
+        <w:rPr>
+          <w:sz w:val="28"/>
+          <w:szCs w:val="28"/>
+        </w:rPr>
+        <w:t>хешируются</w:t>
+      </w:r>
+      <w:proofErr w:type="spellEnd"/>
+      <w:r>
+        <w:rPr>
+          <w:sz w:val="28"/>
+          <w:szCs w:val="28"/>
+        </w:rPr>
+        <w:t xml:space="preserve"> и размещаются на условном кольце значений </w:t>
+      </w:r>
+      <w:proofErr w:type="spellStart"/>
+      <w:r>
+        <w:rPr>
+          <w:sz w:val="28"/>
+          <w:szCs w:val="28"/>
+        </w:rPr>
+        <w:t>хеша</w:t>
+      </w:r>
+      <w:proofErr w:type="spellEnd"/>
+      <w:r>
+        <w:rPr>
+          <w:sz w:val="28"/>
+          <w:szCs w:val="28"/>
+        </w:rPr>
+        <w:t>. Запрос направляется на тот сервер, который находится ближе всего по кольцу (по часовой стрелке</w:t>
+      </w:r>
+      <w:r>
+        <w:rPr>
+          <w:sz w:val="28"/>
+          <w:szCs w:val="28"/>
+        </w:rPr>
+        <w:t>).</w:t>
       </w:r>
     </w:p>
     <w:p>
@@ -850,49 +1110,2360 @@
       </w:pPr>
       <w:r>
         <w:rPr>
-          <w:sz w:val="28"/>
-          <w:szCs w:val="28"/>
-        </w:rPr>
-        <w:t xml:space="preserve">// </w:t>
-      </w:r>
-      <w:r>
-        <w:rPr>
-          <w:sz w:val="28"/>
-          <w:szCs w:val="28"/>
-        </w:rPr>
-        <w:t xml:space="preserve">временный </w:t>
-      </w:r>
-      <w:proofErr w:type="spellStart"/>
-      <w:r>
-        <w:rPr>
-          <w:sz w:val="28"/>
-          <w:szCs w:val="28"/>
-        </w:rPr>
-        <w:t>коммент</w:t>
-      </w:r>
-      <w:proofErr w:type="spellEnd"/>
-      <w:r>
-        <w:rPr>
-          <w:sz w:val="28"/>
-          <w:szCs w:val="28"/>
-        </w:rPr>
-        <w:t>: не забывайте писать, какие библиотеки подключали!</w:t>
-      </w:r>
-    </w:p>
-    <w:p>
-      <w:pPr>
-        <w:rPr>
           <w:sz w:val="36"/>
           <w:szCs w:val="36"/>
           <w:u w:val="single"/>
         </w:rPr>
-      </w:pPr>
-      <w:r>
+        <w:t>Профили нагрузки</w:t>
+      </w:r>
+    </w:p>
+    <w:p>
+      <w:pPr>
+        <w:rPr>
+          <w:sz w:val="28"/>
+          <w:szCs w:val="28"/>
+        </w:rPr>
+      </w:pPr>
+      <w:r>
+        <w:rPr>
+          <w:sz w:val="28"/>
+          <w:szCs w:val="28"/>
+        </w:rPr>
+        <w:lastRenderedPageBreak/>
+        <w:t>Для</w:t>
+      </w:r>
+      <w:r>
+        <w:rPr>
+          <w:sz w:val="28"/>
+          <w:szCs w:val="28"/>
+        </w:rPr>
+        <w:t xml:space="preserve"> </w:t>
+      </w:r>
+      <w:r>
+        <w:rPr>
+          <w:sz w:val="28"/>
+          <w:szCs w:val="28"/>
+        </w:rPr>
+        <w:t>анализа</w:t>
+      </w:r>
+      <w:r>
+        <w:rPr>
+          <w:sz w:val="28"/>
+          <w:szCs w:val="28"/>
+        </w:rPr>
+        <w:t xml:space="preserve"> </w:t>
+      </w:r>
+      <w:r>
+        <w:rPr>
+          <w:sz w:val="28"/>
+          <w:szCs w:val="28"/>
+        </w:rPr>
+        <w:t>эффективности</w:t>
+      </w:r>
+      <w:r>
+        <w:rPr>
+          <w:sz w:val="28"/>
+          <w:szCs w:val="28"/>
+        </w:rPr>
+        <w:t xml:space="preserve"> </w:t>
+      </w:r>
+      <w:r>
+        <w:rPr>
+          <w:sz w:val="28"/>
+          <w:szCs w:val="28"/>
+        </w:rPr>
+        <w:t>алгоритмов</w:t>
+      </w:r>
+      <w:r>
+        <w:rPr>
+          <w:sz w:val="28"/>
+          <w:szCs w:val="28"/>
+        </w:rPr>
+        <w:t xml:space="preserve"> </w:t>
+      </w:r>
+      <w:r>
+        <w:rPr>
+          <w:sz w:val="28"/>
+          <w:szCs w:val="28"/>
+        </w:rPr>
+        <w:t>балансировки</w:t>
+      </w:r>
+      <w:r>
+        <w:rPr>
+          <w:sz w:val="28"/>
+          <w:szCs w:val="28"/>
+        </w:rPr>
+        <w:t xml:space="preserve"> </w:t>
+      </w:r>
+      <w:r>
+        <w:rPr>
+          <w:sz w:val="28"/>
+          <w:szCs w:val="28"/>
+        </w:rPr>
+        <w:t>были</w:t>
+      </w:r>
+      <w:r>
+        <w:rPr>
+          <w:sz w:val="28"/>
+          <w:szCs w:val="28"/>
+        </w:rPr>
+        <w:t xml:space="preserve"> </w:t>
+      </w:r>
+      <w:r>
+        <w:rPr>
+          <w:sz w:val="28"/>
+          <w:szCs w:val="28"/>
+        </w:rPr>
+        <w:t>изучены</w:t>
+      </w:r>
+      <w:r>
+        <w:rPr>
+          <w:sz w:val="28"/>
+          <w:szCs w:val="28"/>
+        </w:rPr>
+        <w:t xml:space="preserve"> </w:t>
+      </w:r>
+      <w:r>
+        <w:rPr>
+          <w:sz w:val="28"/>
+          <w:szCs w:val="28"/>
+        </w:rPr>
+        <w:t>и</w:t>
+      </w:r>
+      <w:r>
+        <w:rPr>
+          <w:sz w:val="28"/>
+          <w:szCs w:val="28"/>
+        </w:rPr>
+        <w:t xml:space="preserve"> </w:t>
+      </w:r>
+      <w:r>
+        <w:rPr>
+          <w:sz w:val="28"/>
+          <w:szCs w:val="28"/>
+        </w:rPr>
+        <w:t>применены</w:t>
+      </w:r>
+      <w:r>
+        <w:rPr>
+          <w:sz w:val="28"/>
+          <w:szCs w:val="28"/>
+        </w:rPr>
+        <w:t xml:space="preserve"> </w:t>
+      </w:r>
+      <w:r>
+        <w:rPr>
+          <w:sz w:val="28"/>
+          <w:szCs w:val="28"/>
+        </w:rPr>
+        <w:t>несколько</w:t>
+      </w:r>
+      <w:r>
+        <w:rPr>
+          <w:sz w:val="28"/>
+          <w:szCs w:val="28"/>
+        </w:rPr>
+        <w:t xml:space="preserve"> </w:t>
+      </w:r>
+      <w:r>
+        <w:rPr>
+          <w:sz w:val="28"/>
+          <w:szCs w:val="28"/>
+        </w:rPr>
+        <w:t>типов</w:t>
+      </w:r>
+      <w:r>
+        <w:rPr>
+          <w:sz w:val="28"/>
+          <w:szCs w:val="28"/>
+        </w:rPr>
+        <w:t xml:space="preserve"> </w:t>
+      </w:r>
+      <w:r>
+        <w:rPr>
+          <w:sz w:val="28"/>
+          <w:szCs w:val="28"/>
+        </w:rPr>
+        <w:t>профилей</w:t>
+      </w:r>
+      <w:r>
+        <w:rPr>
+          <w:sz w:val="28"/>
+          <w:szCs w:val="28"/>
+        </w:rPr>
+        <w:t xml:space="preserve"> </w:t>
+      </w:r>
+      <w:r>
+        <w:rPr>
+          <w:sz w:val="28"/>
+          <w:szCs w:val="28"/>
+        </w:rPr>
+        <w:t>нагрузки</w:t>
+      </w:r>
+      <w:r>
+        <w:rPr>
+          <w:sz w:val="28"/>
+          <w:szCs w:val="28"/>
+        </w:rPr>
+        <w:t xml:space="preserve">: </w:t>
+      </w:r>
+      <w:r>
+        <w:rPr>
+          <w:sz w:val="28"/>
+          <w:szCs w:val="28"/>
+          <w:lang w:val="en-US"/>
+        </w:rPr>
+        <w:t>Uniform</w:t>
+      </w:r>
+      <w:r>
+        <w:rPr>
+          <w:sz w:val="28"/>
+          <w:szCs w:val="28"/>
+        </w:rPr>
+        <w:t xml:space="preserve">, </w:t>
+      </w:r>
+      <w:r>
+        <w:rPr>
+          <w:sz w:val="28"/>
+          <w:szCs w:val="28"/>
+          <w:lang w:val="en-US"/>
+        </w:rPr>
+        <w:t>Variable</w:t>
+      </w:r>
+      <w:r>
+        <w:rPr>
+          <w:sz w:val="28"/>
+          <w:szCs w:val="28"/>
+        </w:rPr>
+        <w:t xml:space="preserve"> </w:t>
+      </w:r>
+      <w:r>
+        <w:rPr>
+          <w:sz w:val="28"/>
+          <w:szCs w:val="28"/>
+          <w:lang w:val="en-US"/>
+        </w:rPr>
+        <w:t>Request</w:t>
+      </w:r>
+      <w:r>
+        <w:rPr>
+          <w:sz w:val="28"/>
+          <w:szCs w:val="28"/>
+        </w:rPr>
+        <w:t xml:space="preserve"> </w:t>
+      </w:r>
+      <w:r>
+        <w:rPr>
+          <w:sz w:val="28"/>
+          <w:szCs w:val="28"/>
+          <w:lang w:val="en-US"/>
+        </w:rPr>
+        <w:t>Cost</w:t>
+      </w:r>
+      <w:r>
+        <w:rPr>
+          <w:sz w:val="28"/>
+          <w:szCs w:val="28"/>
+        </w:rPr>
+        <w:t xml:space="preserve">, </w:t>
+      </w:r>
+      <w:r>
+        <w:rPr>
+          <w:sz w:val="28"/>
+          <w:szCs w:val="28"/>
+          <w:lang w:val="en-US"/>
+        </w:rPr>
+        <w:t>Server</w:t>
+      </w:r>
+      <w:r>
+        <w:rPr>
+          <w:sz w:val="28"/>
+          <w:szCs w:val="28"/>
+        </w:rPr>
+        <w:t xml:space="preserve"> </w:t>
+      </w:r>
+      <w:r>
+        <w:rPr>
+          <w:sz w:val="28"/>
+          <w:szCs w:val="28"/>
+          <w:lang w:val="en-US"/>
+        </w:rPr>
+        <w:t>Heterogeneity</w:t>
+      </w:r>
+      <w:r>
+        <w:rPr>
+          <w:sz w:val="28"/>
+          <w:szCs w:val="28"/>
+        </w:rPr>
+        <w:t xml:space="preserve">, </w:t>
+      </w:r>
+      <w:r>
+        <w:rPr>
+          <w:sz w:val="28"/>
+          <w:szCs w:val="28"/>
+          <w:lang w:val="en-US"/>
+        </w:rPr>
+        <w:t>Burst</w:t>
+      </w:r>
+      <w:r>
+        <w:rPr>
+          <w:sz w:val="28"/>
+          <w:szCs w:val="28"/>
+        </w:rPr>
+        <w:t xml:space="preserve">, </w:t>
+      </w:r>
+      <w:r>
+        <w:rPr>
+          <w:sz w:val="28"/>
+          <w:szCs w:val="28"/>
+          <w:lang w:val="en-US"/>
+        </w:rPr>
+        <w:t>Churn</w:t>
+      </w:r>
+      <w:r>
+        <w:rPr>
+          <w:sz w:val="28"/>
+          <w:szCs w:val="28"/>
+        </w:rPr>
+        <w:t xml:space="preserve"> </w:t>
+      </w:r>
+      <w:r>
+        <w:rPr>
+          <w:sz w:val="28"/>
+          <w:szCs w:val="28"/>
+        </w:rPr>
+        <w:t>и</w:t>
+      </w:r>
+      <w:r>
+        <w:rPr>
+          <w:sz w:val="28"/>
+          <w:szCs w:val="28"/>
+        </w:rPr>
+        <w:t xml:space="preserve"> </w:t>
+      </w:r>
+      <w:r>
+        <w:rPr>
+          <w:sz w:val="28"/>
+          <w:szCs w:val="28"/>
+          <w:lang w:val="en-US"/>
+        </w:rPr>
+        <w:t>Session</w:t>
+      </w:r>
+      <w:r>
+        <w:rPr>
+          <w:sz w:val="28"/>
+          <w:szCs w:val="28"/>
+        </w:rPr>
+        <w:t xml:space="preserve"> </w:t>
+      </w:r>
+      <w:r>
+        <w:rPr>
+          <w:sz w:val="28"/>
+          <w:szCs w:val="28"/>
+          <w:lang w:val="en-US"/>
+        </w:rPr>
+        <w:t>Stickiness</w:t>
+      </w:r>
+      <w:r>
+        <w:rPr>
+          <w:sz w:val="28"/>
+          <w:szCs w:val="28"/>
+        </w:rPr>
+        <w:t>.</w:t>
+      </w:r>
+    </w:p>
+    <w:p>
+      <w:pPr>
+        <w:rPr>
+          <w:sz w:val="28"/>
+          <w:szCs w:val="28"/>
+        </w:rPr>
+      </w:pPr>
+      <w:r>
+        <w:rPr>
+          <w:sz w:val="28"/>
+          <w:szCs w:val="28"/>
+        </w:rPr>
+        <w:t>Каждый профиль моделирует разные состоянии нагрузки на систему:</w:t>
+      </w:r>
+      <w:r>
+        <w:rPr>
+          <w:sz w:val="28"/>
+          <w:szCs w:val="28"/>
+        </w:rPr>
+        <w:br/>
+      </w:r>
+      <w:r>
+        <w:rPr>
+          <w:sz w:val="28"/>
+          <w:szCs w:val="28"/>
+        </w:rPr>
+        <w:t xml:space="preserve">1. </w:t>
+      </w:r>
+      <w:r>
+        <w:rPr>
+          <w:sz w:val="28"/>
+          <w:szCs w:val="28"/>
+          <w:lang w:val="en-US"/>
+        </w:rPr>
+        <w:t>Uniform</w:t>
+      </w:r>
+      <w:r>
+        <w:rPr>
+          <w:sz w:val="28"/>
+          <w:szCs w:val="28"/>
+        </w:rPr>
+        <w:t xml:space="preserve"> </w:t>
+      </w:r>
+      <w:r>
+        <w:rPr>
+          <w:sz w:val="28"/>
+          <w:szCs w:val="28"/>
+        </w:rPr>
+        <w:t>моделирует нагрузку в периоды низкой пользовательской активности – равномерные запросы низкой вычислительной стоимости.</w:t>
+      </w:r>
+    </w:p>
+    <w:p>
+      <w:pPr>
+        <w:rPr>
+          <w:sz w:val="28"/>
+          <w:szCs w:val="28"/>
+        </w:rPr>
+      </w:pPr>
+      <w:r>
+        <w:rPr>
+          <w:sz w:val="28"/>
+          <w:szCs w:val="28"/>
+        </w:rPr>
+        <w:t xml:space="preserve">2. </w:t>
+      </w:r>
+      <w:r>
+        <w:rPr>
+          <w:sz w:val="28"/>
+          <w:szCs w:val="28"/>
+          <w:lang w:val="en-US"/>
+        </w:rPr>
+        <w:t>Variable</w:t>
+      </w:r>
+      <w:r>
+        <w:rPr>
+          <w:sz w:val="28"/>
+          <w:szCs w:val="28"/>
+        </w:rPr>
+        <w:t xml:space="preserve"> </w:t>
+      </w:r>
+      <w:r>
+        <w:rPr>
+          <w:sz w:val="28"/>
+          <w:szCs w:val="28"/>
+          <w:lang w:val="en-US"/>
+        </w:rPr>
+        <w:t>Request</w:t>
+      </w:r>
+      <w:r>
+        <w:rPr>
+          <w:sz w:val="28"/>
+          <w:szCs w:val="28"/>
+        </w:rPr>
+        <w:t xml:space="preserve"> </w:t>
+      </w:r>
+      <w:r>
+        <w:rPr>
+          <w:sz w:val="28"/>
+          <w:szCs w:val="28"/>
+          <w:lang w:val="en-US"/>
+        </w:rPr>
+        <w:t>Cost</w:t>
+      </w:r>
+      <w:r>
+        <w:rPr>
+          <w:sz w:val="28"/>
+          <w:szCs w:val="28"/>
+        </w:rPr>
+        <w:t xml:space="preserve"> </w:t>
+      </w:r>
+      <w:r>
+        <w:rPr>
+          <w:sz w:val="28"/>
+          <w:szCs w:val="28"/>
+        </w:rPr>
+        <w:t>моделирует</w:t>
+      </w:r>
+      <w:r>
+        <w:rPr>
+          <w:sz w:val="28"/>
+          <w:szCs w:val="28"/>
+        </w:rPr>
+        <w:t xml:space="preserve"> </w:t>
+      </w:r>
+      <w:r>
+        <w:rPr>
+          <w:sz w:val="28"/>
+          <w:szCs w:val="28"/>
+        </w:rPr>
+        <w:t>среднестатистическую нагрузку – запросы равномерной частоты, но варьирующейся вычислительной стоимости.</w:t>
+      </w:r>
+    </w:p>
+    <w:p>
+      <w:pPr>
+        <w:rPr>
+          <w:sz w:val="28"/>
+          <w:szCs w:val="28"/>
+        </w:rPr>
+      </w:pPr>
+      <w:r>
+        <w:rPr>
+          <w:sz w:val="28"/>
+          <w:szCs w:val="28"/>
+        </w:rPr>
+        <w:t xml:space="preserve">3. </w:t>
+      </w:r>
+      <w:r>
+        <w:rPr>
+          <w:sz w:val="28"/>
+          <w:szCs w:val="28"/>
+          <w:lang w:val="en-US"/>
+        </w:rPr>
+        <w:t>Server</w:t>
+      </w:r>
+      <w:r>
+        <w:rPr>
+          <w:sz w:val="28"/>
+          <w:szCs w:val="28"/>
+        </w:rPr>
+        <w:t xml:space="preserve"> </w:t>
+      </w:r>
+      <w:proofErr w:type="spellStart"/>
+      <w:r>
+        <w:rPr>
+          <w:sz w:val="28"/>
+          <w:szCs w:val="28"/>
+          <w:lang w:val="en-US"/>
+        </w:rPr>
+        <w:t>Heterogenity</w:t>
+      </w:r>
+      <w:proofErr w:type="spellEnd"/>
+      <w:r>
+        <w:rPr>
+          <w:sz w:val="28"/>
+          <w:szCs w:val="28"/>
+        </w:rPr>
+        <w:t xml:space="preserve"> моделирует систему с серверами разной вычислительной мощности.</w:t>
+      </w:r>
+    </w:p>
+    <w:p>
+      <w:pPr>
+        <w:rPr>
+          <w:sz w:val="28"/>
+          <w:szCs w:val="28"/>
+        </w:rPr>
+      </w:pPr>
+      <w:r>
+        <w:rPr>
+          <w:sz w:val="28"/>
+          <w:szCs w:val="28"/>
+        </w:rPr>
+        <w:t xml:space="preserve">4. </w:t>
+      </w:r>
+      <w:r>
+        <w:rPr>
+          <w:sz w:val="28"/>
+          <w:szCs w:val="28"/>
+          <w:lang w:val="en-US"/>
+        </w:rPr>
+        <w:t>Burst</w:t>
+      </w:r>
+      <w:r>
+        <w:rPr>
+          <w:sz w:val="28"/>
+          <w:szCs w:val="28"/>
+        </w:rPr>
+        <w:t xml:space="preserve"> </w:t>
+      </w:r>
+      <w:r>
+        <w:rPr>
+          <w:sz w:val="28"/>
+          <w:szCs w:val="28"/>
+        </w:rPr>
+        <w:t>моделирует резкий всплеск активности.</w:t>
+      </w:r>
+    </w:p>
+    <w:p>
+      <w:pPr>
+        <w:rPr>
+          <w:sz w:val="28"/>
+          <w:szCs w:val="28"/>
+        </w:rPr>
+      </w:pPr>
+      <w:r>
+        <w:rPr>
+          <w:sz w:val="28"/>
+          <w:szCs w:val="28"/>
+        </w:rPr>
+        <w:t xml:space="preserve">5. </w:t>
+      </w:r>
+      <w:r>
+        <w:rPr>
+          <w:sz w:val="28"/>
+          <w:szCs w:val="28"/>
+          <w:lang w:val="en-US"/>
+        </w:rPr>
+        <w:t>Churn</w:t>
+      </w:r>
+      <w:r>
+        <w:rPr>
+          <w:sz w:val="28"/>
+          <w:szCs w:val="28"/>
+        </w:rPr>
+        <w:t xml:space="preserve"> </w:t>
+      </w:r>
+      <w:r>
+        <w:rPr>
+          <w:sz w:val="28"/>
+          <w:szCs w:val="28"/>
+        </w:rPr>
+        <w:t>моделирует систему с часто сменяющимися серверами.</w:t>
+      </w:r>
+    </w:p>
+    <w:p>
+      <w:pPr>
+        <w:rPr>
+          <w:sz w:val="28"/>
+          <w:szCs w:val="28"/>
+        </w:rPr>
+      </w:pPr>
+      <w:r>
+        <w:rPr>
+          <w:sz w:val="28"/>
+          <w:szCs w:val="28"/>
+        </w:rPr>
+        <w:t xml:space="preserve">6. </w:t>
+      </w:r>
+      <w:r>
+        <w:rPr>
+          <w:sz w:val="28"/>
+          <w:szCs w:val="28"/>
+          <w:lang w:val="en-US"/>
+        </w:rPr>
+        <w:t>Session</w:t>
+      </w:r>
+      <w:r>
+        <w:rPr>
+          <w:sz w:val="28"/>
+          <w:szCs w:val="28"/>
+        </w:rPr>
+        <w:t xml:space="preserve"> </w:t>
+      </w:r>
+      <w:r>
+        <w:rPr>
+          <w:sz w:val="28"/>
+          <w:szCs w:val="28"/>
+          <w:lang w:val="en-US"/>
+        </w:rPr>
+        <w:t>Stickiness</w:t>
+      </w:r>
+      <w:r>
+        <w:rPr>
+          <w:sz w:val="28"/>
+          <w:szCs w:val="28"/>
+        </w:rPr>
+        <w:t xml:space="preserve"> </w:t>
+      </w:r>
+      <w:r>
+        <w:rPr>
+          <w:sz w:val="28"/>
+          <w:szCs w:val="28"/>
+        </w:rPr>
+        <w:t>моделирует особый вид пользовательских запросов – повторные запросы от одинаковых пользователей должны быть обработаны на одинаковых серверах.</w:t>
+      </w:r>
+    </w:p>
+    <w:p>
+      <w:pPr>
+        <w:jc w:val="center"/>
+        <w:rPr>
+          <w:b/>
+          <w:bCs/>
+          <w:sz w:val="44"/>
+          <w:szCs w:val="44"/>
+        </w:rPr>
+      </w:pPr>
+    </w:p>
+    <w:p>
+      <w:pPr>
+        <w:jc w:val="center"/>
+        <w:rPr>
+          <w:b/>
+          <w:bCs/>
+          <w:sz w:val="44"/>
+          <w:szCs w:val="44"/>
+        </w:rPr>
+      </w:pPr>
+    </w:p>
+    <w:p>
+      <w:pPr>
+        <w:jc w:val="center"/>
+        <w:rPr>
+          <w:b/>
+          <w:bCs/>
+          <w:sz w:val="44"/>
+          <w:szCs w:val="44"/>
+        </w:rPr>
+      </w:pPr>
+    </w:p>
+    <w:p>
+      <w:pPr>
+        <w:jc w:val="center"/>
+        <w:rPr>
+          <w:b/>
+          <w:bCs/>
+          <w:sz w:val="44"/>
+          <w:szCs w:val="44"/>
+        </w:rPr>
+      </w:pPr>
+    </w:p>
+    <w:p>
+      <w:pPr>
+        <w:jc w:val="center"/>
+        <w:rPr>
+          <w:b/>
+          <w:bCs/>
+          <w:sz w:val="44"/>
+          <w:szCs w:val="44"/>
+        </w:rPr>
+      </w:pPr>
+    </w:p>
+    <w:p>
+      <w:pPr>
+        <w:jc w:val="center"/>
+        <w:rPr>
+          <w:b/>
+          <w:bCs/>
+          <w:sz w:val="44"/>
+          <w:szCs w:val="44"/>
+        </w:rPr>
+      </w:pPr>
+    </w:p>
+    <w:p>
+      <w:pPr>
+        <w:jc w:val="center"/>
+        <w:rPr>
+          <w:b/>
+          <w:bCs/>
+          <w:sz w:val="44"/>
+          <w:szCs w:val="44"/>
+        </w:rPr>
+      </w:pPr>
+    </w:p>
+    <w:p>
+      <w:pPr>
+        <w:jc w:val="center"/>
+        <w:rPr>
+          <w:b/>
+          <w:bCs/>
+          <w:sz w:val="44"/>
+          <w:szCs w:val="44"/>
+        </w:rPr>
+      </w:pPr>
+    </w:p>
+    <w:p>
+      <w:pPr>
+        <w:jc w:val="center"/>
+        <w:rPr>
+          <w:b/>
+          <w:bCs/>
+          <w:sz w:val="44"/>
+          <w:szCs w:val="44"/>
+        </w:rPr>
+      </w:pPr>
+    </w:p>
+    <w:p>
+      <w:pPr>
+        <w:jc w:val="center"/>
+        <w:rPr>
+          <w:b/>
+          <w:bCs/>
+          <w:sz w:val="44"/>
+          <w:szCs w:val="44"/>
+        </w:rPr>
+      </w:pPr>
+    </w:p>
+    <w:p>
+      <w:pPr>
+        <w:jc w:val="center"/>
+        <w:rPr>
+          <w:b/>
+          <w:bCs/>
+          <w:sz w:val="44"/>
+          <w:szCs w:val="44"/>
+        </w:rPr>
+      </w:pPr>
+      <w:r>
+        <w:rPr>
+          <w:b/>
+          <w:bCs/>
+          <w:sz w:val="44"/>
+          <w:szCs w:val="44"/>
+        </w:rPr>
+        <w:lastRenderedPageBreak/>
+        <w:t>Техническая реализация</w:t>
+      </w:r>
+    </w:p>
+    <w:p>
+      <w:pPr>
         <w:rPr>
           <w:sz w:val="36"/>
           <w:szCs w:val="36"/>
           <w:u w:val="single"/>
         </w:rPr>
+      </w:pPr>
+      <w:r>
+        <w:rPr>
+          <w:sz w:val="36"/>
+          <w:szCs w:val="36"/>
+          <w:u w:val="single"/>
+        </w:rPr>
+        <w:t>Балансировщик</w:t>
+      </w:r>
+    </w:p>
+    <w:p>
+      <w:pPr>
+        <w:rPr>
+          <w:sz w:val="28"/>
+          <w:szCs w:val="28"/>
+        </w:rPr>
+      </w:pPr>
+      <w:r>
+        <w:rPr>
+          <w:sz w:val="28"/>
+          <w:szCs w:val="28"/>
+        </w:rPr>
+        <w:t>Чтобы провести исследование, был реализова</w:t>
+      </w:r>
+      <w:r>
+        <w:rPr>
+          <w:sz w:val="28"/>
+          <w:szCs w:val="28"/>
+        </w:rPr>
+        <w:t xml:space="preserve">н многопоточный балансировщик нагрузки, способный использовать один из нескольких алгоритмов балансировки: </w:t>
+      </w:r>
+      <w:proofErr w:type="spellStart"/>
+      <w:r>
+        <w:rPr>
+          <w:sz w:val="28"/>
+          <w:szCs w:val="28"/>
+        </w:rPr>
+        <w:t>Round</w:t>
+      </w:r>
+      <w:proofErr w:type="spellEnd"/>
+      <w:r>
+        <w:rPr>
+          <w:sz w:val="28"/>
+          <w:szCs w:val="28"/>
+        </w:rPr>
+        <w:t xml:space="preserve"> </w:t>
+      </w:r>
+      <w:proofErr w:type="spellStart"/>
+      <w:r>
+        <w:rPr>
+          <w:sz w:val="28"/>
+          <w:szCs w:val="28"/>
+        </w:rPr>
+        <w:t>Robin</w:t>
+      </w:r>
+      <w:proofErr w:type="spellEnd"/>
+      <w:r>
+        <w:rPr>
+          <w:sz w:val="28"/>
+          <w:szCs w:val="28"/>
+        </w:rPr>
+        <w:t xml:space="preserve">, </w:t>
+      </w:r>
+      <w:proofErr w:type="spellStart"/>
+      <w:r>
+        <w:rPr>
+          <w:sz w:val="28"/>
+          <w:szCs w:val="28"/>
+        </w:rPr>
+        <w:t>Weighted</w:t>
+      </w:r>
+      <w:proofErr w:type="spellEnd"/>
+      <w:r>
+        <w:rPr>
+          <w:sz w:val="28"/>
+          <w:szCs w:val="28"/>
+        </w:rPr>
+        <w:t xml:space="preserve"> </w:t>
+      </w:r>
+      <w:proofErr w:type="spellStart"/>
+      <w:r>
+        <w:rPr>
+          <w:sz w:val="28"/>
+          <w:szCs w:val="28"/>
+        </w:rPr>
+        <w:t>Round</w:t>
+      </w:r>
+      <w:proofErr w:type="spellEnd"/>
+      <w:r>
+        <w:rPr>
+          <w:sz w:val="28"/>
+          <w:szCs w:val="28"/>
+        </w:rPr>
+        <w:t xml:space="preserve"> </w:t>
+      </w:r>
+      <w:proofErr w:type="spellStart"/>
+      <w:r>
+        <w:rPr>
+          <w:sz w:val="28"/>
+          <w:szCs w:val="28"/>
+        </w:rPr>
+        <w:t>Robin</w:t>
+      </w:r>
+      <w:proofErr w:type="spellEnd"/>
+      <w:r>
+        <w:rPr>
+          <w:sz w:val="28"/>
+          <w:szCs w:val="28"/>
+        </w:rPr>
+        <w:t xml:space="preserve">, </w:t>
+      </w:r>
+      <w:proofErr w:type="spellStart"/>
+      <w:r>
+        <w:rPr>
+          <w:sz w:val="28"/>
+          <w:szCs w:val="28"/>
+        </w:rPr>
+        <w:t>Least</w:t>
+      </w:r>
+      <w:proofErr w:type="spellEnd"/>
+      <w:r>
+        <w:rPr>
+          <w:sz w:val="28"/>
+          <w:szCs w:val="28"/>
+        </w:rPr>
+        <w:t xml:space="preserve"> </w:t>
+      </w:r>
+      <w:proofErr w:type="spellStart"/>
+      <w:r>
+        <w:rPr>
+          <w:sz w:val="28"/>
+          <w:szCs w:val="28"/>
+        </w:rPr>
+        <w:t>Connections</w:t>
+      </w:r>
+      <w:proofErr w:type="spellEnd"/>
+      <w:r>
+        <w:rPr>
+          <w:sz w:val="28"/>
+          <w:szCs w:val="28"/>
+        </w:rPr>
+        <w:t xml:space="preserve">, </w:t>
+      </w:r>
+      <w:proofErr w:type="spellStart"/>
+      <w:r>
+        <w:rPr>
+          <w:sz w:val="28"/>
+          <w:szCs w:val="28"/>
+        </w:rPr>
+        <w:t>Consistent</w:t>
+      </w:r>
+      <w:proofErr w:type="spellEnd"/>
+      <w:r>
+        <w:rPr>
+          <w:sz w:val="28"/>
+          <w:szCs w:val="28"/>
+        </w:rPr>
+        <w:t xml:space="preserve"> </w:t>
+      </w:r>
+      <w:proofErr w:type="spellStart"/>
+      <w:r>
+        <w:rPr>
+          <w:sz w:val="28"/>
+          <w:szCs w:val="28"/>
+        </w:rPr>
+        <w:t>Hashing</w:t>
+      </w:r>
+      <w:proofErr w:type="spellEnd"/>
+      <w:r>
+        <w:rPr>
+          <w:sz w:val="28"/>
+          <w:szCs w:val="28"/>
+        </w:rPr>
+        <w:t>.</w:t>
+      </w:r>
+    </w:p>
+    <w:p>
+      <w:pPr>
+        <w:rPr>
+          <w:sz w:val="28"/>
+          <w:szCs w:val="28"/>
+        </w:rPr>
+      </w:pPr>
+      <w:r>
+        <w:rPr>
+          <w:sz w:val="28"/>
+          <w:szCs w:val="28"/>
+        </w:rPr>
+        <w:t>Б</w:t>
+      </w:r>
+      <w:r>
+        <w:rPr>
+          <w:sz w:val="28"/>
+          <w:szCs w:val="28"/>
+        </w:rPr>
+        <w:t xml:space="preserve">алансировщик представляет собой масштабируемую платформу для экспериментов, где многопоточность обеспечивает параллельную обработку на серверах, асинхронность на </w:t>
+      </w:r>
+      <w:proofErr w:type="spellStart"/>
+      <w:r>
+        <w:rPr>
+          <w:sz w:val="28"/>
+          <w:szCs w:val="28"/>
+        </w:rPr>
+        <w:t>корутинах</w:t>
+      </w:r>
+      <w:proofErr w:type="spellEnd"/>
+      <w:r>
+        <w:rPr>
+          <w:sz w:val="28"/>
+          <w:szCs w:val="28"/>
+        </w:rPr>
+        <w:t xml:space="preserve"> </w:t>
+      </w:r>
+      <w:r>
+        <w:rPr>
+          <w:sz w:val="28"/>
+          <w:szCs w:val="28"/>
+        </w:rPr>
+        <w:t xml:space="preserve">– </w:t>
+      </w:r>
+      <w:r>
+        <w:rPr>
+          <w:sz w:val="28"/>
+          <w:szCs w:val="28"/>
+        </w:rPr>
+        <w:t xml:space="preserve">эффективную генерацию нагрузки, а унифицированный JSON-интерфейс </w:t>
+      </w:r>
+      <w:r>
+        <w:rPr>
+          <w:sz w:val="28"/>
+          <w:szCs w:val="28"/>
+        </w:rPr>
+        <w:t>–</w:t>
+      </w:r>
+      <w:r>
+        <w:rPr>
+          <w:sz w:val="28"/>
+          <w:szCs w:val="28"/>
+        </w:rPr>
+        <w:t xml:space="preserve"> воспроизводимость и автоматизацию тестов.</w:t>
+      </w:r>
+    </w:p>
+    <w:p>
+      <w:pPr>
+        <w:pStyle w:val="Standard"/>
+        <w:rPr>
+          <w:sz w:val="28"/>
+          <w:szCs w:val="28"/>
+        </w:rPr>
+      </w:pPr>
+      <w:r>
+        <w:rPr>
+          <w:sz w:val="28"/>
+          <w:szCs w:val="28"/>
+        </w:rPr>
+        <w:t xml:space="preserve">Архитектура балансировщика построена на разделении ответственности между компонентами и комбинировании многопоточности с асинхронным выполнением на основе </w:t>
+      </w:r>
+      <w:proofErr w:type="spellStart"/>
+      <w:r>
+        <w:rPr>
+          <w:sz w:val="28"/>
+          <w:szCs w:val="28"/>
+        </w:rPr>
+        <w:t>корутин</w:t>
+      </w:r>
+      <w:proofErr w:type="spellEnd"/>
+      <w:r>
+        <w:rPr>
+          <w:sz w:val="28"/>
+          <w:szCs w:val="28"/>
+        </w:rPr>
+        <w:t xml:space="preserve"> C++20 и библиотеки </w:t>
+      </w:r>
+      <w:proofErr w:type="spellStart"/>
+      <w:r>
+        <w:rPr>
+          <w:sz w:val="28"/>
+          <w:szCs w:val="28"/>
+        </w:rPr>
+        <w:t>Asio</w:t>
+      </w:r>
+      <w:proofErr w:type="spellEnd"/>
+      <w:r>
+        <w:rPr>
+          <w:sz w:val="28"/>
+          <w:szCs w:val="28"/>
+        </w:rPr>
+        <w:t>.</w:t>
+      </w:r>
+    </w:p>
+    <w:p>
+      <w:pPr>
+        <w:pStyle w:val="Standard"/>
+        <w:numPr>
+          <w:ilvl w:val="0"/>
+          <w:numId w:val="7"/>
+        </w:numPr>
+        <w:rPr>
+          <w:sz w:val="28"/>
+          <w:szCs w:val="28"/>
+        </w:rPr>
+      </w:pPr>
+      <w:r>
+        <w:rPr>
+          <w:sz w:val="28"/>
+          <w:szCs w:val="28"/>
+        </w:rPr>
+        <w:t>Менеджер балансировки</w:t>
+      </w:r>
+    </w:p>
+    <w:p>
+      <w:pPr>
+        <w:pStyle w:val="Standard"/>
+        <w:rPr>
+          <w:sz w:val="28"/>
+          <w:szCs w:val="28"/>
+        </w:rPr>
+      </w:pPr>
+      <w:r>
+        <w:rPr>
+          <w:sz w:val="28"/>
+          <w:szCs w:val="28"/>
+        </w:rPr>
+        <w:t>Менеджер балансировки (</w:t>
+      </w:r>
+      <w:proofErr w:type="spellStart"/>
+      <w:r>
+        <w:rPr>
+          <w:sz w:val="28"/>
+          <w:szCs w:val="28"/>
+        </w:rPr>
+        <w:t>ServerManager</w:t>
+      </w:r>
+      <w:proofErr w:type="spellEnd"/>
+      <w:r>
+        <w:rPr>
+          <w:sz w:val="28"/>
+          <w:szCs w:val="28"/>
+        </w:rPr>
+        <w:t>) принимает задачи от клиентов и направляет их на выбранный алгоритмом сервер. Он может работать как синхронно (выбор сервера в потоке клиента), так и с собственным пулом потоков-</w:t>
+      </w:r>
+      <w:proofErr w:type="spellStart"/>
+      <w:r>
+        <w:rPr>
+          <w:sz w:val="28"/>
+          <w:szCs w:val="28"/>
+        </w:rPr>
+        <w:t>воркеров</w:t>
+      </w:r>
+      <w:proofErr w:type="spellEnd"/>
+      <w:r>
+        <w:rPr>
+          <w:sz w:val="28"/>
+          <w:szCs w:val="28"/>
+        </w:rPr>
+        <w:t xml:space="preserve">, что позволяет измерять накладные расходы алгоритма и изолировать задержки выбора от клиентов. Доступ к списку серверов защищён блокировкой чтения-записи, а политика выбора инкапсулирована за абстрактным интерфейсом, допускающим </w:t>
+      </w:r>
+      <w:proofErr w:type="spellStart"/>
+      <w:r>
+        <w:rPr>
+          <w:sz w:val="28"/>
+          <w:szCs w:val="28"/>
+        </w:rPr>
+        <w:t>потокобезопасную</w:t>
+      </w:r>
+      <w:proofErr w:type="spellEnd"/>
+      <w:r>
+        <w:rPr>
+          <w:sz w:val="28"/>
+          <w:szCs w:val="28"/>
+        </w:rPr>
+        <w:t xml:space="preserve"> реализацию.</w:t>
+      </w:r>
+    </w:p>
+    <w:p>
+      <w:pPr>
+        <w:pStyle w:val="Standard"/>
+        <w:numPr>
+          <w:ilvl w:val="0"/>
+          <w:numId w:val="7"/>
+        </w:numPr>
+        <w:rPr>
+          <w:sz w:val="28"/>
+          <w:szCs w:val="28"/>
+        </w:rPr>
+      </w:pPr>
+      <w:r>
+        <w:rPr>
+          <w:sz w:val="28"/>
+          <w:szCs w:val="28"/>
+        </w:rPr>
+        <w:t>Серверы</w:t>
+      </w:r>
+    </w:p>
+    <w:p>
+      <w:pPr>
+        <w:pStyle w:val="Standard"/>
+        <w:rPr>
+          <w:sz w:val="28"/>
+          <w:szCs w:val="28"/>
+        </w:rPr>
+      </w:pPr>
+      <w:r>
+        <w:rPr>
+          <w:sz w:val="28"/>
+          <w:szCs w:val="28"/>
+        </w:rPr>
+        <w:t>Серверы моделируются как независимые сущности с ограниченными вычислительными ресурсами. Каждый сервер имеет собственный пул потоков (</w:t>
+      </w:r>
+      <w:proofErr w:type="spellStart"/>
+      <w:r>
+        <w:rPr>
+          <w:sz w:val="28"/>
+          <w:szCs w:val="28"/>
+        </w:rPr>
+        <w:t>max_parallel_requests</w:t>
+      </w:r>
+      <w:proofErr w:type="spellEnd"/>
+      <w:r>
+        <w:rPr>
+          <w:sz w:val="28"/>
+          <w:szCs w:val="28"/>
+        </w:rPr>
+        <w:t xml:space="preserve">), который параллельно выполняет задачи, имитируя обработку через задержку, зависящую от текущей загрузки и статических параметров (вес, ёмкость, фоновая загрузка). Модель нагрузки сервера </w:t>
+      </w:r>
+      <w:proofErr w:type="spellStart"/>
+      <w:r>
+        <w:rPr>
+          <w:sz w:val="28"/>
+          <w:szCs w:val="28"/>
+        </w:rPr>
+        <w:t>параметризуется</w:t>
+      </w:r>
+      <w:proofErr w:type="spellEnd"/>
+      <w:r>
+        <w:rPr>
+          <w:sz w:val="28"/>
+          <w:szCs w:val="28"/>
+        </w:rPr>
+        <w:t>: скорость восстановления, фактор замедления, порог отклонения задачи при перегрузке и другие коэффициенты позволяют гибко настраивать поведение. При падении сервера все ожидающие и новые задачи немедленно получают исключение, а статистика фиксирует отказы.</w:t>
+      </w:r>
+    </w:p>
+    <w:p>
+      <w:pPr>
+        <w:pStyle w:val="Standard"/>
+        <w:rPr>
+          <w:sz w:val="28"/>
+          <w:szCs w:val="28"/>
+        </w:rPr>
+      </w:pPr>
+      <w:r>
+        <w:rPr>
+          <w:sz w:val="28"/>
+          <w:szCs w:val="28"/>
+        </w:rPr>
+        <w:t>Динамическое изменение топологии (</w:t>
+      </w:r>
+      <w:proofErr w:type="spellStart"/>
+      <w:r>
+        <w:rPr>
+          <w:sz w:val="28"/>
+          <w:szCs w:val="28"/>
+        </w:rPr>
+        <w:t>churn</w:t>
+      </w:r>
+      <w:proofErr w:type="spellEnd"/>
+      <w:r>
+        <w:rPr>
+          <w:sz w:val="28"/>
+          <w:szCs w:val="28"/>
+        </w:rPr>
+        <w:t xml:space="preserve">) поддерживается через возможность добавления и удаления серверов во время теста по таймерам. </w:t>
+      </w:r>
+      <w:r>
+        <w:rPr>
+          <w:sz w:val="28"/>
+          <w:szCs w:val="28"/>
+        </w:rPr>
+        <w:lastRenderedPageBreak/>
+        <w:t xml:space="preserve">В сочетании с политиками </w:t>
+      </w:r>
+      <w:proofErr w:type="spellStart"/>
+      <w:r>
+        <w:rPr>
+          <w:sz w:val="28"/>
+          <w:szCs w:val="28"/>
+        </w:rPr>
+        <w:t>перебалансировки</w:t>
+      </w:r>
+      <w:proofErr w:type="spellEnd"/>
+      <w:r>
+        <w:rPr>
+          <w:sz w:val="28"/>
+          <w:szCs w:val="28"/>
+        </w:rPr>
+        <w:t xml:space="preserve"> это позволяет измерять миграцию запросов - долю трафика, перенаправленного на другие серверы после изменения состава.</w:t>
+      </w:r>
+    </w:p>
+    <w:p>
+      <w:pPr>
+        <w:pStyle w:val="Standard"/>
+        <w:numPr>
+          <w:ilvl w:val="0"/>
+          <w:numId w:val="7"/>
+        </w:numPr>
+        <w:rPr>
+          <w:sz w:val="28"/>
+          <w:szCs w:val="28"/>
+        </w:rPr>
+      </w:pPr>
+      <w:r>
+        <w:rPr>
+          <w:sz w:val="28"/>
+          <w:szCs w:val="28"/>
+        </w:rPr>
+        <w:t>Клиенты</w:t>
+      </w:r>
+    </w:p>
+    <w:p>
+      <w:pPr>
+        <w:pStyle w:val="Standard"/>
+        <w:rPr>
+          <w:sz w:val="28"/>
+          <w:szCs w:val="28"/>
+        </w:rPr>
+      </w:pPr>
+      <w:r>
+        <w:rPr>
+          <w:sz w:val="28"/>
+          <w:szCs w:val="28"/>
+        </w:rPr>
+        <w:t xml:space="preserve">Клиенты реализованы как легковесные </w:t>
+      </w:r>
+      <w:proofErr w:type="spellStart"/>
+      <w:r>
+        <w:rPr>
+          <w:sz w:val="28"/>
+          <w:szCs w:val="28"/>
+        </w:rPr>
+        <w:t>корутины</w:t>
+      </w:r>
+      <w:proofErr w:type="spellEnd"/>
+      <w:r>
+        <w:rPr>
+          <w:sz w:val="28"/>
+          <w:szCs w:val="28"/>
+        </w:rPr>
+        <w:t xml:space="preserve">, работающие на одном или нескольких </w:t>
+      </w:r>
+      <w:proofErr w:type="spellStart"/>
+      <w:r>
+        <w:rPr>
+          <w:sz w:val="28"/>
+          <w:szCs w:val="28"/>
+        </w:rPr>
+        <w:t>event</w:t>
+      </w:r>
+      <w:proofErr w:type="spellEnd"/>
+      <w:r>
+        <w:rPr>
+          <w:sz w:val="28"/>
+          <w:szCs w:val="28"/>
+        </w:rPr>
+        <w:t xml:space="preserve"> </w:t>
+      </w:r>
+      <w:proofErr w:type="spellStart"/>
+      <w:r>
+        <w:rPr>
+          <w:sz w:val="28"/>
+          <w:szCs w:val="28"/>
+        </w:rPr>
+        <w:t>loop</w:t>
+      </w:r>
+      <w:proofErr w:type="spellEnd"/>
+      <w:r>
+        <w:rPr>
+          <w:sz w:val="28"/>
+          <w:szCs w:val="28"/>
+        </w:rPr>
+        <w:t xml:space="preserve"> (</w:t>
+      </w:r>
+      <w:proofErr w:type="spellStart"/>
+      <w:proofErr w:type="gramStart"/>
+      <w:r>
+        <w:rPr>
+          <w:sz w:val="28"/>
+          <w:szCs w:val="28"/>
+        </w:rPr>
+        <w:t>asio</w:t>
+      </w:r>
+      <w:proofErr w:type="spellEnd"/>
+      <w:r>
+        <w:rPr>
+          <w:sz w:val="28"/>
+          <w:szCs w:val="28"/>
+        </w:rPr>
+        <w:t>::</w:t>
+      </w:r>
+      <w:proofErr w:type="spellStart"/>
+      <w:proofErr w:type="gramEnd"/>
+      <w:r>
+        <w:rPr>
+          <w:sz w:val="28"/>
+          <w:szCs w:val="28"/>
+        </w:rPr>
+        <w:t>io_context</w:t>
+      </w:r>
+      <w:proofErr w:type="spellEnd"/>
+      <w:r>
+        <w:rPr>
+          <w:sz w:val="28"/>
+          <w:szCs w:val="28"/>
+        </w:rPr>
+        <w:t xml:space="preserve">). Каждая клиентская </w:t>
+      </w:r>
+      <w:proofErr w:type="spellStart"/>
+      <w:r>
+        <w:rPr>
+          <w:sz w:val="28"/>
+          <w:szCs w:val="28"/>
+        </w:rPr>
+        <w:t>корутина</w:t>
+      </w:r>
+      <w:proofErr w:type="spellEnd"/>
+      <w:r>
+        <w:rPr>
+          <w:sz w:val="28"/>
+          <w:szCs w:val="28"/>
+        </w:rPr>
+        <w:t xml:space="preserve"> циклически генерирует запросы, выдерживая </w:t>
+      </w:r>
+      <w:proofErr w:type="spellStart"/>
+      <w:r>
+        <w:rPr>
+          <w:sz w:val="28"/>
+          <w:szCs w:val="28"/>
+        </w:rPr>
+        <w:t>межзапросный</w:t>
+      </w:r>
+      <w:proofErr w:type="spellEnd"/>
+      <w:r>
+        <w:rPr>
+          <w:sz w:val="28"/>
+          <w:szCs w:val="28"/>
+        </w:rPr>
+        <w:t xml:space="preserve"> интервал, заданный одним из настраиваемых генераторов (константа, равномерное, нормальное, экспоненциальное, логнормальное распределение или циклическая последовательность). Отправка задачи менеджеру и ожидание ответа происходят асинхронно: для интеграции </w:t>
+      </w:r>
+      <w:proofErr w:type="spellStart"/>
+      <w:proofErr w:type="gramStart"/>
+      <w:r>
+        <w:rPr>
+          <w:sz w:val="28"/>
+          <w:szCs w:val="28"/>
+        </w:rPr>
+        <w:t>std</w:t>
+      </w:r>
+      <w:proofErr w:type="spellEnd"/>
+      <w:r>
+        <w:rPr>
+          <w:sz w:val="28"/>
+          <w:szCs w:val="28"/>
+        </w:rPr>
+        <w:t>::</w:t>
+      </w:r>
+      <w:proofErr w:type="spellStart"/>
+      <w:proofErr w:type="gramEnd"/>
+      <w:r>
+        <w:rPr>
+          <w:sz w:val="28"/>
+          <w:szCs w:val="28"/>
+        </w:rPr>
+        <w:t>future</w:t>
+      </w:r>
+      <w:proofErr w:type="spellEnd"/>
+      <w:r>
+        <w:rPr>
+          <w:sz w:val="28"/>
+          <w:szCs w:val="28"/>
+        </w:rPr>
+        <w:t xml:space="preserve"> с </w:t>
+      </w:r>
+      <w:proofErr w:type="spellStart"/>
+      <w:r>
+        <w:rPr>
+          <w:sz w:val="28"/>
+          <w:szCs w:val="28"/>
+        </w:rPr>
+        <w:t>корутинами</w:t>
+      </w:r>
+      <w:proofErr w:type="spellEnd"/>
+      <w:r>
+        <w:rPr>
+          <w:sz w:val="28"/>
+          <w:szCs w:val="28"/>
+        </w:rPr>
+        <w:t xml:space="preserve"> реализован механизм периодического опроса готовности </w:t>
+      </w:r>
+      <w:proofErr w:type="spellStart"/>
+      <w:r>
+        <w:rPr>
+          <w:sz w:val="28"/>
+          <w:szCs w:val="28"/>
+        </w:rPr>
+        <w:t>future</w:t>
+      </w:r>
+      <w:proofErr w:type="spellEnd"/>
+      <w:r>
+        <w:rPr>
+          <w:sz w:val="28"/>
+          <w:szCs w:val="28"/>
+        </w:rPr>
+        <w:t xml:space="preserve"> с помощью таймеров </w:t>
+      </w:r>
+      <w:proofErr w:type="spellStart"/>
+      <w:r>
+        <w:rPr>
+          <w:sz w:val="28"/>
+          <w:szCs w:val="28"/>
+        </w:rPr>
+        <w:t>Asio</w:t>
+      </w:r>
+      <w:proofErr w:type="spellEnd"/>
+      <w:r>
+        <w:rPr>
+          <w:sz w:val="28"/>
+          <w:szCs w:val="28"/>
+        </w:rPr>
+        <w:t>. Это позволяет тысячам конкурентных клиентов работать на ограниченном числе потоков, не блокируя их.</w:t>
+      </w:r>
+    </w:p>
+    <w:p>
+      <w:pPr>
+        <w:pStyle w:val="Standard"/>
+        <w:numPr>
+          <w:ilvl w:val="0"/>
+          <w:numId w:val="7"/>
+        </w:numPr>
+        <w:rPr>
+          <w:sz w:val="28"/>
+          <w:szCs w:val="28"/>
+        </w:rPr>
+      </w:pPr>
+      <w:r>
+        <w:rPr>
+          <w:sz w:val="28"/>
+          <w:szCs w:val="28"/>
+        </w:rPr>
+        <w:t>Статистика</w:t>
+      </w:r>
+    </w:p>
+    <w:p>
+      <w:pPr>
+        <w:pStyle w:val="Standard"/>
+        <w:rPr>
+          <w:sz w:val="28"/>
+          <w:szCs w:val="28"/>
+        </w:rPr>
+      </w:pPr>
+      <w:r>
+        <w:rPr>
+          <w:sz w:val="28"/>
+          <w:szCs w:val="28"/>
+        </w:rPr>
+        <w:t xml:space="preserve">Сбор статистики осуществляется централизованным </w:t>
+      </w:r>
+      <w:proofErr w:type="spellStart"/>
+      <w:r>
+        <w:rPr>
+          <w:sz w:val="28"/>
+          <w:szCs w:val="28"/>
+        </w:rPr>
+        <w:t>потокобезопасным</w:t>
+      </w:r>
+      <w:proofErr w:type="spellEnd"/>
+      <w:r>
+        <w:rPr>
+          <w:sz w:val="28"/>
+          <w:szCs w:val="28"/>
+        </w:rPr>
+        <w:t xml:space="preserve"> коллектором. На протяжении эксперимента собираются латентности всех успешных запросов (с гистограммой), счётчики отказов по причинам (перегрузка, падение сервера, таймаут), а также периодические снимки состояния серверов и очередей. По окончании прогона агрегированные данные </w:t>
+      </w:r>
+      <w:proofErr w:type="spellStart"/>
+      <w:r>
+        <w:rPr>
+          <w:sz w:val="28"/>
+          <w:szCs w:val="28"/>
+        </w:rPr>
+        <w:t>сериализуются</w:t>
+      </w:r>
+      <w:proofErr w:type="spellEnd"/>
+      <w:r>
+        <w:rPr>
+          <w:sz w:val="28"/>
+          <w:szCs w:val="28"/>
+        </w:rPr>
+        <w:t xml:space="preserve"> в JSON согласно фиксированной схеме, что упрощает последующий анализ и визуализацию.</w:t>
+      </w:r>
+    </w:p>
+    <w:p>
+      <w:pPr>
+        <w:pStyle w:val="Standard"/>
+        <w:numPr>
+          <w:ilvl w:val="0"/>
+          <w:numId w:val="7"/>
+        </w:numPr>
+        <w:rPr>
+          <w:sz w:val="28"/>
+          <w:szCs w:val="28"/>
+        </w:rPr>
+      </w:pPr>
+      <w:r>
+        <w:rPr>
+          <w:sz w:val="28"/>
+          <w:szCs w:val="28"/>
+        </w:rPr>
+        <w:t>Генерация значений</w:t>
+      </w:r>
+    </w:p>
+    <w:p>
+      <w:pPr>
+        <w:pStyle w:val="Standard"/>
+        <w:rPr>
+          <w:sz w:val="28"/>
+          <w:szCs w:val="28"/>
+        </w:rPr>
+      </w:pPr>
+      <w:r>
+        <w:rPr>
+          <w:sz w:val="28"/>
+          <w:szCs w:val="28"/>
+        </w:rPr>
+        <w:t>Генераторы параметров (</w:t>
+      </w:r>
+      <w:proofErr w:type="spellStart"/>
+      <w:r>
+        <w:rPr>
+          <w:sz w:val="28"/>
+          <w:szCs w:val="28"/>
+        </w:rPr>
+        <w:t>ValueGenerator</w:t>
+      </w:r>
+      <w:proofErr w:type="spellEnd"/>
+      <w:r>
+        <w:rPr>
+          <w:sz w:val="28"/>
+          <w:szCs w:val="28"/>
+        </w:rPr>
+        <w:t>) унифицируют способ задания изменяющихся величин - стоимости задач, интервалов, фоновой загрузки. Они конструируются из JSON-</w:t>
+      </w:r>
+      <w:proofErr w:type="spellStart"/>
+      <w:r>
+        <w:rPr>
+          <w:sz w:val="28"/>
+          <w:szCs w:val="28"/>
+        </w:rPr>
+        <w:t>пресета</w:t>
+      </w:r>
+      <w:proofErr w:type="spellEnd"/>
+      <w:r>
+        <w:rPr>
+          <w:sz w:val="28"/>
+          <w:szCs w:val="28"/>
+        </w:rPr>
+        <w:t>, что позволяет без перекомпиляции описывать сложные профили нагрузки.</w:t>
+      </w:r>
+    </w:p>
+    <w:p>
+      <w:pPr>
+        <w:rPr>
+          <w:sz w:val="36"/>
+          <w:szCs w:val="36"/>
+          <w:u w:val="single"/>
+        </w:rPr>
+      </w:pPr>
+      <w:r>
+        <w:rPr>
+          <w:sz w:val="36"/>
+          <w:szCs w:val="36"/>
+          <w:u w:val="single"/>
+        </w:rPr>
+        <w:t>Графический интерфейс для тестирования</w:t>
+      </w:r>
+    </w:p>
+    <w:p>
+      <w:pPr>
+        <w:rPr>
+          <w:sz w:val="28"/>
+          <w:szCs w:val="28"/>
+        </w:rPr>
+      </w:pPr>
+      <w:r>
+        <w:rPr>
+          <w:sz w:val="28"/>
+          <w:szCs w:val="28"/>
+        </w:rPr>
+        <w:t xml:space="preserve">В ходе исследования проводился бенчмаркинг с использованием </w:t>
+      </w:r>
+      <w:proofErr w:type="spellStart"/>
+      <w:r>
+        <w:rPr>
+          <w:sz w:val="28"/>
+          <w:szCs w:val="28"/>
+        </w:rPr>
+        <w:t>пресетов</w:t>
+      </w:r>
+      <w:proofErr w:type="spellEnd"/>
+      <w:r>
+        <w:rPr>
+          <w:sz w:val="28"/>
+          <w:szCs w:val="28"/>
+        </w:rPr>
+        <w:t>.</w:t>
+      </w:r>
+      <w:r>
+        <w:rPr>
+          <w:sz w:val="28"/>
+          <w:szCs w:val="28"/>
+        </w:rPr>
+        <w:t xml:space="preserve"> Чтобы сделать этот процесс простым и наглядным, был разработан графический веб-интерфейс на </w:t>
+      </w:r>
+      <w:r>
+        <w:rPr>
+          <w:sz w:val="28"/>
+          <w:szCs w:val="28"/>
+          <w:lang w:val="en-US"/>
+        </w:rPr>
+        <w:t>Python</w:t>
+      </w:r>
+      <w:r>
+        <w:rPr>
+          <w:sz w:val="28"/>
+          <w:szCs w:val="28"/>
+        </w:rPr>
+        <w:t xml:space="preserve">. Он позволял просто и удобно создавать </w:t>
+      </w:r>
+      <w:proofErr w:type="spellStart"/>
+      <w:r>
+        <w:rPr>
+          <w:sz w:val="28"/>
+          <w:szCs w:val="28"/>
+        </w:rPr>
+        <w:t>пресеты</w:t>
+      </w:r>
+      <w:proofErr w:type="spellEnd"/>
+      <w:r>
+        <w:rPr>
+          <w:sz w:val="28"/>
+          <w:szCs w:val="28"/>
+        </w:rPr>
+        <w:t xml:space="preserve"> профилей нагрузки, а также анализировать статистику после запуска </w:t>
+      </w:r>
+      <w:proofErr w:type="spellStart"/>
+      <w:r>
+        <w:rPr>
+          <w:sz w:val="28"/>
+          <w:szCs w:val="28"/>
+        </w:rPr>
+        <w:t>тестбенча</w:t>
+      </w:r>
+      <w:proofErr w:type="spellEnd"/>
+      <w:r>
+        <w:rPr>
+          <w:sz w:val="28"/>
+          <w:szCs w:val="28"/>
+        </w:rPr>
+        <w:t>.</w:t>
+      </w:r>
+    </w:p>
+    <w:p>
+      <w:pPr>
+        <w:rPr>
+          <w:sz w:val="28"/>
+          <w:szCs w:val="28"/>
+        </w:rPr>
+      </w:pPr>
+      <w:r>
+        <w:rPr>
+          <w:sz w:val="28"/>
+          <w:szCs w:val="28"/>
+        </w:rPr>
+        <w:t xml:space="preserve">Для описания экспериментов и воспроизводимого запуска разработан единый JSON-формат </w:t>
+      </w:r>
+      <w:proofErr w:type="spellStart"/>
+      <w:r>
+        <w:rPr>
+          <w:sz w:val="28"/>
+          <w:szCs w:val="28"/>
+        </w:rPr>
+        <w:t>пресетов</w:t>
+      </w:r>
+      <w:proofErr w:type="spellEnd"/>
+      <w:r>
+        <w:rPr>
+          <w:sz w:val="28"/>
+          <w:szCs w:val="28"/>
+        </w:rPr>
+        <w:t>, схема которого (</w:t>
+      </w:r>
+      <w:proofErr w:type="spellStart"/>
+      <w:r>
+        <w:rPr>
+          <w:sz w:val="28"/>
+          <w:szCs w:val="28"/>
+        </w:rPr>
+        <w:t>preset-</w:t>
+      </w:r>
+      <w:proofErr w:type="gramStart"/>
+      <w:r>
+        <w:rPr>
+          <w:sz w:val="28"/>
+          <w:szCs w:val="28"/>
+        </w:rPr>
+        <w:t>schema.json</w:t>
+      </w:r>
+      <w:proofErr w:type="spellEnd"/>
+      <w:proofErr w:type="gramEnd"/>
+      <w:r>
+        <w:rPr>
+          <w:sz w:val="28"/>
+          <w:szCs w:val="28"/>
+        </w:rPr>
+        <w:t xml:space="preserve">) </w:t>
+      </w:r>
+      <w:r>
+        <w:rPr>
+          <w:sz w:val="28"/>
+          <w:szCs w:val="28"/>
+        </w:rPr>
+        <w:lastRenderedPageBreak/>
+        <w:t xml:space="preserve">содержит все параметры: алгоритм, длительность, </w:t>
+      </w:r>
+      <w:proofErr w:type="spellStart"/>
+      <w:r>
+        <w:rPr>
+          <w:sz w:val="28"/>
+          <w:szCs w:val="28"/>
+        </w:rPr>
+        <w:t>seed</w:t>
+      </w:r>
+      <w:proofErr w:type="spellEnd"/>
+      <w:r>
+        <w:rPr>
+          <w:sz w:val="28"/>
+          <w:szCs w:val="28"/>
+        </w:rPr>
+        <w:t xml:space="preserve">, список серверов с весами и ёмкостью, конфигурацию клиентских групп с генераторами задержек и стоимости задач, политики повторных попыток, окна активности и глобальные лимиты запросов. Общие определения (генераторы, модель сервера) вынесены в </w:t>
+      </w:r>
+      <w:proofErr w:type="spellStart"/>
+      <w:r>
+        <w:rPr>
+          <w:sz w:val="28"/>
+          <w:szCs w:val="28"/>
+        </w:rPr>
+        <w:t>common-</w:t>
+      </w:r>
+      <w:proofErr w:type="gramStart"/>
+      <w:r>
+        <w:rPr>
+          <w:sz w:val="28"/>
+          <w:szCs w:val="28"/>
+        </w:rPr>
+        <w:t>defs.json</w:t>
+      </w:r>
+      <w:proofErr w:type="spellEnd"/>
+      <w:proofErr w:type="gramEnd"/>
+      <w:r>
+        <w:rPr>
+          <w:sz w:val="28"/>
+          <w:szCs w:val="28"/>
+        </w:rPr>
+        <w:t>, что позволяет повторно использовать их и в схеме выходных результатов.</w:t>
+      </w:r>
+    </w:p>
+    <w:p>
+      <w:pPr>
+        <w:rPr>
+          <w:sz w:val="28"/>
+          <w:szCs w:val="28"/>
+        </w:rPr>
+      </w:pPr>
+      <w:r>
+        <w:rPr>
+          <w:sz w:val="28"/>
+          <w:szCs w:val="28"/>
+        </w:rPr>
+        <w:t>Результат каждого прогона представляет собой JSON-отчёт (</w:t>
+      </w:r>
+      <w:proofErr w:type="spellStart"/>
+      <w:r>
+        <w:rPr>
+          <w:sz w:val="28"/>
+          <w:szCs w:val="28"/>
+        </w:rPr>
+        <w:t>result-</w:t>
+      </w:r>
+      <w:proofErr w:type="gramStart"/>
+      <w:r>
+        <w:rPr>
+          <w:sz w:val="28"/>
+          <w:szCs w:val="28"/>
+        </w:rPr>
+        <w:t>schema.json</w:t>
+      </w:r>
+      <w:proofErr w:type="spellEnd"/>
+      <w:proofErr w:type="gramEnd"/>
+      <w:r>
+        <w:rPr>
+          <w:sz w:val="28"/>
+          <w:szCs w:val="28"/>
+        </w:rPr>
+        <w:t>), содержащий:</w:t>
+      </w:r>
+    </w:p>
+    <w:p>
+      <w:pPr>
+        <w:pStyle w:val="Standard"/>
+        <w:numPr>
+          <w:ilvl w:val="0"/>
+          <w:numId w:val="7"/>
+        </w:numPr>
+        <w:rPr>
+          <w:sz w:val="28"/>
+          <w:szCs w:val="28"/>
+        </w:rPr>
+      </w:pPr>
+      <w:proofErr w:type="spellStart"/>
+      <w:r>
+        <w:rPr>
+          <w:sz w:val="28"/>
+          <w:szCs w:val="28"/>
+        </w:rPr>
+        <w:t>totals</w:t>
+      </w:r>
+      <w:proofErr w:type="spellEnd"/>
+      <w:r>
+        <w:rPr>
+          <w:sz w:val="28"/>
+          <w:szCs w:val="28"/>
+        </w:rPr>
+        <w:t xml:space="preserve"> - общее число запросов, успешных, проваленных, повторов, фактическую длительность и пропускную способность;</w:t>
+      </w:r>
+    </w:p>
+    <w:p>
+      <w:pPr>
+        <w:pStyle w:val="Standard"/>
+        <w:numPr>
+          <w:ilvl w:val="0"/>
+          <w:numId w:val="7"/>
+        </w:numPr>
+        <w:rPr>
+          <w:sz w:val="28"/>
+          <w:szCs w:val="28"/>
+        </w:rPr>
+      </w:pPr>
+      <w:proofErr w:type="spellStart"/>
+      <w:r>
+        <w:rPr>
+          <w:sz w:val="28"/>
+          <w:szCs w:val="28"/>
+        </w:rPr>
+        <w:t>latency</w:t>
+      </w:r>
+      <w:proofErr w:type="spellEnd"/>
+      <w:r>
+        <w:rPr>
+          <w:sz w:val="28"/>
+          <w:szCs w:val="28"/>
+        </w:rPr>
+        <w:t xml:space="preserve"> - агрегированную статистику задержек (минимум, максимум, среднее, стандартное отклонение, перцентили p50/p95/p99, гистограмму распределения);</w:t>
+      </w:r>
+    </w:p>
+    <w:p>
+      <w:pPr>
+        <w:pStyle w:val="Standard"/>
+        <w:numPr>
+          <w:ilvl w:val="0"/>
+          <w:numId w:val="7"/>
+        </w:numPr>
+        <w:rPr>
+          <w:sz w:val="28"/>
+          <w:szCs w:val="28"/>
+        </w:rPr>
+      </w:pPr>
+      <w:proofErr w:type="spellStart"/>
+      <w:r>
+        <w:rPr>
+          <w:sz w:val="28"/>
+          <w:szCs w:val="28"/>
+        </w:rPr>
+        <w:t>failures</w:t>
+      </w:r>
+      <w:proofErr w:type="spellEnd"/>
+      <w:r>
+        <w:rPr>
+          <w:sz w:val="28"/>
+          <w:szCs w:val="28"/>
+        </w:rPr>
+        <w:t xml:space="preserve"> - распределение отказов по причинам (перегрузка сервера, падение, таймаут клиента);</w:t>
+      </w:r>
+    </w:p>
+    <w:p>
+      <w:pPr>
+        <w:pStyle w:val="Standard"/>
+        <w:numPr>
+          <w:ilvl w:val="0"/>
+          <w:numId w:val="7"/>
+        </w:numPr>
+        <w:rPr>
+          <w:sz w:val="28"/>
+          <w:szCs w:val="28"/>
+        </w:rPr>
+      </w:pPr>
+      <w:proofErr w:type="spellStart"/>
+      <w:r>
+        <w:rPr>
+          <w:sz w:val="28"/>
+          <w:szCs w:val="28"/>
+        </w:rPr>
+        <w:t>timeline</w:t>
+      </w:r>
+      <w:proofErr w:type="spellEnd"/>
+      <w:r>
+        <w:rPr>
+          <w:sz w:val="28"/>
+          <w:szCs w:val="28"/>
+        </w:rPr>
+        <w:t xml:space="preserve"> - временной ряд с шагом 1 секунда, отражающий динамику активных соединений, новых запросов, успешных и провальных завершений, средней и p95 латентности, а также усреднённой загрузки серверов;</w:t>
+      </w:r>
+    </w:p>
+    <w:p>
+      <w:pPr>
+        <w:pStyle w:val="Standard"/>
+        <w:numPr>
+          <w:ilvl w:val="0"/>
+          <w:numId w:val="7"/>
+        </w:numPr>
+        <w:rPr>
+          <w:sz w:val="28"/>
+          <w:szCs w:val="28"/>
+        </w:rPr>
+      </w:pPr>
+      <w:proofErr w:type="spellStart"/>
+      <w:r>
+        <w:rPr>
+          <w:sz w:val="28"/>
+          <w:szCs w:val="28"/>
+        </w:rPr>
+        <w:t>servers</w:t>
+      </w:r>
+      <w:proofErr w:type="spellEnd"/>
+      <w:r>
+        <w:rPr>
+          <w:sz w:val="28"/>
+          <w:szCs w:val="28"/>
+        </w:rPr>
+        <w:t xml:space="preserve"> и </w:t>
+      </w:r>
+      <w:proofErr w:type="spellStart"/>
+      <w:r>
+        <w:rPr>
+          <w:sz w:val="28"/>
+          <w:szCs w:val="28"/>
+        </w:rPr>
+        <w:t>client_groups</w:t>
+      </w:r>
+      <w:proofErr w:type="spellEnd"/>
+      <w:r>
+        <w:rPr>
+          <w:sz w:val="28"/>
+          <w:szCs w:val="28"/>
+        </w:rPr>
+        <w:t xml:space="preserve"> - детализированную статистику по каждому серверу и каждой клиентской группе.</w:t>
+      </w:r>
+    </w:p>
+    <w:p>
+      <w:pPr>
+        <w:pStyle w:val="Standard"/>
+        <w:rPr>
+          <w:sz w:val="28"/>
+          <w:szCs w:val="28"/>
+        </w:rPr>
+      </w:pPr>
+      <w:r>
+        <w:rPr>
+          <w:sz w:val="28"/>
+          <w:szCs w:val="28"/>
+        </w:rPr>
+        <w:t>Такая структура делает результаты самодостаточными и удобными для анализа, визуализации или сравнения экспериментов.</w:t>
+      </w:r>
+    </w:p>
+    <w:p>
+      <w:pPr>
+        <w:pStyle w:val="Standard"/>
+        <w:rPr>
+          <w:sz w:val="28"/>
+          <w:szCs w:val="28"/>
+        </w:rPr>
+      </w:pPr>
+      <w:r>
+        <w:rPr>
+          <w:sz w:val="28"/>
+          <w:szCs w:val="28"/>
+        </w:rPr>
+        <w:t>Для управления экспериментами и наглядного анализа разработан веб-интерфейс на Python (</w:t>
+      </w:r>
+      <w:proofErr w:type="spellStart"/>
+      <w:r>
+        <w:rPr>
+          <w:sz w:val="28"/>
+          <w:szCs w:val="28"/>
+        </w:rPr>
+        <w:t>FastAPI</w:t>
+      </w:r>
+      <w:proofErr w:type="spellEnd"/>
+      <w:r>
+        <w:rPr>
+          <w:sz w:val="28"/>
+          <w:szCs w:val="28"/>
+        </w:rPr>
+        <w:t>), который:</w:t>
+      </w:r>
+    </w:p>
+    <w:p>
+      <w:pPr>
+        <w:pStyle w:val="Standard"/>
+        <w:numPr>
+          <w:ilvl w:val="0"/>
+          <w:numId w:val="8"/>
+        </w:numPr>
+        <w:rPr>
+          <w:sz w:val="28"/>
+          <w:szCs w:val="28"/>
+        </w:rPr>
+      </w:pPr>
+      <w:r>
+        <w:rPr>
+          <w:sz w:val="28"/>
+          <w:szCs w:val="28"/>
+        </w:rPr>
+        <w:t xml:space="preserve">предоставляет форму для конструирования </w:t>
+      </w:r>
+      <w:proofErr w:type="spellStart"/>
+      <w:r>
+        <w:rPr>
+          <w:sz w:val="28"/>
+          <w:szCs w:val="28"/>
+        </w:rPr>
+        <w:t>пресета</w:t>
+      </w:r>
+      <w:proofErr w:type="spellEnd"/>
+      <w:r>
+        <w:rPr>
+          <w:sz w:val="28"/>
+          <w:szCs w:val="28"/>
+        </w:rPr>
+        <w:t xml:space="preserve"> (серверы, группы клиентов, генераторы, алгоритмы);</w:t>
+      </w:r>
+    </w:p>
+    <w:p>
+      <w:pPr>
+        <w:pStyle w:val="Standard"/>
+        <w:numPr>
+          <w:ilvl w:val="0"/>
+          <w:numId w:val="8"/>
+        </w:numPr>
+        <w:rPr>
+          <w:sz w:val="28"/>
+          <w:szCs w:val="28"/>
+        </w:rPr>
+      </w:pPr>
+      <w:r>
+        <w:rPr>
+          <w:sz w:val="28"/>
+          <w:szCs w:val="28"/>
+        </w:rPr>
+        <w:t xml:space="preserve">позволяет сохранять </w:t>
+      </w:r>
+      <w:proofErr w:type="spellStart"/>
+      <w:r>
+        <w:rPr>
+          <w:sz w:val="28"/>
+          <w:szCs w:val="28"/>
+        </w:rPr>
+        <w:t>пресеты</w:t>
+      </w:r>
+      <w:proofErr w:type="spellEnd"/>
+      <w:r>
+        <w:rPr>
+          <w:sz w:val="28"/>
+          <w:szCs w:val="28"/>
+        </w:rPr>
+        <w:t xml:space="preserve"> и запускать прогоны на C++ бенчмарке, автоматически находя собранный </w:t>
+      </w:r>
+      <w:r>
+        <w:rPr>
+          <w:sz w:val="28"/>
+          <w:szCs w:val="28"/>
+        </w:rPr>
+        <w:t>исполняемый файл</w:t>
+      </w:r>
+      <w:r>
+        <w:rPr>
+          <w:sz w:val="28"/>
+          <w:szCs w:val="28"/>
+        </w:rPr>
+        <w:t xml:space="preserve"> в </w:t>
+      </w:r>
+      <w:proofErr w:type="spellStart"/>
+      <w:r>
+        <w:rPr>
+          <w:sz w:val="28"/>
+          <w:szCs w:val="28"/>
+        </w:rPr>
+        <w:t>build</w:t>
+      </w:r>
+      <w:proofErr w:type="spellEnd"/>
+      <w:r>
+        <w:rPr>
+          <w:sz w:val="28"/>
+          <w:szCs w:val="28"/>
+        </w:rPr>
+        <w:t>/;</w:t>
+      </w:r>
+    </w:p>
+    <w:p>
+      <w:pPr>
+        <w:pStyle w:val="Standard"/>
+        <w:numPr>
+          <w:ilvl w:val="0"/>
+          <w:numId w:val="8"/>
+        </w:numPr>
+        <w:rPr>
+          <w:sz w:val="28"/>
+          <w:szCs w:val="28"/>
+        </w:rPr>
+      </w:pPr>
+      <w:r>
+        <w:rPr>
+          <w:sz w:val="28"/>
+          <w:szCs w:val="28"/>
+        </w:rPr>
+        <w:t xml:space="preserve">накапливает историю запусков и отображает результаты в виде интерактивных графиков (линейные графики </w:t>
+      </w:r>
+      <w:proofErr w:type="spellStart"/>
+      <w:r>
+        <w:rPr>
+          <w:sz w:val="28"/>
+          <w:szCs w:val="28"/>
+        </w:rPr>
+        <w:t>таймлайна</w:t>
+      </w:r>
+      <w:proofErr w:type="spellEnd"/>
+      <w:r>
+        <w:rPr>
+          <w:sz w:val="28"/>
+          <w:szCs w:val="28"/>
+        </w:rPr>
+        <w:t>, столбчатые диаграммы загрузки серверов, распределение отказов);</w:t>
+      </w:r>
+    </w:p>
+    <w:p>
+      <w:pPr>
+        <w:pStyle w:val="Standard"/>
+        <w:numPr>
+          <w:ilvl w:val="0"/>
+          <w:numId w:val="8"/>
+        </w:numPr>
+        <w:rPr>
+          <w:sz w:val="28"/>
+          <w:szCs w:val="28"/>
+        </w:rPr>
+      </w:pPr>
+      <w:r>
+        <w:rPr>
+          <w:sz w:val="28"/>
+          <w:szCs w:val="28"/>
+        </w:rPr>
+        <w:t>поддерживает экспорт/импорт JSON, что упрощает совместную работу и воспроизводимость.</w:t>
+      </w:r>
+    </w:p>
+    <w:p>
+      <w:pPr>
+        <w:pStyle w:val="Standard"/>
+        <w:ind w:left="360"/>
+        <w:rPr>
+          <w:sz w:val="28"/>
+          <w:szCs w:val="28"/>
+        </w:rPr>
+      </w:pPr>
+    </w:p>
+    <w:p>
+      <w:pPr>
+        <w:pStyle w:val="Standard"/>
+      </w:pPr>
+      <w:r>
+        <w:rPr>
+          <w:sz w:val="28"/>
+          <w:szCs w:val="28"/>
+        </w:rPr>
+        <w:t>С</w:t>
+      </w:r>
+      <w:r>
+        <w:rPr>
+          <w:sz w:val="28"/>
+          <w:szCs w:val="28"/>
+        </w:rPr>
+        <w:t xml:space="preserve">истема </w:t>
+      </w:r>
+      <w:r>
+        <w:rPr>
+          <w:sz w:val="28"/>
+          <w:szCs w:val="28"/>
+        </w:rPr>
+        <w:t>максимально упрощает</w:t>
+      </w:r>
+      <w:r>
+        <w:rPr>
+          <w:sz w:val="28"/>
+          <w:szCs w:val="28"/>
+        </w:rPr>
+        <w:t xml:space="preserve"> цикл экспериментов: от конфигурирования сценария в JSON до получения детализированного отчёта и визуального анализа.</w:t>
+      </w:r>
+    </w:p>
+    <w:p>
+      <w:pPr>
+        <w:pStyle w:val="Standard"/>
+        <w:rPr>
+          <w:sz w:val="28"/>
+          <w:szCs w:val="28"/>
+        </w:rPr>
+      </w:pPr>
+    </w:p>
+    <w:p>
+      <w:pPr>
+        <w:jc w:val="center"/>
+        <w:rPr>
+          <w:b/>
+          <w:bCs/>
+          <w:sz w:val="44"/>
+          <w:szCs w:val="44"/>
+        </w:rPr>
+      </w:pPr>
+      <w:r>
+        <w:rPr>
+          <w:b/>
+          <w:bCs/>
+          <w:sz w:val="44"/>
+          <w:szCs w:val="44"/>
+        </w:rPr>
         <w:t>Экспериментальная часть</w:t>
       </w:r>
     </w:p>
@@ -908,568 +3479,22 @@
           <w:sz w:val="28"/>
           <w:szCs w:val="28"/>
         </w:rPr>
-        <w:t xml:space="preserve">Для анализа эффективности алгоритмов балансировки были изучены и применены несколько типов профилей нагрузки: </w:t>
-      </w:r>
-      <w:proofErr w:type="spellStart"/>
-      <w:r>
-        <w:rPr>
-          <w:sz w:val="28"/>
-          <w:szCs w:val="28"/>
-        </w:rPr>
-        <w:t>Uniform</w:t>
-      </w:r>
-      <w:proofErr w:type="spellEnd"/>
-      <w:r>
-        <w:rPr>
-          <w:sz w:val="28"/>
-          <w:szCs w:val="28"/>
-        </w:rPr>
-        <w:t xml:space="preserve">, </w:t>
-      </w:r>
-      <w:proofErr w:type="spellStart"/>
-      <w:r>
-        <w:rPr>
-          <w:sz w:val="28"/>
-          <w:szCs w:val="28"/>
-        </w:rPr>
-        <w:t>Variable</w:t>
-      </w:r>
-      <w:proofErr w:type="spellEnd"/>
-      <w:r>
-        <w:rPr>
-          <w:sz w:val="28"/>
-          <w:szCs w:val="28"/>
-        </w:rPr>
-        <w:t xml:space="preserve"> </w:t>
-      </w:r>
-      <w:proofErr w:type="spellStart"/>
-      <w:r>
-        <w:rPr>
-          <w:sz w:val="28"/>
-          <w:szCs w:val="28"/>
-        </w:rPr>
-        <w:t>Request</w:t>
-      </w:r>
-      <w:proofErr w:type="spellEnd"/>
-      <w:r>
-        <w:rPr>
-          <w:sz w:val="28"/>
-          <w:szCs w:val="28"/>
-        </w:rPr>
-        <w:t xml:space="preserve"> Cost, Server </w:t>
-      </w:r>
-      <w:proofErr w:type="spellStart"/>
-      <w:r>
-        <w:rPr>
-          <w:sz w:val="28"/>
-          <w:szCs w:val="28"/>
-        </w:rPr>
-        <w:t>Heterogeneity</w:t>
-      </w:r>
-      <w:proofErr w:type="spellEnd"/>
-      <w:r>
-        <w:rPr>
-          <w:sz w:val="28"/>
-          <w:szCs w:val="28"/>
-        </w:rPr>
-        <w:t xml:space="preserve">, </w:t>
-      </w:r>
-      <w:proofErr w:type="spellStart"/>
-      <w:r>
-        <w:rPr>
-          <w:sz w:val="28"/>
-          <w:szCs w:val="28"/>
-        </w:rPr>
-        <w:t>Burst</w:t>
-      </w:r>
-      <w:proofErr w:type="spellEnd"/>
-      <w:r>
-        <w:rPr>
-          <w:sz w:val="28"/>
-          <w:szCs w:val="28"/>
-        </w:rPr>
-        <w:t xml:space="preserve">, </w:t>
-      </w:r>
-      <w:proofErr w:type="spellStart"/>
-      <w:r>
-        <w:rPr>
-          <w:sz w:val="28"/>
-          <w:szCs w:val="28"/>
-        </w:rPr>
-        <w:t>Churn</w:t>
-      </w:r>
-      <w:proofErr w:type="spellEnd"/>
-      <w:r>
-        <w:rPr>
-          <w:sz w:val="28"/>
-          <w:szCs w:val="28"/>
-        </w:rPr>
-        <w:t xml:space="preserve"> </w:t>
-      </w:r>
-      <w:r>
-        <w:rPr>
-          <w:sz w:val="28"/>
-          <w:szCs w:val="28"/>
-        </w:rPr>
-        <w:t>и</w:t>
-      </w:r>
-      <w:r>
-        <w:rPr>
-          <w:sz w:val="28"/>
-          <w:szCs w:val="28"/>
-        </w:rPr>
-        <w:t xml:space="preserve"> </w:t>
-      </w:r>
-      <w:proofErr w:type="spellStart"/>
-      <w:r>
-        <w:rPr>
-          <w:sz w:val="28"/>
-          <w:szCs w:val="28"/>
-        </w:rPr>
-        <w:t>Session</w:t>
-      </w:r>
-      <w:proofErr w:type="spellEnd"/>
-      <w:r>
-        <w:rPr>
-          <w:sz w:val="28"/>
-          <w:szCs w:val="28"/>
-        </w:rPr>
-        <w:t xml:space="preserve"> </w:t>
-      </w:r>
-      <w:proofErr w:type="spellStart"/>
-      <w:r>
-        <w:rPr>
-          <w:sz w:val="28"/>
-          <w:szCs w:val="28"/>
-        </w:rPr>
-        <w:t>Stickiness</w:t>
-      </w:r>
-      <w:proofErr w:type="spellEnd"/>
-      <w:r>
-        <w:rPr>
-          <w:sz w:val="28"/>
-          <w:szCs w:val="28"/>
-        </w:rPr>
-        <w:t>.</w:t>
-      </w:r>
-    </w:p>
-    <w:p>
-      <w:pPr>
-        <w:rPr>
-          <w:sz w:val="28"/>
-          <w:szCs w:val="28"/>
-        </w:rPr>
-      </w:pPr>
-      <w:r>
-        <w:rPr>
-          <w:sz w:val="28"/>
-          <w:szCs w:val="28"/>
-        </w:rPr>
-        <w:t>Каждый профиль моделирует разные состоянии нагрузки на систему:</w:t>
-      </w:r>
-      <w:r>
-        <w:rPr>
-          <w:sz w:val="28"/>
-          <w:szCs w:val="28"/>
-        </w:rPr>
-        <w:br/>
-      </w:r>
-      <w:r>
-        <w:rPr>
-          <w:sz w:val="28"/>
-          <w:szCs w:val="28"/>
-        </w:rPr>
-        <w:t xml:space="preserve">1. </w:t>
-      </w:r>
-      <w:r>
-        <w:rPr>
-          <w:sz w:val="28"/>
-          <w:szCs w:val="28"/>
-          <w:lang w:val="en-US"/>
-        </w:rPr>
-        <w:t>Uniform</w:t>
-      </w:r>
-      <w:r>
-        <w:rPr>
-          <w:sz w:val="28"/>
-          <w:szCs w:val="28"/>
-        </w:rPr>
-        <w:t xml:space="preserve"> </w:t>
-      </w:r>
-      <w:r>
-        <w:rPr>
-          <w:sz w:val="28"/>
-          <w:szCs w:val="28"/>
-        </w:rPr>
-        <w:t>моделирует нагрузку в периоды низкой пользовательской активности – равномерные запросы низкой вычислительной стоимости.</w:t>
-      </w:r>
-    </w:p>
-    <w:p>
-      <w:pPr>
-        <w:rPr>
-          <w:sz w:val="28"/>
-          <w:szCs w:val="28"/>
-        </w:rPr>
-      </w:pPr>
-      <w:r>
-        <w:rPr>
-          <w:sz w:val="28"/>
-          <w:szCs w:val="28"/>
-        </w:rPr>
-        <w:t xml:space="preserve">2. </w:t>
-      </w:r>
-      <w:r>
-        <w:rPr>
-          <w:sz w:val="28"/>
-          <w:szCs w:val="28"/>
-          <w:lang w:val="en-US"/>
-        </w:rPr>
-        <w:t>Variable</w:t>
-      </w:r>
-      <w:r>
-        <w:rPr>
-          <w:sz w:val="28"/>
-          <w:szCs w:val="28"/>
-        </w:rPr>
-        <w:t xml:space="preserve"> </w:t>
-      </w:r>
-      <w:r>
-        <w:rPr>
-          <w:sz w:val="28"/>
-          <w:szCs w:val="28"/>
-          <w:lang w:val="en-US"/>
-        </w:rPr>
-        <w:t>Request</w:t>
-      </w:r>
-      <w:r>
-        <w:rPr>
-          <w:sz w:val="28"/>
-          <w:szCs w:val="28"/>
-        </w:rPr>
-        <w:t xml:space="preserve"> </w:t>
-      </w:r>
-      <w:r>
-        <w:rPr>
-          <w:sz w:val="28"/>
-          <w:szCs w:val="28"/>
-          <w:lang w:val="en-US"/>
-        </w:rPr>
-        <w:t>Cost</w:t>
-      </w:r>
-      <w:r>
-        <w:rPr>
-          <w:sz w:val="28"/>
-          <w:szCs w:val="28"/>
-        </w:rPr>
-        <w:t xml:space="preserve"> </w:t>
-      </w:r>
-      <w:r>
-        <w:rPr>
-          <w:sz w:val="28"/>
-          <w:szCs w:val="28"/>
-        </w:rPr>
-        <w:t>моделирует</w:t>
-      </w:r>
-      <w:r>
-        <w:rPr>
-          <w:sz w:val="28"/>
-          <w:szCs w:val="28"/>
-        </w:rPr>
-        <w:t xml:space="preserve"> </w:t>
-      </w:r>
-      <w:r>
-        <w:rPr>
-          <w:sz w:val="28"/>
-          <w:szCs w:val="28"/>
-        </w:rPr>
-        <w:t>среднестатистическую нагрузку – запросы равномерной частоты, но варьирующейся вычислительной стоимости.</w:t>
-      </w:r>
-    </w:p>
-    <w:p>
-      <w:pPr>
-        <w:rPr>
-          <w:sz w:val="28"/>
-          <w:szCs w:val="28"/>
-        </w:rPr>
-      </w:pPr>
-      <w:r>
-        <w:rPr>
-          <w:sz w:val="28"/>
-          <w:szCs w:val="28"/>
-        </w:rPr>
-        <w:t xml:space="preserve">3. </w:t>
-      </w:r>
-      <w:r>
-        <w:rPr>
-          <w:sz w:val="28"/>
-          <w:szCs w:val="28"/>
-          <w:lang w:val="en-US"/>
-        </w:rPr>
-        <w:t>Server</w:t>
-      </w:r>
-      <w:r>
-        <w:rPr>
-          <w:sz w:val="28"/>
-          <w:szCs w:val="28"/>
-        </w:rPr>
-        <w:t xml:space="preserve"> </w:t>
-      </w:r>
-      <w:proofErr w:type="spellStart"/>
-      <w:r>
-        <w:rPr>
-          <w:sz w:val="28"/>
-          <w:szCs w:val="28"/>
-          <w:lang w:val="en-US"/>
-        </w:rPr>
-        <w:t>Heterogenity</w:t>
-      </w:r>
-      <w:proofErr w:type="spellEnd"/>
-      <w:r>
-        <w:rPr>
-          <w:sz w:val="28"/>
-          <w:szCs w:val="28"/>
-        </w:rPr>
-        <w:t xml:space="preserve"> моделирует систему с серверами разной вычислительной мощности.</w:t>
-      </w:r>
-    </w:p>
-    <w:p>
-      <w:pPr>
-        <w:rPr>
-          <w:sz w:val="28"/>
-          <w:szCs w:val="28"/>
-        </w:rPr>
-      </w:pPr>
-      <w:r>
-        <w:rPr>
-          <w:sz w:val="28"/>
-          <w:szCs w:val="28"/>
-        </w:rPr>
-        <w:t xml:space="preserve">4. </w:t>
-      </w:r>
-      <w:r>
-        <w:rPr>
-          <w:sz w:val="28"/>
-          <w:szCs w:val="28"/>
-          <w:lang w:val="en-US"/>
-        </w:rPr>
-        <w:t>Burst</w:t>
-      </w:r>
-      <w:r>
-        <w:rPr>
-          <w:sz w:val="28"/>
-          <w:szCs w:val="28"/>
-        </w:rPr>
-        <w:t xml:space="preserve"> </w:t>
-      </w:r>
-      <w:r>
-        <w:rPr>
-          <w:sz w:val="28"/>
-          <w:szCs w:val="28"/>
-        </w:rPr>
-        <w:t>моделирует резкий всплеск активности.</w:t>
-      </w:r>
-    </w:p>
-    <w:p>
-      <w:pPr>
-        <w:rPr>
-          <w:sz w:val="28"/>
-          <w:szCs w:val="28"/>
-        </w:rPr>
-      </w:pPr>
-      <w:r>
-        <w:rPr>
-          <w:sz w:val="28"/>
-          <w:szCs w:val="28"/>
-        </w:rPr>
-        <w:t xml:space="preserve">5. </w:t>
-      </w:r>
-      <w:r>
-        <w:rPr>
-          <w:sz w:val="28"/>
-          <w:szCs w:val="28"/>
-          <w:lang w:val="en-US"/>
-        </w:rPr>
-        <w:t>Churn</w:t>
-      </w:r>
-      <w:r>
-        <w:rPr>
-          <w:sz w:val="28"/>
-          <w:szCs w:val="28"/>
-        </w:rPr>
-        <w:t xml:space="preserve"> </w:t>
-      </w:r>
-      <w:r>
-        <w:rPr>
-          <w:sz w:val="28"/>
-          <w:szCs w:val="28"/>
-        </w:rPr>
-        <w:t>моделирует систему с часто сменяющимися серверами.</w:t>
-      </w:r>
-    </w:p>
-    <w:p>
-      <w:pPr>
-        <w:rPr>
-          <w:sz w:val="28"/>
-          <w:szCs w:val="28"/>
-        </w:rPr>
-      </w:pPr>
-      <w:r>
-        <w:rPr>
-          <w:sz w:val="28"/>
-          <w:szCs w:val="28"/>
-        </w:rPr>
-        <w:t xml:space="preserve">6. </w:t>
-      </w:r>
-      <w:r>
-        <w:rPr>
-          <w:sz w:val="28"/>
-          <w:szCs w:val="28"/>
-          <w:lang w:val="en-US"/>
-        </w:rPr>
-        <w:t>Session</w:t>
-      </w:r>
-      <w:r>
-        <w:rPr>
-          <w:sz w:val="28"/>
-          <w:szCs w:val="28"/>
-        </w:rPr>
-        <w:t xml:space="preserve"> </w:t>
-      </w:r>
-      <w:r>
-        <w:rPr>
-          <w:sz w:val="28"/>
-          <w:szCs w:val="28"/>
-          <w:lang w:val="en-US"/>
-        </w:rPr>
-        <w:t>Stickiness</w:t>
-      </w:r>
-      <w:r>
-        <w:rPr>
-          <w:sz w:val="28"/>
-          <w:szCs w:val="28"/>
-        </w:rPr>
-        <w:t xml:space="preserve"> </w:t>
-      </w:r>
-      <w:r>
-        <w:rPr>
-          <w:sz w:val="28"/>
-          <w:szCs w:val="28"/>
-        </w:rPr>
-        <w:t>моделирует особый вид пользовательских запросов – повторные запросы от одинаковых пользователей должны быть обработаны на одинаковых серверах.</w:t>
-      </w:r>
-    </w:p>
-    <w:p>
-      <w:pPr>
-        <w:rPr>
-          <w:sz w:val="28"/>
-          <w:szCs w:val="28"/>
-        </w:rPr>
-      </w:pPr>
-      <w:r>
-        <w:rPr>
-          <w:sz w:val="28"/>
-          <w:szCs w:val="28"/>
-        </w:rPr>
-        <w:lastRenderedPageBreak/>
-        <w:t>Для непосредственного тестирования и анализа данных</w:t>
-      </w:r>
-      <w:r>
-        <w:rPr>
-          <w:sz w:val="28"/>
-          <w:szCs w:val="28"/>
-        </w:rPr>
-        <w:t xml:space="preserve"> не использовалось профиля </w:t>
-      </w:r>
-      <w:r>
-        <w:rPr>
-          <w:sz w:val="28"/>
-          <w:szCs w:val="28"/>
-          <w:lang w:val="en-US"/>
-        </w:rPr>
-        <w:t>Server</w:t>
-      </w:r>
-      <w:r>
-        <w:rPr>
-          <w:sz w:val="28"/>
-          <w:szCs w:val="28"/>
-        </w:rPr>
-        <w:t xml:space="preserve"> </w:t>
-      </w:r>
-      <w:proofErr w:type="spellStart"/>
-      <w:r>
-        <w:rPr>
-          <w:sz w:val="28"/>
-          <w:szCs w:val="28"/>
-          <w:lang w:val="en-US"/>
-        </w:rPr>
-        <w:t>Heterogenity</w:t>
-      </w:r>
-      <w:proofErr w:type="spellEnd"/>
-      <w:r>
-        <w:rPr>
-          <w:sz w:val="28"/>
-          <w:szCs w:val="28"/>
-        </w:rPr>
-        <w:t xml:space="preserve"> </w:t>
-      </w:r>
-      <w:r>
-        <w:rPr>
-          <w:sz w:val="28"/>
-          <w:szCs w:val="28"/>
-        </w:rPr>
-        <w:t>как такового: все профили нагрузки тестировались как с одинаковыми серверами, так и с разными.</w:t>
-      </w:r>
-      <w:r>
-        <w:rPr>
-          <w:sz w:val="28"/>
-          <w:szCs w:val="28"/>
-        </w:rPr>
-        <w:t xml:space="preserve"> </w:t>
-      </w:r>
-      <w:r>
-        <w:rPr>
-          <w:sz w:val="28"/>
-          <w:szCs w:val="28"/>
-        </w:rPr>
-        <w:t>Б</w:t>
-      </w:r>
-      <w:r>
-        <w:rPr>
-          <w:sz w:val="28"/>
-          <w:szCs w:val="28"/>
-        </w:rPr>
-        <w:t xml:space="preserve">ыло разработано </w:t>
-      </w:r>
-      <w:r>
-        <w:rPr>
-          <w:sz w:val="28"/>
-          <w:szCs w:val="28"/>
-          <w:lang w:val="en-US"/>
-        </w:rPr>
-        <w:t>X</w:t>
-      </w:r>
-      <w:r>
-        <w:rPr>
-          <w:sz w:val="28"/>
-          <w:szCs w:val="28"/>
-        </w:rPr>
-        <w:t xml:space="preserve"> </w:t>
-      </w:r>
-      <w:proofErr w:type="spellStart"/>
-      <w:r>
-        <w:rPr>
-          <w:sz w:val="28"/>
-          <w:szCs w:val="28"/>
-        </w:rPr>
-        <w:t>пресетов</w:t>
-      </w:r>
-      <w:proofErr w:type="spellEnd"/>
-      <w:r>
-        <w:rPr>
-          <w:sz w:val="28"/>
-          <w:szCs w:val="28"/>
-        </w:rPr>
-        <w:t>:</w:t>
+        <w:t>Тестирование проходит путём запуска экспериментов: в реальном времени происходит симуляция отправки клиентами запросов и их обработки серверами.</w:t>
+      </w:r>
+    </w:p>
+    <w:p>
+      <w:pPr>
+        <w:rPr>
+          <w:sz w:val="28"/>
+          <w:szCs w:val="28"/>
+        </w:rPr>
+      </w:pPr>
+      <w:r>
+        <w:rPr>
+          <w:sz w:val="28"/>
+          <w:szCs w:val="28"/>
+        </w:rPr>
+        <w:t>Для проведения тщательного тестирования мы убедились в том, чтобы как можно больше факторов было под нашим контролем. Мы можем настраивать следующие параметры для каждого эксперимента:</w:t>
       </w:r>
     </w:p>
     <w:p>
@@ -1477,21 +3502,19 @@
         <w:pStyle w:val="a3"/>
         <w:numPr>
           <w:ilvl w:val="0"/>
-          <w:numId w:val="2"/>
+          <w:numId w:val="6"/>
         </w:numPr>
         <w:rPr>
           <w:sz w:val="28"/>
           <w:szCs w:val="28"/>
-          <w:lang w:val="en-US"/>
-        </w:rPr>
-      </w:pPr>
-      <w:r>
-        <w:rPr>
-          <w:sz w:val="28"/>
-          <w:szCs w:val="28"/>
-          <w:lang w:val="en-US"/>
-        </w:rPr>
-        <w:t>perfect</w:t>
+        </w:rPr>
+      </w:pPr>
+      <w:r>
+        <w:rPr>
+          <w:sz w:val="28"/>
+          <w:szCs w:val="28"/>
+        </w:rPr>
+        <w:t>длительность</w:t>
       </w:r>
     </w:p>
     <w:p>
@@ -1499,46 +3522,34 @@
         <w:pStyle w:val="a3"/>
         <w:numPr>
           <w:ilvl w:val="0"/>
-          <w:numId w:val="2"/>
+          <w:numId w:val="6"/>
         </w:numPr>
         <w:rPr>
           <w:sz w:val="28"/>
           <w:szCs w:val="28"/>
-          <w:lang w:val="en-US"/>
-        </w:rPr>
-      </w:pPr>
-      <w:proofErr w:type="spellStart"/>
-      <w:r>
-        <w:rPr>
-          <w:sz w:val="28"/>
-          <w:szCs w:val="28"/>
-          <w:lang w:val="en-US"/>
-        </w:rPr>
-        <w:t>uniformHMS</w:t>
-      </w:r>
-      <w:proofErr w:type="spellEnd"/>
-      <w:r>
-        <w:rPr>
-          <w:sz w:val="28"/>
-          <w:szCs w:val="28"/>
-          <w:lang w:val="en-US"/>
-        </w:rPr>
-        <w:t xml:space="preserve"> </w:t>
-      </w:r>
-      <w:r>
-        <w:rPr>
-          <w:sz w:val="28"/>
-          <w:szCs w:val="28"/>
-        </w:rPr>
-        <w:t xml:space="preserve">и </w:t>
-      </w:r>
-      <w:r>
-        <w:rPr>
-          <w:sz w:val="28"/>
-          <w:szCs w:val="28"/>
-          <w:lang w:val="en-US"/>
-        </w:rPr>
-        <w:t>uniform</w:t>
+        </w:rPr>
+      </w:pPr>
+      <w:r>
+        <w:rPr>
+          <w:sz w:val="28"/>
+          <w:szCs w:val="28"/>
+          <w:lang w:val="en-US"/>
+        </w:rPr>
+        <w:t>seed</w:t>
+      </w:r>
+      <w:r>
+        <w:rPr>
+          <w:sz w:val="28"/>
+          <w:szCs w:val="28"/>
+        </w:rPr>
+        <w:t xml:space="preserve"> </w:t>
+      </w:r>
+      <w:r>
+        <w:rPr>
+          <w:sz w:val="28"/>
+          <w:szCs w:val="28"/>
+        </w:rPr>
+        <w:t>для генератора случайных чисел</w:t>
       </w:r>
     </w:p>
     <w:p>
@@ -1546,204 +3557,1545 @@
         <w:pStyle w:val="a3"/>
         <w:numPr>
           <w:ilvl w:val="0"/>
-          <w:numId w:val="2"/>
+          <w:numId w:val="6"/>
         </w:numPr>
         <w:rPr>
           <w:sz w:val="28"/>
           <w:szCs w:val="28"/>
-          <w:lang w:val="en-US"/>
-        </w:rPr>
-      </w:pPr>
-      <w:proofErr w:type="spellStart"/>
-      <w:r>
-        <w:rPr>
-          <w:sz w:val="28"/>
-          <w:szCs w:val="28"/>
-          <w:lang w:val="en-US"/>
-        </w:rPr>
-        <w:t>varReqCostHMS</w:t>
-      </w:r>
-      <w:proofErr w:type="spellEnd"/>
-      <w:r>
-        <w:rPr>
-          <w:sz w:val="28"/>
-          <w:szCs w:val="28"/>
-          <w:lang w:val="en-US"/>
-        </w:rPr>
-        <w:t xml:space="preserve"> </w:t>
-      </w:r>
-      <w:r>
-        <w:rPr>
-          <w:sz w:val="28"/>
-          <w:szCs w:val="28"/>
-        </w:rPr>
-        <w:t xml:space="preserve">и </w:t>
-      </w:r>
-      <w:proofErr w:type="spellStart"/>
-      <w:r>
-        <w:rPr>
-          <w:sz w:val="28"/>
-          <w:szCs w:val="28"/>
-          <w:lang w:val="en-US"/>
-        </w:rPr>
-        <w:t>varReqCost</w:t>
-      </w:r>
-      <w:proofErr w:type="spellEnd"/>
+        </w:rPr>
+      </w:pPr>
+      <w:r>
+        <w:rPr>
+          <w:sz w:val="28"/>
+          <w:szCs w:val="28"/>
+        </w:rPr>
+        <w:t>длительность прогрева – периода симуляции без сбора статистики</w:t>
+      </w:r>
     </w:p>
     <w:p>
       <w:pPr>
         <w:pStyle w:val="a3"/>
         <w:numPr>
           <w:ilvl w:val="0"/>
-          <w:numId w:val="2"/>
+          <w:numId w:val="6"/>
         </w:numPr>
         <w:rPr>
           <w:sz w:val="28"/>
           <w:szCs w:val="28"/>
-          <w:lang w:val="en-US"/>
-        </w:rPr>
-      </w:pPr>
-      <w:proofErr w:type="spellStart"/>
-      <w:r>
-        <w:rPr>
-          <w:sz w:val="28"/>
-          <w:szCs w:val="28"/>
-          <w:lang w:val="en-US"/>
-        </w:rPr>
-        <w:t>burstNormHMS</w:t>
-      </w:r>
-      <w:proofErr w:type="spellEnd"/>
-      <w:r>
-        <w:rPr>
-          <w:sz w:val="28"/>
-          <w:szCs w:val="28"/>
-          <w:lang w:val="en-US"/>
-        </w:rPr>
-        <w:t>,</w:t>
-      </w:r>
-      <w:r>
-        <w:rPr>
-          <w:sz w:val="28"/>
-          <w:szCs w:val="28"/>
-          <w:lang w:val="en-US"/>
-        </w:rPr>
-        <w:t xml:space="preserve"> </w:t>
-      </w:r>
-      <w:proofErr w:type="spellStart"/>
-      <w:r>
-        <w:rPr>
-          <w:sz w:val="28"/>
-          <w:szCs w:val="28"/>
-          <w:lang w:val="en-US"/>
-        </w:rPr>
-        <w:t>burstNorm</w:t>
-      </w:r>
-      <w:proofErr w:type="spellEnd"/>
-      <w:r>
-        <w:rPr>
-          <w:sz w:val="28"/>
-          <w:szCs w:val="28"/>
-          <w:lang w:val="en-US"/>
-        </w:rPr>
-        <w:t xml:space="preserve"> </w:t>
-      </w:r>
-      <w:r>
-        <w:rPr>
-          <w:sz w:val="28"/>
-          <w:szCs w:val="28"/>
-        </w:rPr>
-        <w:t>и</w:t>
-      </w:r>
-      <w:r>
-        <w:rPr>
-          <w:sz w:val="28"/>
-          <w:szCs w:val="28"/>
-          <w:lang w:val="en-US"/>
-        </w:rPr>
-        <w:t xml:space="preserve"> </w:t>
-      </w:r>
-      <w:proofErr w:type="spellStart"/>
-      <w:r>
-        <w:rPr>
-          <w:sz w:val="28"/>
-          <w:szCs w:val="28"/>
-          <w:lang w:val="en-US"/>
-        </w:rPr>
-        <w:t>burstNorm_reversed</w:t>
-      </w:r>
-      <w:proofErr w:type="spellEnd"/>
+        </w:rPr>
+      </w:pPr>
+      <w:r>
+        <w:rPr>
+          <w:sz w:val="28"/>
+          <w:szCs w:val="28"/>
+        </w:rPr>
+        <w:t>лимит запросов</w:t>
+      </w:r>
     </w:p>
     <w:p>
       <w:pPr>
         <w:pStyle w:val="a3"/>
         <w:numPr>
           <w:ilvl w:val="0"/>
-          <w:numId w:val="2"/>
+          <w:numId w:val="6"/>
         </w:numPr>
         <w:rPr>
           <w:sz w:val="28"/>
           <w:szCs w:val="28"/>
-          <w:lang w:val="en-US"/>
-        </w:rPr>
-      </w:pPr>
-      <w:proofErr w:type="spellStart"/>
-      <w:r>
-        <w:rPr>
-          <w:sz w:val="28"/>
-          <w:szCs w:val="28"/>
-          <w:lang w:val="en-US"/>
-        </w:rPr>
-        <w:t>churnHMS</w:t>
-      </w:r>
-      <w:proofErr w:type="spellEnd"/>
-      <w:r>
-        <w:rPr>
-          <w:sz w:val="28"/>
-          <w:szCs w:val="28"/>
-          <w:lang w:val="en-US"/>
-        </w:rPr>
-        <w:t xml:space="preserve">, </w:t>
-      </w:r>
-      <w:proofErr w:type="spellStart"/>
-      <w:r>
-        <w:rPr>
-          <w:sz w:val="28"/>
-          <w:szCs w:val="28"/>
-          <w:lang w:val="en-US"/>
-        </w:rPr>
-        <w:t>churnGood</w:t>
-      </w:r>
-      <w:proofErr w:type="spellEnd"/>
-      <w:r>
-        <w:rPr>
-          <w:sz w:val="28"/>
-          <w:szCs w:val="28"/>
-          <w:lang w:val="en-US"/>
-        </w:rPr>
-        <w:t xml:space="preserve">, </w:t>
-      </w:r>
-      <w:proofErr w:type="spellStart"/>
-      <w:r>
-        <w:rPr>
-          <w:sz w:val="28"/>
-          <w:szCs w:val="28"/>
-          <w:lang w:val="en-US"/>
-        </w:rPr>
-        <w:t>churnBad</w:t>
-      </w:r>
-      <w:proofErr w:type="spellEnd"/>
+        </w:rPr>
+      </w:pPr>
+      <w:r>
+        <w:rPr>
+          <w:sz w:val="28"/>
+          <w:szCs w:val="28"/>
+        </w:rPr>
+        <w:t xml:space="preserve">количество </w:t>
+      </w:r>
+      <w:proofErr w:type="spellStart"/>
+      <w:r>
+        <w:rPr>
+          <w:sz w:val="28"/>
+          <w:szCs w:val="28"/>
+        </w:rPr>
+        <w:t>воркеров</w:t>
+      </w:r>
+      <w:proofErr w:type="spellEnd"/>
+      <w:r>
+        <w:rPr>
+          <w:sz w:val="28"/>
+          <w:szCs w:val="28"/>
+        </w:rPr>
+        <w:t xml:space="preserve"> менеджера балансировки</w:t>
+      </w:r>
     </w:p>
     <w:p>
       <w:pPr>
         <w:pStyle w:val="a3"/>
         <w:numPr>
           <w:ilvl w:val="0"/>
-          <w:numId w:val="2"/>
+          <w:numId w:val="6"/>
         </w:numPr>
         <w:rPr>
           <w:sz w:val="28"/>
           <w:szCs w:val="28"/>
-          <w:lang w:val="en-US"/>
+        </w:rPr>
+      </w:pPr>
+      <w:r>
+        <w:rPr>
+          <w:sz w:val="28"/>
+          <w:szCs w:val="28"/>
+        </w:rPr>
+        <w:t>индивидуальная настройка каждого</w:t>
+      </w:r>
+      <w:r>
+        <w:rPr>
+          <w:sz w:val="28"/>
+          <w:szCs w:val="28"/>
+        </w:rPr>
+        <w:t xml:space="preserve"> </w:t>
+      </w:r>
+      <w:r>
+        <w:rPr>
+          <w:sz w:val="28"/>
+          <w:szCs w:val="28"/>
+        </w:rPr>
+        <w:t>сервера:</w:t>
+      </w:r>
+    </w:p>
+    <w:p>
+      <w:pPr>
+        <w:pStyle w:val="a3"/>
+        <w:numPr>
+          <w:ilvl w:val="1"/>
+          <w:numId w:val="6"/>
+        </w:numPr>
+        <w:rPr>
+          <w:sz w:val="28"/>
+          <w:szCs w:val="28"/>
+        </w:rPr>
+      </w:pPr>
+      <w:r>
+        <w:rPr>
+          <w:sz w:val="28"/>
+          <w:szCs w:val="28"/>
+        </w:rPr>
+        <w:t>вес</w:t>
+      </w:r>
+      <w:r>
+        <w:rPr>
+          <w:sz w:val="28"/>
+          <w:szCs w:val="28"/>
+        </w:rPr>
+        <w:t xml:space="preserve"> (</w:t>
+      </w:r>
+      <w:r>
+        <w:rPr>
+          <w:sz w:val="28"/>
+          <w:szCs w:val="28"/>
+        </w:rPr>
+        <w:t>для</w:t>
+      </w:r>
+      <w:r>
+        <w:rPr>
+          <w:sz w:val="28"/>
+          <w:szCs w:val="28"/>
+        </w:rPr>
+        <w:t xml:space="preserve"> </w:t>
+      </w:r>
+      <w:r>
+        <w:rPr>
+          <w:sz w:val="28"/>
+          <w:szCs w:val="28"/>
+          <w:lang w:val="en-US"/>
+        </w:rPr>
+        <w:t>Weighted</w:t>
+      </w:r>
+      <w:r>
+        <w:rPr>
+          <w:sz w:val="28"/>
+          <w:szCs w:val="28"/>
+        </w:rPr>
+        <w:t xml:space="preserve"> </w:t>
+      </w:r>
+      <w:r>
+        <w:rPr>
+          <w:sz w:val="28"/>
+          <w:szCs w:val="28"/>
+          <w:lang w:val="en-US"/>
+        </w:rPr>
+        <w:t>Round</w:t>
+      </w:r>
+      <w:r>
+        <w:rPr>
+          <w:sz w:val="28"/>
+          <w:szCs w:val="28"/>
+        </w:rPr>
+        <w:t xml:space="preserve"> </w:t>
+      </w:r>
+      <w:r>
+        <w:rPr>
+          <w:sz w:val="28"/>
+          <w:szCs w:val="28"/>
+          <w:lang w:val="en-US"/>
+        </w:rPr>
+        <w:t>Robin</w:t>
+      </w:r>
+      <w:r>
+        <w:rPr>
+          <w:sz w:val="28"/>
+          <w:szCs w:val="28"/>
+        </w:rPr>
+        <w:t xml:space="preserve"> </w:t>
+      </w:r>
+      <w:r>
+        <w:rPr>
+          <w:sz w:val="28"/>
+          <w:szCs w:val="28"/>
+        </w:rPr>
+        <w:t>и</w:t>
+      </w:r>
+      <w:r>
+        <w:rPr>
+          <w:sz w:val="28"/>
+          <w:szCs w:val="28"/>
+        </w:rPr>
+        <w:t xml:space="preserve"> </w:t>
+      </w:r>
+      <w:r>
+        <w:rPr>
+          <w:sz w:val="28"/>
+          <w:szCs w:val="28"/>
+        </w:rPr>
+        <w:t>для</w:t>
+      </w:r>
+      <w:r>
+        <w:rPr>
+          <w:sz w:val="28"/>
+          <w:szCs w:val="28"/>
+        </w:rPr>
+        <w:t xml:space="preserve"> </w:t>
+      </w:r>
+      <w:r>
+        <w:rPr>
+          <w:sz w:val="28"/>
+          <w:szCs w:val="28"/>
+        </w:rPr>
+        <w:t>корректной симуляций обработки запросов)</w:t>
+      </w:r>
+    </w:p>
+    <w:p>
+      <w:pPr>
+        <w:pStyle w:val="a3"/>
+        <w:numPr>
+          <w:ilvl w:val="1"/>
+          <w:numId w:val="6"/>
+        </w:numPr>
+        <w:rPr>
+          <w:sz w:val="28"/>
+          <w:szCs w:val="28"/>
+        </w:rPr>
+      </w:pPr>
+      <w:r>
+        <w:rPr>
+          <w:sz w:val="28"/>
+          <w:szCs w:val="28"/>
+          <w:lang w:val="en-US"/>
+        </w:rPr>
+        <w:t>capacity</w:t>
+      </w:r>
+      <w:r>
+        <w:rPr>
+          <w:sz w:val="28"/>
+          <w:szCs w:val="28"/>
+        </w:rPr>
+        <w:t xml:space="preserve"> – </w:t>
+      </w:r>
+      <w:r>
+        <w:rPr>
+          <w:sz w:val="28"/>
+          <w:szCs w:val="28"/>
+        </w:rPr>
+        <w:t>для тонкой настройки возможности серверов принимать запросы</w:t>
+      </w:r>
+    </w:p>
+    <w:p>
+      <w:pPr>
+        <w:pStyle w:val="a3"/>
+        <w:numPr>
+          <w:ilvl w:val="1"/>
+          <w:numId w:val="6"/>
+        </w:numPr>
+        <w:rPr>
+          <w:sz w:val="28"/>
+          <w:szCs w:val="28"/>
+        </w:rPr>
+      </w:pPr>
+      <w:r>
+        <w:rPr>
+          <w:sz w:val="28"/>
+          <w:szCs w:val="28"/>
+        </w:rPr>
+        <w:t>параллелизм</w:t>
+      </w:r>
+    </w:p>
+    <w:p>
+      <w:pPr>
+        <w:pStyle w:val="a3"/>
+        <w:numPr>
+          <w:ilvl w:val="1"/>
+          <w:numId w:val="6"/>
+        </w:numPr>
+        <w:rPr>
+          <w:sz w:val="28"/>
+          <w:szCs w:val="28"/>
+        </w:rPr>
+      </w:pPr>
+      <w:r>
+        <w:rPr>
+          <w:sz w:val="28"/>
+          <w:szCs w:val="28"/>
+          <w:lang w:val="en-US"/>
+        </w:rPr>
+        <w:t>start</w:t>
+      </w:r>
+      <w:r>
+        <w:rPr>
+          <w:sz w:val="28"/>
+          <w:szCs w:val="28"/>
+        </w:rPr>
+        <w:t>_</w:t>
+      </w:r>
+      <w:r>
+        <w:rPr>
+          <w:sz w:val="28"/>
+          <w:szCs w:val="28"/>
+          <w:lang w:val="en-US"/>
+        </w:rPr>
+        <w:t>at</w:t>
+      </w:r>
+      <w:r>
+        <w:rPr>
+          <w:sz w:val="28"/>
+          <w:szCs w:val="28"/>
+        </w:rPr>
+        <w:t>_</w:t>
+      </w:r>
+      <w:proofErr w:type="spellStart"/>
+      <w:r>
+        <w:rPr>
+          <w:sz w:val="28"/>
+          <w:szCs w:val="28"/>
+          <w:lang w:val="en-US"/>
+        </w:rPr>
+        <w:t>ms</w:t>
+      </w:r>
+      <w:proofErr w:type="spellEnd"/>
+      <w:r>
+        <w:rPr>
+          <w:sz w:val="28"/>
+          <w:szCs w:val="28"/>
+        </w:rPr>
+        <w:t xml:space="preserve"> </w:t>
+      </w:r>
+      <w:r>
+        <w:rPr>
+          <w:sz w:val="28"/>
+          <w:szCs w:val="28"/>
+        </w:rPr>
+        <w:t>и</w:t>
+      </w:r>
+      <w:r>
+        <w:rPr>
+          <w:sz w:val="28"/>
+          <w:szCs w:val="28"/>
+        </w:rPr>
+        <w:t xml:space="preserve"> </w:t>
+      </w:r>
+      <w:r>
+        <w:rPr>
+          <w:sz w:val="28"/>
+          <w:szCs w:val="28"/>
+          <w:lang w:val="en-US"/>
+        </w:rPr>
+        <w:t>crash</w:t>
+      </w:r>
+      <w:r>
+        <w:rPr>
+          <w:sz w:val="28"/>
+          <w:szCs w:val="28"/>
+        </w:rPr>
+        <w:t>_</w:t>
+      </w:r>
+      <w:r>
+        <w:rPr>
+          <w:sz w:val="28"/>
+          <w:szCs w:val="28"/>
+          <w:lang w:val="en-US"/>
+        </w:rPr>
+        <w:t>at</w:t>
+      </w:r>
+      <w:r>
+        <w:rPr>
+          <w:sz w:val="28"/>
+          <w:szCs w:val="28"/>
+        </w:rPr>
+        <w:t>_</w:t>
+      </w:r>
+      <w:proofErr w:type="spellStart"/>
+      <w:r>
+        <w:rPr>
+          <w:sz w:val="28"/>
+          <w:szCs w:val="28"/>
+          <w:lang w:val="en-US"/>
+        </w:rPr>
+        <w:t>ms</w:t>
+      </w:r>
+      <w:proofErr w:type="spellEnd"/>
+      <w:r>
+        <w:rPr>
+          <w:sz w:val="28"/>
+          <w:szCs w:val="28"/>
+        </w:rPr>
+        <w:t xml:space="preserve"> – </w:t>
+      </w:r>
+      <w:r>
+        <w:rPr>
+          <w:sz w:val="28"/>
+          <w:szCs w:val="28"/>
+        </w:rPr>
+        <w:t>управление</w:t>
+      </w:r>
+      <w:r>
+        <w:rPr>
+          <w:sz w:val="28"/>
+          <w:szCs w:val="28"/>
+        </w:rPr>
+        <w:t xml:space="preserve"> </w:t>
+      </w:r>
+      <w:r>
+        <w:rPr>
+          <w:sz w:val="28"/>
+          <w:szCs w:val="28"/>
+        </w:rPr>
+        <w:t>временем жизни сервера</w:t>
+      </w:r>
+    </w:p>
+    <w:p>
+      <w:pPr>
+        <w:pStyle w:val="a3"/>
+        <w:numPr>
+          <w:ilvl w:val="1"/>
+          <w:numId w:val="6"/>
+        </w:numPr>
+        <w:rPr>
+          <w:sz w:val="28"/>
+          <w:szCs w:val="28"/>
+        </w:rPr>
+      </w:pPr>
+      <w:r>
+        <w:rPr>
+          <w:sz w:val="28"/>
+          <w:szCs w:val="28"/>
+          <w:lang w:val="en-US"/>
+        </w:rPr>
+        <w:t>background</w:t>
+      </w:r>
+      <w:r>
+        <w:rPr>
+          <w:sz w:val="28"/>
+          <w:szCs w:val="28"/>
+        </w:rPr>
+        <w:t xml:space="preserve"> </w:t>
+      </w:r>
+      <w:r>
+        <w:rPr>
+          <w:sz w:val="28"/>
+          <w:szCs w:val="28"/>
+          <w:lang w:val="en-US"/>
+        </w:rPr>
+        <w:t>load</w:t>
+      </w:r>
+      <w:r>
+        <w:rPr>
+          <w:sz w:val="28"/>
+          <w:szCs w:val="28"/>
+        </w:rPr>
+        <w:t xml:space="preserve"> – точная настройка пассивной нагрузки на сервер с помощью генераторов значений</w:t>
+      </w:r>
+    </w:p>
+    <w:p>
+      <w:pPr>
+        <w:pStyle w:val="a3"/>
+        <w:numPr>
+          <w:ilvl w:val="0"/>
+          <w:numId w:val="6"/>
+        </w:numPr>
+        <w:rPr>
+          <w:sz w:val="28"/>
+          <w:szCs w:val="28"/>
+        </w:rPr>
+      </w:pPr>
+      <w:r>
+        <w:rPr>
+          <w:sz w:val="28"/>
+          <w:szCs w:val="28"/>
+        </w:rPr>
+        <w:t>индивидуальная настройка каждой группы клиентов:</w:t>
+      </w:r>
+    </w:p>
+    <w:p>
+      <w:pPr>
+        <w:pStyle w:val="a3"/>
+        <w:numPr>
+          <w:ilvl w:val="1"/>
+          <w:numId w:val="6"/>
+        </w:numPr>
+        <w:rPr>
+          <w:sz w:val="28"/>
+          <w:szCs w:val="28"/>
+        </w:rPr>
+      </w:pPr>
+      <w:r>
+        <w:rPr>
+          <w:sz w:val="28"/>
+          <w:szCs w:val="28"/>
+        </w:rPr>
+        <w:t>количество клиентов</w:t>
+      </w:r>
+    </w:p>
+    <w:p>
+      <w:pPr>
+        <w:pStyle w:val="a3"/>
+        <w:numPr>
+          <w:ilvl w:val="1"/>
+          <w:numId w:val="6"/>
+        </w:numPr>
+        <w:rPr>
+          <w:sz w:val="28"/>
+          <w:szCs w:val="28"/>
+        </w:rPr>
+      </w:pPr>
+      <w:r>
+        <w:rPr>
+          <w:sz w:val="28"/>
+          <w:szCs w:val="28"/>
+        </w:rPr>
+        <w:t>максимальное количество запросов от каждого клиента</w:t>
+      </w:r>
+    </w:p>
+    <w:p>
+      <w:pPr>
+        <w:pStyle w:val="a3"/>
+        <w:numPr>
+          <w:ilvl w:val="1"/>
+          <w:numId w:val="6"/>
+        </w:numPr>
+        <w:rPr>
+          <w:sz w:val="28"/>
+          <w:szCs w:val="28"/>
+        </w:rPr>
+      </w:pPr>
+      <w:r>
+        <w:rPr>
+          <w:sz w:val="28"/>
+          <w:szCs w:val="28"/>
+          <w:lang w:val="en-US"/>
+        </w:rPr>
+        <w:t>sticky</w:t>
+      </w:r>
+      <w:r>
+        <w:rPr>
+          <w:sz w:val="28"/>
+          <w:szCs w:val="28"/>
+        </w:rPr>
+        <w:t>_</w:t>
+      </w:r>
+      <w:r>
+        <w:rPr>
+          <w:sz w:val="28"/>
+          <w:szCs w:val="28"/>
+          <w:lang w:val="en-US"/>
+        </w:rPr>
+        <w:t>scope</w:t>
+      </w:r>
+      <w:r>
+        <w:rPr>
+          <w:sz w:val="28"/>
+          <w:szCs w:val="28"/>
+        </w:rPr>
+        <w:t xml:space="preserve"> – </w:t>
+      </w:r>
+      <w:r>
+        <w:rPr>
+          <w:sz w:val="28"/>
+          <w:szCs w:val="28"/>
+        </w:rPr>
+        <w:t>параметр</w:t>
+      </w:r>
+      <w:r>
+        <w:rPr>
+          <w:sz w:val="28"/>
+          <w:szCs w:val="28"/>
+        </w:rPr>
+        <w:t xml:space="preserve"> </w:t>
+      </w:r>
+      <w:r>
+        <w:rPr>
+          <w:sz w:val="28"/>
+          <w:szCs w:val="28"/>
+        </w:rPr>
+        <w:t>для</w:t>
+      </w:r>
+      <w:r>
+        <w:rPr>
+          <w:sz w:val="28"/>
+          <w:szCs w:val="28"/>
+        </w:rPr>
+        <w:t xml:space="preserve"> </w:t>
+      </w:r>
+      <w:r>
+        <w:rPr>
+          <w:sz w:val="28"/>
+          <w:szCs w:val="28"/>
+          <w:lang w:val="en-US"/>
+        </w:rPr>
+        <w:t>Session</w:t>
+      </w:r>
+      <w:r>
+        <w:rPr>
+          <w:sz w:val="28"/>
+          <w:szCs w:val="28"/>
+        </w:rPr>
+        <w:t xml:space="preserve"> </w:t>
+      </w:r>
+      <w:r>
+        <w:rPr>
+          <w:sz w:val="28"/>
+          <w:szCs w:val="28"/>
+          <w:lang w:val="en-US"/>
+        </w:rPr>
+        <w:t>Stickiness</w:t>
+      </w:r>
+      <w:r>
+        <w:rPr>
+          <w:sz w:val="28"/>
+          <w:szCs w:val="28"/>
+        </w:rPr>
+        <w:t xml:space="preserve">, </w:t>
+      </w:r>
+      <w:r>
+        <w:rPr>
+          <w:sz w:val="28"/>
+          <w:szCs w:val="28"/>
+        </w:rPr>
+        <w:t>гарантирует</w:t>
+      </w:r>
+      <w:r>
+        <w:rPr>
+          <w:sz w:val="28"/>
+          <w:szCs w:val="28"/>
+        </w:rPr>
+        <w:t xml:space="preserve">, </w:t>
+      </w:r>
+      <w:r>
+        <w:rPr>
+          <w:sz w:val="28"/>
+          <w:szCs w:val="28"/>
+        </w:rPr>
+        <w:t>что запросы от одного клиента или всей группы клиентов будут обрабатываться на одном сервере</w:t>
+      </w:r>
+    </w:p>
+    <w:p>
+      <w:pPr>
+        <w:pStyle w:val="a3"/>
+        <w:numPr>
+          <w:ilvl w:val="1"/>
+          <w:numId w:val="6"/>
+        </w:numPr>
+        <w:rPr>
+          <w:sz w:val="28"/>
+          <w:szCs w:val="28"/>
+        </w:rPr>
+      </w:pPr>
+      <w:r>
+        <w:rPr>
+          <w:sz w:val="28"/>
+          <w:szCs w:val="28"/>
+        </w:rPr>
+        <w:t>стоимость запросов от клиентов</w:t>
+      </w:r>
+    </w:p>
+    <w:p>
+      <w:pPr>
+        <w:pStyle w:val="a3"/>
+        <w:numPr>
+          <w:ilvl w:val="1"/>
+          <w:numId w:val="6"/>
+        </w:numPr>
+        <w:rPr>
+          <w:sz w:val="28"/>
+          <w:szCs w:val="28"/>
+        </w:rPr>
+      </w:pPr>
+      <w:r>
+        <w:rPr>
+          <w:sz w:val="28"/>
+          <w:szCs w:val="28"/>
+        </w:rPr>
+        <w:t>точная настройка времён отправки запросов с помощью генераторов значений</w:t>
+      </w:r>
+    </w:p>
+    <w:p>
+      <w:pPr>
+        <w:rPr>
+          <w:sz w:val="28"/>
+          <w:szCs w:val="28"/>
+        </w:rPr>
+      </w:pPr>
+      <w:r>
+        <w:rPr>
+          <w:sz w:val="28"/>
+          <w:szCs w:val="28"/>
+        </w:rPr>
+        <w:lastRenderedPageBreak/>
+        <w:t xml:space="preserve">В нашем исследовании не было необходимости выделять </w:t>
+      </w:r>
+      <w:r>
+        <w:rPr>
+          <w:sz w:val="28"/>
+          <w:szCs w:val="28"/>
+          <w:lang w:val="en-US"/>
+        </w:rPr>
+        <w:t>Server</w:t>
+      </w:r>
+      <w:r>
+        <w:rPr>
+          <w:sz w:val="28"/>
+          <w:szCs w:val="28"/>
+        </w:rPr>
+        <w:t xml:space="preserve"> </w:t>
+      </w:r>
+      <w:proofErr w:type="spellStart"/>
+      <w:r>
+        <w:rPr>
+          <w:sz w:val="28"/>
+          <w:szCs w:val="28"/>
+          <w:lang w:val="en-US"/>
+        </w:rPr>
+        <w:t>Heterogenity</w:t>
+      </w:r>
+      <w:proofErr w:type="spellEnd"/>
+      <w:r>
+        <w:rPr>
+          <w:sz w:val="28"/>
+          <w:szCs w:val="28"/>
+        </w:rPr>
+        <w:t xml:space="preserve"> </w:t>
+      </w:r>
+      <w:r>
+        <w:rPr>
+          <w:sz w:val="28"/>
+          <w:szCs w:val="28"/>
+        </w:rPr>
+        <w:t xml:space="preserve">в отдельный </w:t>
+      </w:r>
+      <w:proofErr w:type="spellStart"/>
+      <w:r>
+        <w:rPr>
+          <w:sz w:val="28"/>
+          <w:szCs w:val="28"/>
+        </w:rPr>
+        <w:t>пресет</w:t>
+      </w:r>
+      <w:proofErr w:type="spellEnd"/>
+      <w:r>
+        <w:rPr>
+          <w:sz w:val="28"/>
+          <w:szCs w:val="28"/>
+        </w:rPr>
+        <w:t xml:space="preserve">: вместо одного кейса, он представлял из себя параметр. Так было сделано </w:t>
+      </w:r>
+      <w:r>
+        <w:rPr>
+          <w:sz w:val="28"/>
+          <w:szCs w:val="28"/>
+        </w:rPr>
+        <w:t>для того</w:t>
+      </w:r>
+      <w:r>
+        <w:rPr>
+          <w:sz w:val="28"/>
+          <w:szCs w:val="28"/>
+        </w:rPr>
+        <w:t xml:space="preserve">, чтобы для каждого профиля </w:t>
+      </w:r>
+      <w:r>
+        <w:rPr>
+          <w:sz w:val="28"/>
+          <w:szCs w:val="28"/>
+        </w:rPr>
+        <w:t>был</w:t>
+      </w:r>
+      <w:r>
+        <w:rPr>
+          <w:sz w:val="28"/>
+          <w:szCs w:val="28"/>
+        </w:rPr>
+        <w:t xml:space="preserve"> базовый, контрольный случай с одинаковыми серверами, и реалистичный, «настоящий» случай с серверами разной мощности.</w:t>
+      </w:r>
+    </w:p>
+    <w:p>
+      <w:pPr>
+        <w:rPr>
+          <w:sz w:val="28"/>
+          <w:szCs w:val="28"/>
+        </w:rPr>
+      </w:pPr>
+      <w:r>
+        <w:rPr>
+          <w:sz w:val="28"/>
+          <w:szCs w:val="28"/>
+        </w:rPr>
+        <w:t>Б</w:t>
+      </w:r>
+      <w:r>
+        <w:rPr>
+          <w:sz w:val="28"/>
+          <w:szCs w:val="28"/>
+        </w:rPr>
+        <w:t xml:space="preserve">ыло разработано </w:t>
+      </w:r>
+      <w:r>
+        <w:rPr>
+          <w:sz w:val="28"/>
+          <w:szCs w:val="28"/>
+          <w:lang w:val="en-US"/>
+        </w:rPr>
+        <w:t>X</w:t>
+      </w:r>
+      <w:r>
+        <w:rPr>
+          <w:sz w:val="28"/>
+          <w:szCs w:val="28"/>
+        </w:rPr>
+        <w:t xml:space="preserve"> </w:t>
+      </w:r>
+      <w:proofErr w:type="spellStart"/>
+      <w:r>
+        <w:rPr>
+          <w:sz w:val="28"/>
+          <w:szCs w:val="28"/>
+        </w:rPr>
+        <w:t>пресетов</w:t>
+      </w:r>
+      <w:proofErr w:type="spellEnd"/>
+      <w:r>
+        <w:rPr>
+          <w:sz w:val="28"/>
+          <w:szCs w:val="28"/>
+        </w:rPr>
+        <w:t xml:space="preserve">, </w:t>
+      </w:r>
+      <w:r>
+        <w:rPr>
+          <w:sz w:val="28"/>
+          <w:szCs w:val="28"/>
+        </w:rPr>
+        <w:t>они разбиты на следующие группы</w:t>
+      </w:r>
+      <w:r>
+        <w:rPr>
+          <w:sz w:val="28"/>
+          <w:szCs w:val="28"/>
+        </w:rPr>
+        <w:t>:</w:t>
+      </w:r>
+    </w:p>
+    <w:p>
+      <w:pPr>
+        <w:pStyle w:val="a3"/>
+        <w:numPr>
+          <w:ilvl w:val="0"/>
+          <w:numId w:val="6"/>
+        </w:numPr>
+        <w:rPr>
+          <w:sz w:val="28"/>
+          <w:szCs w:val="28"/>
+        </w:rPr>
+      </w:pPr>
+      <w:r>
+        <w:rPr>
+          <w:sz w:val="28"/>
+          <w:szCs w:val="28"/>
+          <w:lang w:val="en-US"/>
+        </w:rPr>
+        <w:t>perfect</w:t>
+      </w:r>
+      <w:r>
+        <w:rPr>
+          <w:sz w:val="28"/>
+          <w:szCs w:val="28"/>
+        </w:rPr>
+        <w:t xml:space="preserve"> – </w:t>
+      </w:r>
+      <w:r>
+        <w:rPr>
+          <w:sz w:val="28"/>
+          <w:szCs w:val="28"/>
+        </w:rPr>
+        <w:t xml:space="preserve">равномерные </w:t>
+      </w:r>
+      <w:r>
+        <w:rPr>
+          <w:sz w:val="28"/>
+          <w:szCs w:val="28"/>
+        </w:rPr>
+        <w:t xml:space="preserve">одинаковые запросы, одинаковые </w:t>
+      </w:r>
+      <w:r>
+        <w:rPr>
+          <w:sz w:val="28"/>
+          <w:szCs w:val="28"/>
+        </w:rPr>
+        <w:t>сервер</w:t>
+      </w:r>
+      <w:r>
+        <w:rPr>
+          <w:sz w:val="28"/>
+          <w:szCs w:val="28"/>
+        </w:rPr>
+        <w:t>ы</w:t>
+      </w:r>
+      <w:r>
+        <w:rPr>
+          <w:sz w:val="28"/>
+          <w:szCs w:val="28"/>
+        </w:rPr>
+        <w:t xml:space="preserve"> </w:t>
+      </w:r>
+      <w:r>
+        <w:rPr>
+          <w:sz w:val="28"/>
+          <w:szCs w:val="28"/>
+        </w:rPr>
+        <w:t>– самый идеализированный случай</w:t>
+      </w:r>
+    </w:p>
+    <w:p>
+      <w:pPr>
+        <w:pStyle w:val="a3"/>
+        <w:numPr>
+          <w:ilvl w:val="0"/>
+          <w:numId w:val="6"/>
+        </w:numPr>
+        <w:rPr>
+          <w:sz w:val="28"/>
+          <w:szCs w:val="28"/>
+        </w:rPr>
+      </w:pPr>
+      <w:r>
+        <w:rPr>
+          <w:sz w:val="28"/>
+          <w:szCs w:val="28"/>
+          <w:lang w:val="en-US"/>
+        </w:rPr>
+        <w:t>uniform</w:t>
+      </w:r>
+      <w:r>
+        <w:rPr>
+          <w:sz w:val="28"/>
+          <w:szCs w:val="28"/>
+        </w:rPr>
+        <w:t xml:space="preserve"> и </w:t>
+      </w:r>
+      <w:proofErr w:type="spellStart"/>
+      <w:r>
+        <w:rPr>
+          <w:sz w:val="28"/>
+          <w:szCs w:val="28"/>
+          <w:lang w:val="en-US"/>
+        </w:rPr>
+        <w:t>uniformD</w:t>
+      </w:r>
+      <w:proofErr w:type="spellEnd"/>
+      <w:r>
+        <w:rPr>
+          <w:sz w:val="28"/>
+          <w:szCs w:val="28"/>
+        </w:rPr>
+        <w:t xml:space="preserve">: </w:t>
+      </w:r>
+      <w:r>
+        <w:rPr>
+          <w:sz w:val="28"/>
+          <w:szCs w:val="28"/>
+          <w:lang w:val="en-US"/>
+        </w:rPr>
+        <w:t>uniform</w:t>
+      </w:r>
+      <w:r>
+        <w:rPr>
+          <w:sz w:val="28"/>
+          <w:szCs w:val="28"/>
+        </w:rPr>
+        <w:t xml:space="preserve"> – идеально одинаковые запросы, </w:t>
+      </w:r>
+      <w:proofErr w:type="spellStart"/>
+      <w:r>
+        <w:rPr>
+          <w:sz w:val="28"/>
+          <w:szCs w:val="28"/>
+          <w:lang w:val="en-US"/>
+        </w:rPr>
+        <w:t>uniformD</w:t>
+      </w:r>
+      <w:proofErr w:type="spellEnd"/>
+      <w:r>
+        <w:rPr>
+          <w:sz w:val="28"/>
+          <w:szCs w:val="28"/>
+        </w:rPr>
+        <w:t xml:space="preserve"> – запросы с небольшой нормальной вариацией </w:t>
+      </w:r>
+      <w:r>
+        <w:rPr>
+          <w:sz w:val="28"/>
+          <w:szCs w:val="28"/>
+        </w:rPr>
+        <w:t>(</w:t>
+      </w:r>
+      <w:r>
+        <w:rPr>
+          <w:sz w:val="28"/>
+          <w:szCs w:val="28"/>
+        </w:rPr>
+        <w:t xml:space="preserve">добавлен в качестве более реалистичной симуляции </w:t>
+      </w:r>
+      <w:r>
+        <w:rPr>
+          <w:sz w:val="28"/>
+          <w:szCs w:val="28"/>
+          <w:lang w:val="en-US"/>
+        </w:rPr>
+        <w:t>Uniform</w:t>
+      </w:r>
+      <w:r>
+        <w:rPr>
+          <w:sz w:val="28"/>
+          <w:szCs w:val="28"/>
+        </w:rPr>
+        <w:t xml:space="preserve"> </w:t>
+      </w:r>
+      <w:r>
+        <w:rPr>
+          <w:sz w:val="28"/>
+          <w:szCs w:val="28"/>
+        </w:rPr>
+        <w:t>нагрузки</w:t>
+      </w:r>
+      <w:r>
+        <w:rPr>
+          <w:sz w:val="28"/>
+          <w:szCs w:val="28"/>
+        </w:rPr>
+        <w:t>)</w:t>
+      </w:r>
+    </w:p>
+    <w:p>
+      <w:pPr>
+        <w:pStyle w:val="a3"/>
+        <w:numPr>
+          <w:ilvl w:val="0"/>
+          <w:numId w:val="6"/>
+        </w:numPr>
+        <w:rPr>
+          <w:sz w:val="28"/>
+          <w:szCs w:val="28"/>
+          <w:lang w:val="en-US"/>
+        </w:rPr>
+      </w:pPr>
+      <w:proofErr w:type="spellStart"/>
+      <w:r>
+        <w:rPr>
+          <w:sz w:val="28"/>
+          <w:szCs w:val="28"/>
+          <w:lang w:val="en-US"/>
+        </w:rPr>
+        <w:t>varReqCostHMS</w:t>
+      </w:r>
+      <w:proofErr w:type="spellEnd"/>
+      <w:r>
+        <w:rPr>
+          <w:sz w:val="28"/>
+          <w:szCs w:val="28"/>
+          <w:lang w:val="en-US"/>
+        </w:rPr>
+        <w:t xml:space="preserve"> </w:t>
+      </w:r>
+      <w:r>
+        <w:rPr>
+          <w:sz w:val="28"/>
+          <w:szCs w:val="28"/>
+        </w:rPr>
+        <w:t>и</w:t>
+      </w:r>
+      <w:r>
+        <w:rPr>
+          <w:sz w:val="28"/>
+          <w:szCs w:val="28"/>
+          <w:lang w:val="en-US"/>
+        </w:rPr>
+        <w:t xml:space="preserve"> </w:t>
+      </w:r>
+      <w:proofErr w:type="spellStart"/>
+      <w:r>
+        <w:rPr>
+          <w:sz w:val="28"/>
+          <w:szCs w:val="28"/>
+          <w:lang w:val="en-US"/>
+        </w:rPr>
+        <w:t>varReqCost</w:t>
+      </w:r>
+      <w:proofErr w:type="spellEnd"/>
+      <w:r>
+        <w:rPr>
+          <w:sz w:val="28"/>
+          <w:szCs w:val="28"/>
+          <w:lang w:val="en-US"/>
+        </w:rPr>
+        <w:t xml:space="preserve"> – </w:t>
+      </w:r>
+      <w:proofErr w:type="spellStart"/>
+      <w:r>
+        <w:rPr>
+          <w:sz w:val="28"/>
+          <w:szCs w:val="28"/>
+        </w:rPr>
+        <w:t>пресеты</w:t>
+      </w:r>
+      <w:proofErr w:type="spellEnd"/>
+      <w:r>
+        <w:rPr>
+          <w:sz w:val="28"/>
+          <w:szCs w:val="28"/>
+          <w:lang w:val="en-US"/>
+        </w:rPr>
+        <w:t xml:space="preserve"> </w:t>
+      </w:r>
+      <w:r>
+        <w:rPr>
+          <w:sz w:val="28"/>
+          <w:szCs w:val="28"/>
+          <w:lang w:val="en-US"/>
+        </w:rPr>
+        <w:t>Variable Request Cost</w:t>
+      </w:r>
+    </w:p>
+    <w:p>
+      <w:pPr>
+        <w:pStyle w:val="a3"/>
+        <w:numPr>
+          <w:ilvl w:val="0"/>
+          <w:numId w:val="6"/>
+        </w:numPr>
+        <w:rPr>
+          <w:sz w:val="28"/>
+          <w:szCs w:val="28"/>
+        </w:rPr>
+      </w:pPr>
+      <w:proofErr w:type="spellStart"/>
+      <w:r>
+        <w:rPr>
+          <w:sz w:val="28"/>
+          <w:szCs w:val="28"/>
+          <w:lang w:val="en-US"/>
+        </w:rPr>
+        <w:t>burstNormHMS</w:t>
+      </w:r>
+      <w:proofErr w:type="spellEnd"/>
+      <w:r>
+        <w:rPr>
+          <w:sz w:val="28"/>
+          <w:szCs w:val="28"/>
+        </w:rPr>
+        <w:t xml:space="preserve">, </w:t>
+      </w:r>
+      <w:proofErr w:type="spellStart"/>
+      <w:r>
+        <w:rPr>
+          <w:sz w:val="28"/>
+          <w:szCs w:val="28"/>
+          <w:lang w:val="en-US"/>
+        </w:rPr>
+        <w:t>burstNorm</w:t>
+      </w:r>
+      <w:proofErr w:type="spellEnd"/>
+      <w:r>
+        <w:rPr>
+          <w:sz w:val="28"/>
+          <w:szCs w:val="28"/>
+        </w:rPr>
+        <w:t xml:space="preserve"> и </w:t>
+      </w:r>
+      <w:proofErr w:type="spellStart"/>
+      <w:r>
+        <w:rPr>
+          <w:sz w:val="28"/>
+          <w:szCs w:val="28"/>
+          <w:lang w:val="en-US"/>
+        </w:rPr>
+        <w:t>burstNorm</w:t>
+      </w:r>
+      <w:proofErr w:type="spellEnd"/>
+      <w:r>
+        <w:rPr>
+          <w:sz w:val="28"/>
+          <w:szCs w:val="28"/>
+        </w:rPr>
+        <w:t>_</w:t>
+      </w:r>
+      <w:r>
+        <w:rPr>
+          <w:sz w:val="28"/>
+          <w:szCs w:val="28"/>
+          <w:lang w:val="en-US"/>
+        </w:rPr>
+        <w:t>reversed</w:t>
+      </w:r>
+      <w:r>
+        <w:rPr>
+          <w:sz w:val="28"/>
+          <w:szCs w:val="28"/>
+        </w:rPr>
+        <w:t xml:space="preserve"> – приставка </w:t>
+      </w:r>
+      <w:r>
+        <w:rPr>
+          <w:sz w:val="28"/>
+          <w:szCs w:val="28"/>
+          <w:lang w:val="en-US"/>
+        </w:rPr>
+        <w:t>reversed</w:t>
+      </w:r>
+      <w:r>
+        <w:rPr>
+          <w:sz w:val="28"/>
+          <w:szCs w:val="28"/>
+        </w:rPr>
+        <w:t xml:space="preserve"> означает, что сервер</w:t>
+      </w:r>
+      <w:r>
+        <w:rPr>
+          <w:sz w:val="28"/>
+          <w:szCs w:val="28"/>
+        </w:rPr>
+        <w:t>ы</w:t>
+      </w:r>
+      <w:r>
+        <w:rPr>
+          <w:sz w:val="28"/>
+          <w:szCs w:val="28"/>
+        </w:rPr>
+        <w:t xml:space="preserve"> в </w:t>
+      </w:r>
+      <w:proofErr w:type="spellStart"/>
+      <w:r>
+        <w:rPr>
+          <w:sz w:val="28"/>
+          <w:szCs w:val="28"/>
+        </w:rPr>
+        <w:t>пресете</w:t>
+      </w:r>
+      <w:proofErr w:type="spellEnd"/>
+      <w:r>
+        <w:rPr>
+          <w:sz w:val="28"/>
+          <w:szCs w:val="28"/>
+        </w:rPr>
+        <w:t xml:space="preserve"> описаны не по возрастанию мощностей, а по убыванию (</w:t>
+      </w:r>
+      <w:r>
+        <w:rPr>
+          <w:sz w:val="28"/>
+          <w:szCs w:val="28"/>
+        </w:rPr>
+        <w:t>добавлено, чтобы убедиться, что на результат не влияет порядок серверов в их списке в балансировщике</w:t>
+      </w:r>
+      <w:r>
+        <w:rPr>
+          <w:sz w:val="28"/>
+          <w:szCs w:val="28"/>
+        </w:rPr>
+        <w:t>)</w:t>
+      </w:r>
+    </w:p>
+    <w:p>
+      <w:pPr>
+        <w:pStyle w:val="a3"/>
+        <w:numPr>
+          <w:ilvl w:val="0"/>
+          <w:numId w:val="6"/>
+        </w:numPr>
+        <w:rPr>
+          <w:sz w:val="28"/>
+          <w:szCs w:val="28"/>
+        </w:rPr>
+      </w:pPr>
+      <w:proofErr w:type="spellStart"/>
+      <w:r>
+        <w:rPr>
+          <w:sz w:val="28"/>
+          <w:szCs w:val="28"/>
+          <w:lang w:val="en-US"/>
+        </w:rPr>
+        <w:t>churnHMS</w:t>
+      </w:r>
+      <w:proofErr w:type="spellEnd"/>
+      <w:r>
+        <w:rPr>
+          <w:sz w:val="28"/>
+          <w:szCs w:val="28"/>
+        </w:rPr>
+        <w:t xml:space="preserve">, </w:t>
+      </w:r>
+      <w:proofErr w:type="spellStart"/>
+      <w:r>
+        <w:rPr>
+          <w:sz w:val="28"/>
+          <w:szCs w:val="28"/>
+          <w:lang w:val="en-US"/>
+        </w:rPr>
+        <w:t>churnGood</w:t>
+      </w:r>
+      <w:proofErr w:type="spellEnd"/>
+      <w:r>
+        <w:rPr>
+          <w:sz w:val="28"/>
+          <w:szCs w:val="28"/>
+        </w:rPr>
+        <w:t xml:space="preserve">, </w:t>
+      </w:r>
+      <w:proofErr w:type="spellStart"/>
+      <w:r>
+        <w:rPr>
+          <w:sz w:val="28"/>
+          <w:szCs w:val="28"/>
+          <w:lang w:val="en-US"/>
+        </w:rPr>
+        <w:t>churnBad</w:t>
+      </w:r>
+      <w:proofErr w:type="spellEnd"/>
+      <w:r>
+        <w:rPr>
+          <w:sz w:val="28"/>
+          <w:szCs w:val="28"/>
+        </w:rPr>
+        <w:t xml:space="preserve"> – </w:t>
+      </w:r>
+      <w:r>
+        <w:rPr>
+          <w:sz w:val="28"/>
+          <w:szCs w:val="28"/>
+          <w:lang w:val="en-US"/>
+        </w:rPr>
+        <w:t>HMS</w:t>
+      </w:r>
+      <w:r>
+        <w:rPr>
+          <w:sz w:val="28"/>
+          <w:szCs w:val="28"/>
+        </w:rPr>
+        <w:t xml:space="preserve"> – </w:t>
+      </w:r>
+      <w:r>
+        <w:rPr>
+          <w:sz w:val="28"/>
+          <w:szCs w:val="28"/>
+        </w:rPr>
+        <w:t>сервер</w:t>
+      </w:r>
+      <w:r>
+        <w:rPr>
+          <w:sz w:val="28"/>
+          <w:szCs w:val="28"/>
+        </w:rPr>
+        <w:t>ы</w:t>
+      </w:r>
+      <w:r>
+        <w:rPr>
+          <w:sz w:val="28"/>
+          <w:szCs w:val="28"/>
+        </w:rPr>
+        <w:t xml:space="preserve"> </w:t>
+      </w:r>
+      <w:r>
+        <w:rPr>
+          <w:sz w:val="28"/>
+          <w:szCs w:val="28"/>
+        </w:rPr>
+        <w:t>всегда</w:t>
+      </w:r>
+      <w:r>
+        <w:rPr>
+          <w:sz w:val="28"/>
+          <w:szCs w:val="28"/>
+        </w:rPr>
+        <w:t xml:space="preserve"> </w:t>
+      </w:r>
+      <w:r>
+        <w:rPr>
+          <w:sz w:val="28"/>
+          <w:szCs w:val="28"/>
+        </w:rPr>
+        <w:t xml:space="preserve">одинаковые; </w:t>
+      </w:r>
+      <w:r>
+        <w:rPr>
+          <w:sz w:val="28"/>
+          <w:szCs w:val="28"/>
+          <w:lang w:val="en-US"/>
+        </w:rPr>
+        <w:t>Good</w:t>
+      </w:r>
+      <w:r>
+        <w:rPr>
+          <w:sz w:val="28"/>
+          <w:szCs w:val="28"/>
+        </w:rPr>
+        <w:t xml:space="preserve"> </w:t>
+      </w:r>
+      <w:r>
+        <w:rPr>
+          <w:sz w:val="28"/>
+          <w:szCs w:val="28"/>
+        </w:rPr>
+        <w:t>–</w:t>
+      </w:r>
+      <w:r>
+        <w:rPr>
+          <w:sz w:val="28"/>
+          <w:szCs w:val="28"/>
+        </w:rPr>
+        <w:t xml:space="preserve"> </w:t>
+      </w:r>
+      <w:r>
+        <w:rPr>
+          <w:sz w:val="28"/>
+          <w:szCs w:val="28"/>
+        </w:rPr>
+        <w:t>сервер</w:t>
+      </w:r>
+      <w:r>
+        <w:rPr>
+          <w:sz w:val="28"/>
+          <w:szCs w:val="28"/>
+        </w:rPr>
+        <w:t>ы</w:t>
+      </w:r>
+      <w:r>
+        <w:rPr>
+          <w:sz w:val="28"/>
+          <w:szCs w:val="28"/>
+        </w:rPr>
+        <w:t xml:space="preserve"> разного качества, когда сервер выходит из строя, ему на смену приходит сервер такого же качества; </w:t>
+      </w:r>
+      <w:r>
+        <w:rPr>
+          <w:sz w:val="28"/>
+          <w:szCs w:val="28"/>
+          <w:lang w:val="en-US"/>
+        </w:rPr>
+        <w:t>Bad</w:t>
+      </w:r>
+      <w:r>
+        <w:rPr>
+          <w:sz w:val="28"/>
+          <w:szCs w:val="28"/>
+        </w:rPr>
+        <w:t xml:space="preserve"> </w:t>
+      </w:r>
+      <w:r>
+        <w:rPr>
+          <w:sz w:val="28"/>
+          <w:szCs w:val="28"/>
+        </w:rPr>
+        <w:t>–</w:t>
+      </w:r>
+      <w:r>
+        <w:rPr>
+          <w:sz w:val="28"/>
+          <w:szCs w:val="28"/>
+        </w:rPr>
+        <w:t xml:space="preserve"> </w:t>
+      </w:r>
+      <w:r>
+        <w:rPr>
+          <w:sz w:val="28"/>
+          <w:szCs w:val="28"/>
+        </w:rPr>
+        <w:t xml:space="preserve">более реалистичный сценарий по сравнению с </w:t>
+      </w:r>
+      <w:r>
+        <w:rPr>
+          <w:sz w:val="28"/>
+          <w:szCs w:val="28"/>
+          <w:lang w:val="en-US"/>
+        </w:rPr>
+        <w:t>Good</w:t>
+      </w:r>
+      <w:r>
+        <w:rPr>
+          <w:sz w:val="28"/>
+          <w:szCs w:val="28"/>
+        </w:rPr>
+        <w:t xml:space="preserve"> </w:t>
+      </w:r>
+      <w:r>
+        <w:rPr>
+          <w:sz w:val="28"/>
+          <w:szCs w:val="28"/>
+        </w:rPr>
+        <w:t>–</w:t>
+      </w:r>
+      <w:r>
+        <w:rPr>
+          <w:sz w:val="28"/>
+          <w:szCs w:val="28"/>
+        </w:rPr>
+        <w:t xml:space="preserve"> </w:t>
+      </w:r>
+      <w:r>
+        <w:rPr>
+          <w:sz w:val="28"/>
+          <w:szCs w:val="28"/>
+        </w:rPr>
+        <w:t>сервер</w:t>
+      </w:r>
+      <w:r>
+        <w:rPr>
+          <w:sz w:val="28"/>
+          <w:szCs w:val="28"/>
+        </w:rPr>
+        <w:t>ы</w:t>
+      </w:r>
+      <w:r>
+        <w:rPr>
+          <w:sz w:val="28"/>
+          <w:szCs w:val="28"/>
+        </w:rPr>
+        <w:t xml:space="preserve"> разного качества, когда сервер выходит из строя, ему на смену приходит сервер качеством похуже</w:t>
+      </w:r>
+    </w:p>
+    <w:p>
+      <w:pPr>
+        <w:pStyle w:val="a3"/>
+        <w:numPr>
+          <w:ilvl w:val="0"/>
+          <w:numId w:val="6"/>
+        </w:numPr>
+        <w:rPr>
+          <w:sz w:val="28"/>
+          <w:szCs w:val="28"/>
         </w:rPr>
       </w:pPr>
       <w:proofErr w:type="spellStart"/>
@@ -1760,7 +5112,6 @@
         <w:rPr>
           <w:sz w:val="28"/>
           <w:szCs w:val="28"/>
-          <w:lang w:val="en-US"/>
         </w:rPr>
         <w:t xml:space="preserve">, </w:t>
       </w:r>
@@ -1774,6 +5125,136 @@
         <w:t>stickyChurn</w:t>
       </w:r>
       <w:proofErr w:type="spellEnd"/>
+      <w:r>
+        <w:rPr>
+          <w:sz w:val="28"/>
+          <w:szCs w:val="28"/>
+        </w:rPr>
+        <w:t xml:space="preserve"> – </w:t>
+      </w:r>
+      <w:r>
+        <w:rPr>
+          <w:sz w:val="28"/>
+          <w:szCs w:val="28"/>
+          <w:lang w:val="en-US"/>
+        </w:rPr>
+        <w:t>Default</w:t>
+      </w:r>
+      <w:r>
+        <w:rPr>
+          <w:sz w:val="28"/>
+          <w:szCs w:val="28"/>
+        </w:rPr>
+        <w:t xml:space="preserve"> – </w:t>
+      </w:r>
+      <w:proofErr w:type="spellStart"/>
+      <w:r>
+        <w:rPr>
+          <w:sz w:val="28"/>
+          <w:szCs w:val="28"/>
+        </w:rPr>
+        <w:t>пресет</w:t>
+      </w:r>
+      <w:proofErr w:type="spellEnd"/>
+      <w:r>
+        <w:rPr>
+          <w:sz w:val="28"/>
+          <w:szCs w:val="28"/>
+        </w:rPr>
+        <w:t xml:space="preserve"> </w:t>
+      </w:r>
+      <w:r>
+        <w:rPr>
+          <w:sz w:val="28"/>
+          <w:szCs w:val="28"/>
+        </w:rPr>
+        <w:t>с</w:t>
+      </w:r>
+      <w:r>
+        <w:rPr>
+          <w:sz w:val="28"/>
+          <w:szCs w:val="28"/>
+        </w:rPr>
+        <w:t xml:space="preserve"> </w:t>
+      </w:r>
+      <w:r>
+        <w:rPr>
+          <w:sz w:val="28"/>
+          <w:szCs w:val="28"/>
+        </w:rPr>
+        <w:t>постоянным</w:t>
+      </w:r>
+      <w:r>
+        <w:rPr>
+          <w:sz w:val="28"/>
+          <w:szCs w:val="28"/>
+        </w:rPr>
+        <w:t xml:space="preserve"> </w:t>
+      </w:r>
+      <w:r>
+        <w:rPr>
+          <w:sz w:val="28"/>
+          <w:szCs w:val="28"/>
+        </w:rPr>
+        <w:t>набором</w:t>
+      </w:r>
+      <w:r>
+        <w:rPr>
+          <w:sz w:val="28"/>
+          <w:szCs w:val="28"/>
+        </w:rPr>
+        <w:t xml:space="preserve"> </w:t>
+      </w:r>
+      <w:r>
+        <w:rPr>
+          <w:sz w:val="28"/>
+          <w:szCs w:val="28"/>
+        </w:rPr>
+        <w:t>серверов</w:t>
+      </w:r>
+      <w:r>
+        <w:rPr>
+          <w:sz w:val="28"/>
+          <w:szCs w:val="28"/>
+        </w:rPr>
+        <w:t xml:space="preserve">, </w:t>
+      </w:r>
+      <w:r>
+        <w:rPr>
+          <w:sz w:val="28"/>
+          <w:szCs w:val="28"/>
+          <w:lang w:val="en-US"/>
+        </w:rPr>
+        <w:t>Churn</w:t>
+      </w:r>
+      <w:r>
+        <w:rPr>
+          <w:sz w:val="28"/>
+          <w:szCs w:val="28"/>
+        </w:rPr>
+        <w:t xml:space="preserve"> </w:t>
+      </w:r>
+      <w:r>
+        <w:rPr>
+          <w:sz w:val="28"/>
+          <w:szCs w:val="28"/>
+        </w:rPr>
+        <w:t>–</w:t>
+      </w:r>
+      <w:r>
+        <w:rPr>
+          <w:sz w:val="28"/>
+          <w:szCs w:val="28"/>
+        </w:rPr>
+        <w:t xml:space="preserve"> </w:t>
+      </w:r>
+      <w:r>
+        <w:rPr>
+          <w:sz w:val="28"/>
+          <w:szCs w:val="28"/>
+        </w:rPr>
+        <w:t>меняющийся набор серверов</w:t>
+      </w:r>
     </w:p>
     <w:p>
       <w:pPr>
@@ -1914,7 +5395,23 @@
           <w:szCs w:val="28"/>
           <w:lang w:val="en-US"/>
         </w:rPr>
-        <w:t>Homogenous</w:t>
+        <w:t>Homo</w:t>
+      </w:r>
+      <w:r>
+        <w:rPr>
+          <w:sz w:val="28"/>
+          <w:szCs w:val="28"/>
+          <w:lang w:val="en-US"/>
+        </w:rPr>
+        <w:t>g</w:t>
+      </w:r>
+      <w:r>
+        <w:rPr>
+          <w:sz w:val="28"/>
+          <w:szCs w:val="28"/>
+          <w:lang w:val="en-US"/>
+        </w:rPr>
+        <w:t>enous</w:t>
       </w:r>
       <w:r>
         <w:rPr>
@@ -2020,101 +5517,6 @@
           <w:szCs w:val="28"/>
         </w:rPr>
         <w:t>.</w:t>
-      </w:r>
-    </w:p>
-    <w:p>
-      <w:pPr>
-        <w:rPr>
-          <w:sz w:val="28"/>
-          <w:szCs w:val="28"/>
-          <w:lang w:val="en-US"/>
-        </w:rPr>
-      </w:pPr>
-      <w:r>
-        <w:rPr>
-          <w:sz w:val="28"/>
-          <w:szCs w:val="28"/>
-          <w:lang w:val="en-US"/>
-        </w:rPr>
-        <w:t>&lt;</w:t>
-      </w:r>
-      <w:r>
-        <w:rPr>
-          <w:sz w:val="28"/>
-          <w:szCs w:val="28"/>
-        </w:rPr>
-        <w:t>гипотезы</w:t>
-      </w:r>
-      <w:r>
-        <w:rPr>
-          <w:sz w:val="28"/>
-          <w:szCs w:val="28"/>
-          <w:lang w:val="en-US"/>
-        </w:rPr>
-        <w:t>&gt;</w:t>
-      </w:r>
-    </w:p>
-    <w:p>
-      <w:pPr>
-        <w:rPr>
-          <w:sz w:val="28"/>
-          <w:szCs w:val="28"/>
-        </w:rPr>
-      </w:pPr>
-      <w:r>
-        <w:rPr>
-          <w:sz w:val="28"/>
-          <w:szCs w:val="28"/>
-          <w:lang w:val="en-US"/>
-        </w:rPr>
-        <w:t>&lt;</w:t>
-      </w:r>
-      <w:r>
-        <w:rPr>
-          <w:sz w:val="28"/>
-          <w:szCs w:val="28"/>
-        </w:rPr>
-        <w:t>данные</w:t>
-      </w:r>
-      <w:r>
-        <w:rPr>
-          <w:sz w:val="28"/>
-          <w:szCs w:val="28"/>
-          <w:lang w:val="en-US"/>
-        </w:rPr>
-        <w:t>&gt;</w:t>
-      </w:r>
-    </w:p>
-    <w:p>
-      <w:pPr>
-        <w:rPr>
-          <w:sz w:val="28"/>
-          <w:szCs w:val="28"/>
-          <w:lang w:val="en-US"/>
-        </w:rPr>
-      </w:pPr>
-      <w:r>
-        <w:rPr>
-          <w:sz w:val="28"/>
-          <w:szCs w:val="28"/>
-          <w:lang w:val="en-US"/>
-        </w:rPr>
-        <w:t>&lt;</w:t>
-      </w:r>
-      <w:r>
-        <w:rPr>
-          <w:sz w:val="28"/>
-          <w:szCs w:val="28"/>
-        </w:rPr>
-        <w:t>выводы</w:t>
-      </w:r>
-      <w:r>
-        <w:rPr>
-          <w:sz w:val="28"/>
-          <w:szCs w:val="28"/>
-          <w:lang w:val="en-US"/>
-        </w:rPr>
-        <w:t>&gt;</w:t>
       </w:r>
     </w:p>
     <w:p>
@@ -2131,15 +5533,360 @@
           <w:szCs w:val="36"/>
           <w:u w:val="single"/>
         </w:rPr>
+        <w:t>Гипотезы</w:t>
+      </w:r>
+    </w:p>
+    <w:p>
+      <w:pPr>
+        <w:rPr>
+          <w:sz w:val="28"/>
+          <w:szCs w:val="28"/>
+        </w:rPr>
+      </w:pPr>
+      <w:r>
+        <w:rPr>
+          <w:sz w:val="28"/>
+          <w:szCs w:val="28"/>
+        </w:rPr>
+        <w:t>Перед началом непосредственного тестирования был вынесен ряд гипотез о том, как будут вести себя алгоритмы на различных профилях нагрузки, опираясь на теоретическое описание работы алгоритмов.</w:t>
+      </w:r>
+    </w:p>
+    <w:p>
+      <w:pPr>
+        <w:rPr>
+          <w:sz w:val="28"/>
+          <w:szCs w:val="28"/>
+        </w:rPr>
+      </w:pPr>
+      <w:r>
+        <w:rPr>
+          <w:sz w:val="28"/>
+          <w:szCs w:val="28"/>
+          <w:lang w:val="en-US"/>
+        </w:rPr>
+        <w:t>Round</w:t>
+      </w:r>
+      <w:r>
+        <w:rPr>
+          <w:sz w:val="28"/>
+          <w:szCs w:val="28"/>
+        </w:rPr>
+        <w:t xml:space="preserve"> </w:t>
+      </w:r>
+      <w:r>
+        <w:rPr>
+          <w:sz w:val="28"/>
+          <w:szCs w:val="28"/>
+          <w:lang w:val="en-US"/>
+        </w:rPr>
+        <w:t>Robin</w:t>
+      </w:r>
+    </w:p>
+    <w:p>
+      <w:pPr>
+        <w:rPr>
+          <w:sz w:val="36"/>
+          <w:szCs w:val="36"/>
+          <w:u w:val="single"/>
+        </w:rPr>
+      </w:pPr>
+      <w:r>
+        <w:rPr>
+          <w:sz w:val="36"/>
+          <w:szCs w:val="36"/>
+          <w:u w:val="single"/>
+        </w:rPr>
+        <w:lastRenderedPageBreak/>
+        <w:t>Данные</w:t>
+      </w:r>
+    </w:p>
+    <w:p>
+      <w:pPr>
+        <w:rPr>
+          <w:sz w:val="28"/>
+          <w:szCs w:val="28"/>
+        </w:rPr>
+      </w:pPr>
+      <w:r>
+        <w:rPr>
+          <w:sz w:val="28"/>
+          <w:szCs w:val="28"/>
+        </w:rPr>
+        <w:t>&lt;</w:t>
+      </w:r>
+      <w:r>
+        <w:rPr>
+          <w:sz w:val="28"/>
+          <w:szCs w:val="28"/>
+        </w:rPr>
+        <w:t xml:space="preserve">интро к данным, сводная таблица с данными – </w:t>
+      </w:r>
+      <w:r>
+        <w:rPr>
+          <w:sz w:val="28"/>
+          <w:szCs w:val="28"/>
+          <w:lang w:val="en-US"/>
+        </w:rPr>
+        <w:t>RPS</w:t>
+      </w:r>
+      <w:r>
+        <w:rPr>
+          <w:sz w:val="28"/>
+          <w:szCs w:val="28"/>
+        </w:rPr>
+        <w:t xml:space="preserve">, </w:t>
+      </w:r>
+      <w:r>
+        <w:rPr>
+          <w:sz w:val="28"/>
+          <w:szCs w:val="28"/>
+          <w:lang w:val="en-US"/>
+        </w:rPr>
+        <w:t>mean</w:t>
+      </w:r>
+      <w:r>
+        <w:rPr>
+          <w:sz w:val="28"/>
+          <w:szCs w:val="28"/>
+        </w:rPr>
+        <w:t xml:space="preserve"> </w:t>
+      </w:r>
+      <w:proofErr w:type="spellStart"/>
+      <w:r>
+        <w:rPr>
+          <w:sz w:val="28"/>
+          <w:szCs w:val="28"/>
+          <w:lang w:val="en-US"/>
+        </w:rPr>
+        <w:t>ms</w:t>
+      </w:r>
+      <w:proofErr w:type="spellEnd"/>
+      <w:r>
+        <w:rPr>
+          <w:sz w:val="28"/>
+          <w:szCs w:val="28"/>
+        </w:rPr>
+        <w:t xml:space="preserve">, </w:t>
+      </w:r>
+      <w:r>
+        <w:rPr>
+          <w:sz w:val="28"/>
+          <w:szCs w:val="28"/>
+          <w:lang w:val="en-US"/>
+        </w:rPr>
+        <w:t>p</w:t>
+      </w:r>
+      <w:r>
+        <w:rPr>
+          <w:sz w:val="28"/>
+          <w:szCs w:val="28"/>
+        </w:rPr>
+        <w:t xml:space="preserve">95 </w:t>
+      </w:r>
+      <w:proofErr w:type="spellStart"/>
+      <w:r>
+        <w:rPr>
+          <w:sz w:val="28"/>
+          <w:szCs w:val="28"/>
+          <w:lang w:val="en-US"/>
+        </w:rPr>
+        <w:t>ms</w:t>
+      </w:r>
+      <w:proofErr w:type="spellEnd"/>
+      <w:r>
+        <w:rPr>
+          <w:sz w:val="28"/>
+          <w:szCs w:val="28"/>
+        </w:rPr>
+        <w:t xml:space="preserve">, </w:t>
+      </w:r>
+      <w:r>
+        <w:rPr>
+          <w:sz w:val="28"/>
+          <w:szCs w:val="28"/>
+          <w:lang w:val="en-US"/>
+        </w:rPr>
+        <w:t>p</w:t>
+      </w:r>
+      <w:r>
+        <w:rPr>
+          <w:sz w:val="28"/>
+          <w:szCs w:val="28"/>
+        </w:rPr>
+        <w:t xml:space="preserve">99 </w:t>
+      </w:r>
+      <w:proofErr w:type="spellStart"/>
+      <w:r>
+        <w:rPr>
+          <w:sz w:val="28"/>
+          <w:szCs w:val="28"/>
+          <w:lang w:val="en-US"/>
+        </w:rPr>
+        <w:t>ms</w:t>
+      </w:r>
+      <w:proofErr w:type="spellEnd"/>
+      <w:r>
+        <w:rPr>
+          <w:sz w:val="28"/>
+          <w:szCs w:val="28"/>
+        </w:rPr>
+        <w:t xml:space="preserve">, </w:t>
+      </w:r>
+      <w:r>
+        <w:rPr>
+          <w:sz w:val="28"/>
+          <w:szCs w:val="28"/>
+        </w:rPr>
+        <w:t>запросы</w:t>
+      </w:r>
+      <w:r>
+        <w:rPr>
+          <w:sz w:val="28"/>
+          <w:szCs w:val="28"/>
+        </w:rPr>
+        <w:t>/</w:t>
+      </w:r>
+      <w:r>
+        <w:rPr>
+          <w:sz w:val="28"/>
+          <w:szCs w:val="28"/>
+        </w:rPr>
+        <w:t xml:space="preserve">сервер, </w:t>
+      </w:r>
+      <w:r>
+        <w:rPr>
+          <w:sz w:val="28"/>
+          <w:szCs w:val="28"/>
+          <w:lang w:val="en-US"/>
+        </w:rPr>
+        <w:t>avg</w:t>
+      </w:r>
+      <w:r>
+        <w:rPr>
+          <w:sz w:val="28"/>
+          <w:szCs w:val="28"/>
+        </w:rPr>
+        <w:t xml:space="preserve"> </w:t>
+      </w:r>
+      <w:r>
+        <w:rPr>
+          <w:sz w:val="28"/>
+          <w:szCs w:val="28"/>
+          <w:lang w:val="en-US"/>
+        </w:rPr>
+        <w:t>load</w:t>
+      </w:r>
+      <w:r>
+        <w:rPr>
+          <w:sz w:val="28"/>
+          <w:szCs w:val="28"/>
+        </w:rPr>
+        <w:t xml:space="preserve">, </w:t>
+      </w:r>
+      <w:r>
+        <w:rPr>
+          <w:sz w:val="28"/>
+          <w:szCs w:val="28"/>
+          <w:lang w:val="en-US"/>
+        </w:rPr>
+        <w:t>max</w:t>
+      </w:r>
+      <w:r>
+        <w:rPr>
+          <w:sz w:val="28"/>
+          <w:szCs w:val="28"/>
+        </w:rPr>
+        <w:t xml:space="preserve"> </w:t>
+      </w:r>
+      <w:r>
+        <w:rPr>
+          <w:sz w:val="28"/>
+          <w:szCs w:val="28"/>
+          <w:lang w:val="en-US"/>
+        </w:rPr>
+        <w:t>load</w:t>
+      </w:r>
+      <w:r>
+        <w:rPr>
+          <w:sz w:val="28"/>
+          <w:szCs w:val="28"/>
+        </w:rPr>
+        <w:t>, комментарии</w:t>
+      </w:r>
+      <w:r>
+        <w:rPr>
+          <w:sz w:val="28"/>
+          <w:szCs w:val="28"/>
+        </w:rPr>
+        <w:t>&gt;</w:t>
+      </w:r>
+    </w:p>
+    <w:p>
+      <w:pPr>
+        <w:rPr>
+          <w:sz w:val="36"/>
+          <w:szCs w:val="36"/>
+          <w:u w:val="single"/>
+        </w:rPr>
+      </w:pPr>
+      <w:r>
+        <w:rPr>
+          <w:sz w:val="36"/>
+          <w:szCs w:val="36"/>
+          <w:u w:val="single"/>
+        </w:rPr>
+        <w:t>Выводы</w:t>
+      </w:r>
+    </w:p>
+    <w:p>
+      <w:pPr>
+        <w:rPr>
+          <w:sz w:val="28"/>
+          <w:szCs w:val="28"/>
+        </w:rPr>
+      </w:pPr>
+      <w:r>
+        <w:rPr>
+          <w:sz w:val="28"/>
+          <w:szCs w:val="28"/>
+        </w:rPr>
+        <w:t>&lt;</w:t>
+      </w:r>
+      <w:r>
+        <w:rPr>
+          <w:sz w:val="28"/>
+          <w:szCs w:val="28"/>
+        </w:rPr>
+        <w:t>выводы про правильность гипотез и реальные данные</w:t>
+      </w:r>
+      <w:r>
+        <w:rPr>
+          <w:sz w:val="28"/>
+          <w:szCs w:val="28"/>
+        </w:rPr>
+        <w:t>&gt;</w:t>
+      </w:r>
+    </w:p>
+    <w:p>
+      <w:pPr>
+        <w:rPr>
+          <w:sz w:val="36"/>
+          <w:szCs w:val="36"/>
+          <w:u w:val="single"/>
+        </w:rPr>
+      </w:pPr>
+      <w:r>
+        <w:rPr>
+          <w:sz w:val="36"/>
+          <w:szCs w:val="36"/>
+          <w:u w:val="single"/>
+        </w:rPr>
         <w:t>Распределение задач</w:t>
       </w:r>
     </w:p>
     <w:p>
       <w:pPr>
-        <w:rPr>
-          <w:sz w:val="28"/>
-          <w:szCs w:val="28"/>
-        </w:rPr>
+        <w:pStyle w:val="Standard"/>
       </w:pPr>
       <w:proofErr w:type="spellStart"/>
       <w:r>
@@ -2155,148 +5902,714 @@
           <w:sz w:val="28"/>
           <w:szCs w:val="28"/>
         </w:rPr>
-        <w:t xml:space="preserve"> Ив</w:t>
-      </w:r>
-      <w:r>
-        <w:rPr>
-          <w:sz w:val="28"/>
-          <w:szCs w:val="28"/>
-        </w:rPr>
-        <w:t>ан -</w:t>
-      </w:r>
+        <w:t xml:space="preserve"> Иван</w:t>
+      </w:r>
+      <w:r>
+        <w:rPr>
+          <w:sz w:val="28"/>
+          <w:szCs w:val="28"/>
+        </w:rPr>
+        <w:t xml:space="preserve"> Юрьевич</w:t>
+      </w:r>
+      <w:r>
+        <w:rPr>
+          <w:sz w:val="28"/>
+          <w:szCs w:val="28"/>
+        </w:rPr>
+        <w:t xml:space="preserve"> - Full</w:t>
+      </w:r>
+      <w:r>
+        <w:rPr>
+          <w:sz w:val="28"/>
+          <w:szCs w:val="28"/>
+        </w:rPr>
+        <w:noBreakHyphen/>
+      </w:r>
+      <w:proofErr w:type="spellStart"/>
+      <w:r>
+        <w:rPr>
+          <w:sz w:val="28"/>
+          <w:szCs w:val="28"/>
+        </w:rPr>
+        <w:t>Stack</w:t>
+      </w:r>
+      <w:proofErr w:type="spellEnd"/>
+      <w:r>
+        <w:rPr>
+          <w:sz w:val="28"/>
+          <w:szCs w:val="28"/>
+        </w:rPr>
+        <w:t xml:space="preserve"> Performance </w:t>
+      </w:r>
+      <w:proofErr w:type="spellStart"/>
+      <w:r>
+        <w:rPr>
+          <w:sz w:val="28"/>
+          <w:szCs w:val="28"/>
+        </w:rPr>
+        <w:t>Engineer</w:t>
+      </w:r>
+      <w:proofErr w:type="spellEnd"/>
+      <w:r>
+        <w:rPr>
+          <w:sz w:val="28"/>
+          <w:szCs w:val="28"/>
+        </w:rPr>
+        <w:t>, архитектор веб</w:t>
+      </w:r>
+      <w:r>
+        <w:rPr>
+          <w:sz w:val="28"/>
+          <w:szCs w:val="28"/>
+        </w:rPr>
+        <w:noBreakHyphen/>
+        <w:t xml:space="preserve">платформы управления </w:t>
+      </w:r>
+      <w:proofErr w:type="spellStart"/>
+      <w:r>
+        <w:rPr>
+          <w:sz w:val="28"/>
+          <w:szCs w:val="28"/>
+        </w:rPr>
+        <w:t>пресетами</w:t>
+      </w:r>
+      <w:proofErr w:type="spellEnd"/>
+      <w:r>
+        <w:rPr>
+          <w:sz w:val="28"/>
+          <w:szCs w:val="28"/>
+        </w:rPr>
+        <w:t xml:space="preserve"> и визуализации результатов</w:t>
+      </w:r>
+    </w:p>
+    <w:p>
+      <w:pPr>
+        <w:pStyle w:val="Standard"/>
+      </w:pPr>
+      <w:r>
+        <w:rPr>
+          <w:sz w:val="28"/>
+          <w:szCs w:val="28"/>
+        </w:rPr>
+        <w:t xml:space="preserve">Билалов Тимур Русланович - Team </w:t>
+      </w:r>
+      <w:proofErr w:type="spellStart"/>
+      <w:r>
+        <w:rPr>
+          <w:sz w:val="28"/>
+          <w:szCs w:val="28"/>
+        </w:rPr>
+        <w:t>Leader</w:t>
+      </w:r>
+      <w:proofErr w:type="spellEnd"/>
+      <w:r>
+        <w:rPr>
+          <w:sz w:val="28"/>
+          <w:szCs w:val="28"/>
+        </w:rPr>
+        <w:t xml:space="preserve">, архитектор ядра </w:t>
+      </w:r>
+      <w:proofErr w:type="spellStart"/>
+      <w:r>
+        <w:rPr>
+          <w:sz w:val="28"/>
+          <w:szCs w:val="28"/>
+        </w:rPr>
+        <w:t>benchmark</w:t>
+      </w:r>
+      <w:proofErr w:type="spellEnd"/>
+      <w:r>
+        <w:rPr>
+          <w:sz w:val="28"/>
+          <w:szCs w:val="28"/>
+        </w:rPr>
+        <w:t xml:space="preserve"> (балансировщик, менеджер, модель нагрузки, CLI</w:t>
+      </w:r>
+      <w:r>
+        <w:rPr>
+          <w:sz w:val="28"/>
+          <w:szCs w:val="28"/>
+        </w:rPr>
+        <w:noBreakHyphen/>
+        <w:t>интерфейс)</w:t>
+      </w:r>
+    </w:p>
+    <w:p>
+      <w:pPr>
+        <w:pStyle w:val="Standard"/>
+      </w:pPr>
+      <w:r>
+        <w:rPr>
+          <w:sz w:val="28"/>
+          <w:szCs w:val="28"/>
+        </w:rPr>
+        <w:t xml:space="preserve">Горбов Георгий Андреевич - Core Systems </w:t>
+      </w:r>
+      <w:proofErr w:type="spellStart"/>
+      <w:r>
+        <w:rPr>
+          <w:sz w:val="28"/>
+          <w:szCs w:val="28"/>
+        </w:rPr>
+        <w:t>Engineer</w:t>
+      </w:r>
+      <w:proofErr w:type="spellEnd"/>
+      <w:r>
+        <w:rPr>
+          <w:sz w:val="28"/>
+          <w:szCs w:val="28"/>
+        </w:rPr>
+        <w:t>, ответственный за стабильность кодовой базы, рефакторинг и исправление критических ошибок</w:t>
+      </w:r>
+    </w:p>
+    <w:p>
+      <w:pPr>
+        <w:pStyle w:val="Standard"/>
+      </w:pPr>
+      <w:r>
+        <w:rPr>
+          <w:sz w:val="28"/>
+          <w:szCs w:val="28"/>
+        </w:rPr>
+        <w:t xml:space="preserve">Кулаковский Влад Андреевич - Platform Core &amp; </w:t>
+      </w:r>
+      <w:proofErr w:type="spellStart"/>
+      <w:r>
+        <w:rPr>
+          <w:sz w:val="28"/>
+          <w:szCs w:val="28"/>
+        </w:rPr>
+        <w:t>DevOps</w:t>
+      </w:r>
+      <w:proofErr w:type="spellEnd"/>
+      <w:r>
+        <w:rPr>
+          <w:sz w:val="28"/>
+          <w:szCs w:val="28"/>
+        </w:rPr>
+        <w:t xml:space="preserve"> </w:t>
+      </w:r>
+      <w:proofErr w:type="spellStart"/>
+      <w:r>
+        <w:rPr>
+          <w:sz w:val="28"/>
+          <w:szCs w:val="28"/>
+        </w:rPr>
+        <w:t>Engineer</w:t>
+      </w:r>
+      <w:proofErr w:type="spellEnd"/>
+      <w:r>
+        <w:rPr>
+          <w:sz w:val="28"/>
+          <w:szCs w:val="28"/>
+        </w:rPr>
+        <w:t>: настройка окружения, CI/CD, юнит</w:t>
+      </w:r>
+      <w:r>
+        <w:rPr>
+          <w:sz w:val="28"/>
+          <w:szCs w:val="28"/>
+        </w:rPr>
+        <w:noBreakHyphen/>
+        <w:t>тесты, поддержка актуальности тестового покрытия</w:t>
+      </w:r>
+    </w:p>
+    <w:p>
+      <w:pPr>
+        <w:pStyle w:val="Standard"/>
+      </w:pPr>
+      <w:r>
+        <w:rPr>
+          <w:sz w:val="28"/>
+          <w:szCs w:val="28"/>
+        </w:rPr>
+        <w:t xml:space="preserve">Погребицкий Георгий Дмитриевич - Data &amp; Performance </w:t>
+      </w:r>
+      <w:proofErr w:type="spellStart"/>
+      <w:r>
+        <w:rPr>
+          <w:sz w:val="28"/>
+          <w:szCs w:val="28"/>
+        </w:rPr>
+        <w:t>Analyst</w:t>
+      </w:r>
+      <w:proofErr w:type="spellEnd"/>
+      <w:r>
+        <w:rPr>
+          <w:sz w:val="28"/>
+          <w:szCs w:val="28"/>
+        </w:rPr>
+        <w:t>: проведение тестовых прогонов, сбор и интерпретация метрик, подготовка аналитических выводов</w:t>
+      </w:r>
+    </w:p>
+    <w:p>
+      <w:pPr>
+        <w:pStyle w:val="Standard"/>
+        <w:rPr>
+          <w:sz w:val="28"/>
+          <w:szCs w:val="28"/>
+        </w:rPr>
+      </w:pPr>
+    </w:p>
+    <w:p>
+      <w:pPr>
+        <w:pStyle w:val="Standard"/>
+        <w:rPr>
+          <w:sz w:val="28"/>
+          <w:szCs w:val="28"/>
+        </w:rPr>
+      </w:pPr>
+      <w:r>
+        <w:rPr>
+          <w:sz w:val="28"/>
+          <w:szCs w:val="28"/>
+        </w:rPr>
+        <w:t>В</w:t>
+      </w:r>
+      <w:r>
+        <w:rPr>
+          <w:sz w:val="28"/>
+          <w:szCs w:val="28"/>
+        </w:rPr>
+        <w:t>етки команды</w:t>
+      </w:r>
+      <w:r>
+        <w:rPr>
+          <w:sz w:val="28"/>
+          <w:szCs w:val="28"/>
+        </w:rPr>
+        <w:t xml:space="preserve"> в </w:t>
+      </w:r>
+      <w:r>
+        <w:rPr>
+          <w:sz w:val="28"/>
+          <w:szCs w:val="28"/>
+          <w:lang w:val="en-US"/>
+        </w:rPr>
+        <w:t>Git</w:t>
+      </w:r>
+      <w:r>
+        <w:rPr>
+          <w:sz w:val="28"/>
+          <w:szCs w:val="28"/>
+        </w:rPr>
+        <w:t xml:space="preserve"> </w:t>
+      </w:r>
+      <w:r>
+        <w:rPr>
+          <w:sz w:val="28"/>
+          <w:szCs w:val="28"/>
+        </w:rPr>
+        <w:t>репозитории</w:t>
+      </w:r>
+      <w:r>
+        <w:rPr>
+          <w:sz w:val="28"/>
+          <w:szCs w:val="28"/>
+        </w:rPr>
+        <w:t>:</w:t>
+      </w:r>
+    </w:p>
+    <w:p>
+      <w:pPr>
+        <w:pStyle w:val="Standard"/>
+        <w:rPr>
+          <w:sz w:val="28"/>
+          <w:szCs w:val="28"/>
+        </w:rPr>
+      </w:pPr>
+      <w:proofErr w:type="spellStart"/>
+      <w:r>
+        <w:rPr>
+          <w:sz w:val="28"/>
+          <w:szCs w:val="28"/>
+        </w:rPr>
+        <w:t>manager</w:t>
+      </w:r>
+      <w:proofErr w:type="spellEnd"/>
+      <w:r>
+        <w:rPr>
+          <w:sz w:val="28"/>
+          <w:szCs w:val="28"/>
+        </w:rPr>
+        <w:t>: Билалов Тимур</w:t>
+      </w:r>
+    </w:p>
+    <w:p>
+      <w:pPr>
+        <w:pStyle w:val="Standard"/>
+        <w:rPr>
+          <w:sz w:val="28"/>
+          <w:szCs w:val="28"/>
+        </w:rPr>
+      </w:pPr>
+      <w:proofErr w:type="spellStart"/>
+      <w:r>
+        <w:rPr>
+          <w:sz w:val="28"/>
+          <w:szCs w:val="28"/>
+        </w:rPr>
+        <w:t>task</w:t>
+      </w:r>
+      <w:proofErr w:type="spellEnd"/>
+      <w:r>
+        <w:rPr>
+          <w:sz w:val="28"/>
+          <w:szCs w:val="28"/>
+        </w:rPr>
+        <w:t>: Кулаковский Влад</w:t>
+      </w:r>
+    </w:p>
+    <w:p>
+      <w:pPr>
+        <w:pStyle w:val="Standard"/>
+        <w:rPr>
+          <w:sz w:val="28"/>
+          <w:szCs w:val="28"/>
+          <w:lang w:val="en-US"/>
+        </w:rPr>
+      </w:pPr>
+      <w:r>
+        <w:rPr>
+          <w:sz w:val="28"/>
+          <w:szCs w:val="28"/>
+          <w:lang w:val="en-US"/>
+        </w:rPr>
+        <w:t xml:space="preserve">ci/cd: </w:t>
+      </w:r>
+      <w:r>
+        <w:rPr>
+          <w:sz w:val="28"/>
+          <w:szCs w:val="28"/>
+        </w:rPr>
+        <w:t>Кулаковский</w:t>
+      </w:r>
+      <w:r>
+        <w:rPr>
+          <w:sz w:val="28"/>
+          <w:szCs w:val="28"/>
+          <w:lang w:val="en-US"/>
+        </w:rPr>
+        <w:t xml:space="preserve"> </w:t>
+      </w:r>
+      <w:r>
+        <w:rPr>
+          <w:sz w:val="28"/>
+          <w:szCs w:val="28"/>
+        </w:rPr>
+        <w:t>Влад</w:t>
+      </w:r>
+    </w:p>
+    <w:p>
+      <w:pPr>
+        <w:pStyle w:val="Standard"/>
+        <w:rPr>
+          <w:sz w:val="28"/>
+          <w:szCs w:val="28"/>
+          <w:lang w:val="en-US"/>
+        </w:rPr>
+      </w:pPr>
+      <w:r>
+        <w:rPr>
+          <w:sz w:val="28"/>
+          <w:szCs w:val="28"/>
+          <w:lang w:val="en-US"/>
+        </w:rPr>
+        <w:t xml:space="preserve">feature/server-task-race-fixes: </w:t>
+      </w:r>
+      <w:r>
+        <w:rPr>
+          <w:sz w:val="28"/>
+          <w:szCs w:val="28"/>
+        </w:rPr>
+        <w:t>Горбов</w:t>
+      </w:r>
+      <w:r>
+        <w:rPr>
+          <w:sz w:val="28"/>
+          <w:szCs w:val="28"/>
+          <w:lang w:val="en-US"/>
+        </w:rPr>
+        <w:t xml:space="preserve"> </w:t>
+      </w:r>
+      <w:r>
+        <w:rPr>
+          <w:sz w:val="28"/>
+          <w:szCs w:val="28"/>
+        </w:rPr>
+        <w:t>Георгий</w:t>
+      </w:r>
+    </w:p>
+    <w:p>
+      <w:pPr>
+        <w:pStyle w:val="Standard"/>
+        <w:rPr>
+          <w:sz w:val="28"/>
+          <w:szCs w:val="28"/>
+          <w:lang w:val="en-US"/>
+        </w:rPr>
+      </w:pPr>
+      <w:r>
+        <w:rPr>
+          <w:sz w:val="28"/>
+          <w:szCs w:val="28"/>
+          <w:lang w:val="en-US"/>
+        </w:rPr>
+        <w:t xml:space="preserve">statistic: </w:t>
+      </w:r>
+      <w:r>
+        <w:rPr>
+          <w:sz w:val="28"/>
+          <w:szCs w:val="28"/>
+        </w:rPr>
+        <w:t>Билалов</w:t>
+      </w:r>
+      <w:r>
+        <w:rPr>
+          <w:sz w:val="28"/>
+          <w:szCs w:val="28"/>
+          <w:lang w:val="en-US"/>
+        </w:rPr>
+        <w:t xml:space="preserve"> </w:t>
+      </w:r>
+      <w:r>
+        <w:rPr>
+          <w:sz w:val="28"/>
+          <w:szCs w:val="28"/>
+        </w:rPr>
+        <w:t>Тимур</w:t>
+      </w:r>
+    </w:p>
+    <w:p>
+      <w:pPr>
+        <w:pStyle w:val="Standard"/>
+        <w:rPr>
+          <w:sz w:val="28"/>
+          <w:szCs w:val="28"/>
+          <w:lang w:val="en-US"/>
+        </w:rPr>
+      </w:pPr>
+      <w:r>
+        <w:rPr>
+          <w:sz w:val="28"/>
+          <w:szCs w:val="28"/>
+          <w:lang w:val="en-US"/>
+        </w:rPr>
+        <w:t xml:space="preserve">feature/graphics: </w:t>
+      </w:r>
+      <w:proofErr w:type="spellStart"/>
+      <w:r>
+        <w:rPr>
+          <w:sz w:val="28"/>
+          <w:szCs w:val="28"/>
+        </w:rPr>
+        <w:t>Балюк</w:t>
+      </w:r>
+      <w:proofErr w:type="spellEnd"/>
+      <w:r>
+        <w:rPr>
+          <w:sz w:val="28"/>
+          <w:szCs w:val="28"/>
+          <w:lang w:val="en-US"/>
+        </w:rPr>
+        <w:t xml:space="preserve"> </w:t>
+      </w:r>
+      <w:r>
+        <w:rPr>
+          <w:sz w:val="28"/>
+          <w:szCs w:val="28"/>
+        </w:rPr>
+        <w:t>Иван</w:t>
+      </w:r>
+    </w:p>
+    <w:p>
+      <w:pPr>
+        <w:pStyle w:val="Standard"/>
+        <w:rPr>
+          <w:sz w:val="28"/>
+          <w:szCs w:val="28"/>
+          <w:lang w:val="en-US"/>
+        </w:rPr>
+      </w:pPr>
+      <w:r>
+        <w:rPr>
+          <w:sz w:val="28"/>
+          <w:szCs w:val="28"/>
+          <w:lang w:val="en-US"/>
+        </w:rPr>
+        <w:t xml:space="preserve">feature/final-test-fixes: </w:t>
+      </w:r>
+      <w:r>
+        <w:rPr>
+          <w:sz w:val="28"/>
+          <w:szCs w:val="28"/>
+        </w:rPr>
+        <w:t>Горбов</w:t>
+      </w:r>
+      <w:r>
+        <w:rPr>
+          <w:sz w:val="28"/>
+          <w:szCs w:val="28"/>
+          <w:lang w:val="en-US"/>
+        </w:rPr>
+        <w:t xml:space="preserve"> </w:t>
+      </w:r>
+      <w:r>
+        <w:rPr>
+          <w:sz w:val="28"/>
+          <w:szCs w:val="28"/>
+        </w:rPr>
+        <w:t>Георгий</w:t>
+      </w:r>
+    </w:p>
+    <w:p>
+      <w:pPr>
+        <w:pStyle w:val="Standard"/>
+        <w:rPr>
+          <w:sz w:val="28"/>
+          <w:szCs w:val="28"/>
+          <w:lang w:val="en-US"/>
+        </w:rPr>
+      </w:pPr>
+      <w:r>
+        <w:rPr>
+          <w:sz w:val="28"/>
+          <w:szCs w:val="28"/>
+          <w:lang w:val="en-US"/>
+        </w:rPr>
+        <w:t xml:space="preserve">dev: </w:t>
+      </w:r>
+      <w:r>
+        <w:rPr>
+          <w:sz w:val="28"/>
+          <w:szCs w:val="28"/>
+        </w:rPr>
+        <w:t>общая</w:t>
+      </w:r>
+    </w:p>
+    <w:p>
+      <w:pPr>
+        <w:pStyle w:val="Standard"/>
+        <w:rPr>
+          <w:sz w:val="28"/>
+          <w:szCs w:val="28"/>
+          <w:lang w:val="en-US"/>
+        </w:rPr>
+      </w:pPr>
+      <w:r>
+        <w:rPr>
+          <w:sz w:val="28"/>
+          <w:szCs w:val="28"/>
+          <w:lang w:val="en-US"/>
+        </w:rPr>
+        <w:t xml:space="preserve">analytics: </w:t>
+      </w:r>
+      <w:r>
+        <w:rPr>
+          <w:sz w:val="28"/>
+          <w:szCs w:val="28"/>
+        </w:rPr>
+        <w:t>Погребицкий</w:t>
+      </w:r>
+      <w:r>
+        <w:rPr>
+          <w:sz w:val="28"/>
+          <w:szCs w:val="28"/>
+          <w:lang w:val="en-US"/>
+        </w:rPr>
+        <w:t xml:space="preserve"> </w:t>
+      </w:r>
+      <w:r>
+        <w:rPr>
+          <w:sz w:val="28"/>
+          <w:szCs w:val="28"/>
+        </w:rPr>
+        <w:t>Георгий</w:t>
+      </w:r>
+    </w:p>
+    <w:p>
+      <w:pPr>
+        <w:pStyle w:val="Standard"/>
+        <w:rPr>
+          <w:sz w:val="28"/>
+          <w:szCs w:val="28"/>
+          <w:lang w:val="en-US"/>
+        </w:rPr>
+      </w:pPr>
       <w:proofErr w:type="gramStart"/>
       <w:r>
         <w:rPr>
           <w:sz w:val="28"/>
           <w:szCs w:val="28"/>
-        </w:rPr>
-        <w:t xml:space="preserve"> ….</w:t>
+          <w:lang w:val="en-US"/>
+        </w:rPr>
+        <w:t>improving(</w:t>
       </w:r>
       <w:proofErr w:type="gramEnd"/>
       <w:r>
         <w:rPr>
           <w:sz w:val="28"/>
           <w:szCs w:val="28"/>
-        </w:rPr>
-        <w:t>.</w:t>
-      </w:r>
-    </w:p>
-    <w:p>
-      <w:pPr>
-        <w:rPr>
-          <w:sz w:val="28"/>
-          <w:szCs w:val="28"/>
-        </w:rPr>
-      </w:pPr>
-      <w:r>
-        <w:rPr>
-          <w:sz w:val="28"/>
-          <w:szCs w:val="28"/>
-        </w:rPr>
-        <w:t xml:space="preserve">Билалов Тимур Русланович </w:t>
-      </w:r>
-      <w:r>
-        <w:rPr>
-          <w:sz w:val="28"/>
-          <w:szCs w:val="28"/>
-        </w:rPr>
-        <w:t>- ……</w:t>
-      </w:r>
-    </w:p>
-    <w:p>
-      <w:pPr>
-        <w:rPr>
-          <w:sz w:val="28"/>
-          <w:szCs w:val="28"/>
-        </w:rPr>
-      </w:pPr>
-      <w:r>
-        <w:rPr>
-          <w:sz w:val="28"/>
-          <w:szCs w:val="28"/>
-        </w:rPr>
-        <w:t xml:space="preserve">Горбов Георгий Андреевич </w:t>
-      </w:r>
-      <w:r>
-        <w:rPr>
-          <w:sz w:val="28"/>
-          <w:szCs w:val="28"/>
-        </w:rPr>
-        <w:t>- ……</w:t>
-      </w:r>
-    </w:p>
-    <w:p>
-      <w:pPr>
-        <w:rPr>
-          <w:sz w:val="28"/>
-          <w:szCs w:val="28"/>
-        </w:rPr>
-      </w:pPr>
-      <w:r>
-        <w:rPr>
-          <w:sz w:val="28"/>
-          <w:szCs w:val="28"/>
-        </w:rPr>
-        <w:t xml:space="preserve">Кулаковский Влад Андреевич </w:t>
-      </w:r>
-      <w:r>
-        <w:rPr>
-          <w:sz w:val="28"/>
-          <w:szCs w:val="28"/>
-        </w:rPr>
-        <w:t>- ……</w:t>
-      </w:r>
-    </w:p>
-    <w:p>
-      <w:pPr>
-        <w:rPr>
-          <w:sz w:val="28"/>
-          <w:szCs w:val="28"/>
-        </w:rPr>
-      </w:pPr>
-      <w:r>
-        <w:rPr>
-          <w:sz w:val="28"/>
-          <w:szCs w:val="28"/>
-        </w:rPr>
-        <w:t xml:space="preserve">Погребицкий Георгий Дмитриевич </w:t>
-      </w:r>
-      <w:r>
-        <w:rPr>
-          <w:sz w:val="28"/>
-          <w:szCs w:val="28"/>
-        </w:rPr>
-        <w:t xml:space="preserve">– аналитик группы: вёл работу в ветке </w:t>
-      </w:r>
-      <w:r>
-        <w:rPr>
-          <w:sz w:val="28"/>
-          <w:szCs w:val="28"/>
-          <w:lang w:val="en-US"/>
-        </w:rPr>
-        <w:t>analytics</w:t>
-      </w:r>
-      <w:r>
-        <w:rPr>
-          <w:sz w:val="28"/>
-          <w:szCs w:val="28"/>
-        </w:rPr>
-        <w:t>;</w:t>
-      </w:r>
-      <w:r>
-        <w:rPr>
-          <w:sz w:val="28"/>
-          <w:szCs w:val="28"/>
-        </w:rPr>
-        <w:t xml:space="preserve"> </w:t>
-      </w:r>
-      <w:r>
-        <w:rPr>
-          <w:sz w:val="28"/>
-          <w:szCs w:val="28"/>
-        </w:rPr>
-        <w:t>…….</w:t>
-      </w:r>
+          <w:lang w:val="en-US"/>
+        </w:rPr>
+        <w:t xml:space="preserve">1.0, 2.0, 3.0, 4.0): </w:t>
+      </w:r>
+      <w:r>
+        <w:rPr>
+          <w:sz w:val="28"/>
+          <w:szCs w:val="28"/>
+        </w:rPr>
+        <w:t>Билалов</w:t>
+      </w:r>
+      <w:r>
+        <w:rPr>
+          <w:sz w:val="28"/>
+          <w:szCs w:val="28"/>
+          <w:lang w:val="en-US"/>
+        </w:rPr>
+        <w:t xml:space="preserve"> </w:t>
+      </w:r>
+      <w:r>
+        <w:rPr>
+          <w:sz w:val="28"/>
+          <w:szCs w:val="28"/>
+        </w:rPr>
+        <w:t>Тимур</w:t>
+      </w:r>
+    </w:p>
+    <w:p>
+      <w:pPr>
+        <w:pStyle w:val="Standard"/>
+        <w:rPr>
+          <w:sz w:val="28"/>
+          <w:szCs w:val="28"/>
+        </w:rPr>
+      </w:pPr>
+      <w:proofErr w:type="spellStart"/>
+      <w:r>
+        <w:rPr>
+          <w:sz w:val="28"/>
+          <w:szCs w:val="28"/>
+        </w:rPr>
+        <w:lastRenderedPageBreak/>
+        <w:t>testing_classes</w:t>
+      </w:r>
+      <w:proofErr w:type="spellEnd"/>
+      <w:r>
+        <w:rPr>
+          <w:sz w:val="28"/>
+          <w:szCs w:val="28"/>
+        </w:rPr>
+        <w:t>: Кулаковский Влад</w:t>
+      </w:r>
+    </w:p>
+    <w:p>
+      <w:pPr>
+        <w:rPr>
+          <w:sz w:val="28"/>
+          <w:szCs w:val="28"/>
+        </w:rPr>
+      </w:pPr>
     </w:p>
     <w:sectPr>
       <w:pgSz w:w="11906" w:h="16838"/>
@@ -2311,6 +6624,205 @@
 <file path=word/numbering.xml><?xml version="1.0" encoding="utf-8"?>
 <w:numbering xmlns:wpc="http://schemas.microsoft.com/office/word/2010/wordprocessingCanvas" xmlns:cx="http://schemas.microsoft.com/office/drawing/2014/chartex" xmlns:cx1="http://schemas.microsoft.com/office/drawing/2015/9/8/chartex" xmlns:cx2="http://schemas.microsoft.com/office/drawing/2015/10/21/chartex" xmlns:cx3="http://schemas.microsoft.com/office/drawing/2016/5/9/chartex" xmlns:cx4="http://schemas.microsoft.com/office/drawing/2016/5/10/chartex" xmlns:cx5="http://schemas.microsoft.com/office/drawing/2016/5/11/chartex" xmlns:cx6="http://schemas.microsoft.com/office/drawing/2016/5/12/chartex" xmlns:cx7="http://schemas.microsoft.com/office/drawing/2016/5/13/chartex" xmlns:cx8="http://schemas.microsoft.com/office/drawing/2016/5/14/chartex" xmlns:mc="http://schemas.openxmlformats.org/markup-compatibility/2006" xmlns:aink="http://schemas.microsoft.com/office/drawing/2016/ink" xmlns:am3d="http://schemas.microsoft.com/office/drawing/2017/model3d" xmlns:o="urn:schemas-microsoft-com:office:office" xmlns:r="http://schemas.openxmlformats.org/officeDocument/2006/relationships" xmlns:m="http://schemas.openxmlformats.org/officeDocument/2006/math" xmlns:v="urn:schemas-microsoft-com:vml" xmlns:wp14="http://schemas.microsoft.com/office/word/2010/wordprocessingDrawing" xmlns:wp="http://schemas.openxmlformats.org/drawingml/2006/wordprocessingDrawing" xmlns:w10="urn:schemas-microsoft-com:office:word" xmlns:w="http://schemas.openxmlformats.org/wordprocessingml/2006/main" xmlns:w14="http://schemas.microsoft.com/office/word/2010/wordml" xmlns:w15="http://schemas.microsoft.com/office/word/2012/wordml" xmlns:w16cex="http://schemas.microsoft.com/office/word/2018/wordml/cex" xmlns:w16cid="http://schemas.microsoft.com/office/word/2016/wordml/cid" xmlns:w16="http://schemas.microsoft.com/office/word/2018/wordml" xmlns:w16sdtdh="http://schemas.microsoft.com/office/word/2020/wordml/sdtdatahash" xmlns:w16se="http://schemas.microsoft.com/office/word/2015/wordml/symex" xmlns:wpg="http://schemas.microsoft.com/office/word/2010/wordprocessingGroup" xmlns:wpi="http://schemas.microsoft.com/office/word/2010/wordprocessingInk" xmlns:wne="http://schemas.microsoft.com/office/word/2006/wordml" xmlns:wps="http://schemas.microsoft.com/office/word/2010/wordprocessingShape" mc:Ignorable="w14 w15 w16se w16cid w16 w16cex w16sdtdh wp14">
   <w:abstractNum w:abstractNumId="0" w15:restartNumberingAfterBreak="0">
+    <w:nsid w:val="1025022A"/>
+    <w:multiLevelType w:val="hybridMultilevel"/>
+    <w:tmpl w:val="72386E08"/>
+    <w:lvl w:ilvl="0" w:tplc="04190001">
+      <w:start w:val="1"/>
+      <w:numFmt w:val="bullet"/>
+      <w:lvlText w:val=""/>
+      <w:lvlJc w:val="left"/>
+      <w:pPr>
+        <w:ind w:left="720" w:hanging="360"/>
+      </w:pPr>
+      <w:rPr>
+        <w:rFonts w:ascii="Symbol" w:hAnsi="Symbol" w:hint="default"/>
+      </w:rPr>
+    </w:lvl>
+    <w:lvl w:ilvl="1" w:tplc="04190003">
+      <w:start w:val="1"/>
+      <w:numFmt w:val="bullet"/>
+      <w:lvlText w:val="o"/>
+      <w:lvlJc w:val="left"/>
+      <w:pPr>
+        <w:ind w:left="1440" w:hanging="360"/>
+      </w:pPr>
+      <w:rPr>
+        <w:rFonts w:ascii="Courier New" w:hAnsi="Courier New" w:cs="Courier New" w:hint="default"/>
+      </w:rPr>
+    </w:lvl>
+    <w:lvl w:ilvl="2" w:tplc="04190005" w:tentative="1">
+      <w:start w:val="1"/>
+      <w:numFmt w:val="bullet"/>
+      <w:lvlText w:val=""/>
+      <w:lvlJc w:val="left"/>
+      <w:pPr>
+        <w:ind w:left="2160" w:hanging="360"/>
+      </w:pPr>
+      <w:rPr>
+        <w:rFonts w:ascii="Wingdings" w:hAnsi="Wingdings" w:hint="default"/>
+      </w:rPr>
+    </w:lvl>
+    <w:lvl w:ilvl="3" w:tplc="04190001" w:tentative="1">
+      <w:start w:val="1"/>
+      <w:numFmt w:val="bullet"/>
+      <w:lvlText w:val=""/>
+      <w:lvlJc w:val="left"/>
+      <w:pPr>
+        <w:ind w:left="2880" w:hanging="360"/>
+      </w:pPr>
+      <w:rPr>
+        <w:rFonts w:ascii="Symbol" w:hAnsi="Symbol" w:hint="default"/>
+      </w:rPr>
+    </w:lvl>
+    <w:lvl w:ilvl="4" w:tplc="04190003" w:tentative="1">
+      <w:start w:val="1"/>
+      <w:numFmt w:val="bullet"/>
+      <w:lvlText w:val="o"/>
+      <w:lvlJc w:val="left"/>
+      <w:pPr>
+        <w:ind w:left="3600" w:hanging="360"/>
+      </w:pPr>
+      <w:rPr>
+        <w:rFonts w:ascii="Courier New" w:hAnsi="Courier New" w:cs="Courier New" w:hint="default"/>
+      </w:rPr>
+    </w:lvl>
+    <w:lvl w:ilvl="5" w:tplc="04190005" w:tentative="1">
+      <w:start w:val="1"/>
+      <w:numFmt w:val="bullet"/>
+      <w:lvlText w:val=""/>
+      <w:lvlJc w:val="left"/>
+      <w:pPr>
+        <w:ind w:left="4320" w:hanging="360"/>
+      </w:pPr>
+      <w:rPr>
+        <w:rFonts w:ascii="Wingdings" w:hAnsi="Wingdings" w:hint="default"/>
+      </w:rPr>
+    </w:lvl>
+    <w:lvl w:ilvl="6" w:tplc="04190001" w:tentative="1">
+      <w:start w:val="1"/>
+      <w:numFmt w:val="bullet"/>
+      <w:lvlText w:val=""/>
+      <w:lvlJc w:val="left"/>
+      <w:pPr>
+        <w:ind w:left="5040" w:hanging="360"/>
+      </w:pPr>
+      <w:rPr>
+        <w:rFonts w:ascii="Symbol" w:hAnsi="Symbol" w:hint="default"/>
+      </w:rPr>
+    </w:lvl>
+    <w:lvl w:ilvl="7" w:tplc="04190003" w:tentative="1">
+      <w:start w:val="1"/>
+      <w:numFmt w:val="bullet"/>
+      <w:lvlText w:val="o"/>
+      <w:lvlJc w:val="left"/>
+      <w:pPr>
+        <w:ind w:left="5760" w:hanging="360"/>
+      </w:pPr>
+      <w:rPr>
+        <w:rFonts w:ascii="Courier New" w:hAnsi="Courier New" w:cs="Courier New" w:hint="default"/>
+      </w:rPr>
+    </w:lvl>
+    <w:lvl w:ilvl="8" w:tplc="04190005" w:tentative="1">
+      <w:start w:val="1"/>
+      <w:numFmt w:val="bullet"/>
+      <w:lvlText w:val=""/>
+      <w:lvlJc w:val="left"/>
+      <w:pPr>
+        <w:ind w:left="6480" w:hanging="360"/>
+      </w:pPr>
+      <w:rPr>
+        <w:rFonts w:ascii="Wingdings" w:hAnsi="Wingdings" w:hint="default"/>
+      </w:rPr>
+    </w:lvl>
+  </w:abstractNum>
+  <w:abstractNum w:abstractNumId="1" w15:restartNumberingAfterBreak="0">
+    <w:nsid w:val="1BFA04E7"/>
+    <w:multiLevelType w:val="hybridMultilevel"/>
+    <w:tmpl w:val="76566688"/>
+    <w:lvl w:ilvl="0" w:tplc="0419000F">
+      <w:start w:val="1"/>
+      <w:numFmt w:val="decimal"/>
+      <w:lvlText w:val="%1."/>
+      <w:lvlJc w:val="left"/>
+      <w:pPr>
+        <w:ind w:left="720" w:hanging="360"/>
+      </w:pPr>
+    </w:lvl>
+    <w:lvl w:ilvl="1" w:tplc="04190019" w:tentative="1">
+      <w:start w:val="1"/>
+      <w:numFmt w:val="lowerLetter"/>
+      <w:lvlText w:val="%2."/>
+      <w:lvlJc w:val="left"/>
+      <w:pPr>
+        <w:ind w:left="1440" w:hanging="360"/>
+      </w:pPr>
+    </w:lvl>
+    <w:lvl w:ilvl="2" w:tplc="0419001B" w:tentative="1">
+      <w:start w:val="1"/>
+      <w:numFmt w:val="lowerRoman"/>
+      <w:lvlText w:val="%3."/>
+      <w:lvlJc w:val="right"/>
+      <w:pPr>
+        <w:ind w:left="2160" w:hanging="180"/>
+      </w:pPr>
+    </w:lvl>
+    <w:lvl w:ilvl="3" w:tplc="0419000F" w:tentative="1">
+      <w:start w:val="1"/>
+      <w:numFmt w:val="decimal"/>
+      <w:lvlText w:val="%4."/>
+      <w:lvlJc w:val="left"/>
+      <w:pPr>
+        <w:ind w:left="2880" w:hanging="360"/>
+      </w:pPr>
+    </w:lvl>
+    <w:lvl w:ilvl="4" w:tplc="04190019" w:tentative="1">
+      <w:start w:val="1"/>
+      <w:numFmt w:val="lowerLetter"/>
+      <w:lvlText w:val="%5."/>
+      <w:lvlJc w:val="left"/>
+      <w:pPr>
+        <w:ind w:left="3600" w:hanging="360"/>
+      </w:pPr>
+    </w:lvl>
+    <w:lvl w:ilvl="5" w:tplc="0419001B" w:tentative="1">
+      <w:start w:val="1"/>
+      <w:numFmt w:val="lowerRoman"/>
+      <w:lvlText w:val="%6."/>
+      <w:lvlJc w:val="right"/>
+      <w:pPr>
+        <w:ind w:left="4320" w:hanging="180"/>
+      </w:pPr>
+    </w:lvl>
+    <w:lvl w:ilvl="6" w:tplc="0419000F" w:tentative="1">
+      <w:start w:val="1"/>
+      <w:numFmt w:val="decimal"/>
+      <w:lvlText w:val="%7."/>
+      <w:lvlJc w:val="left"/>
+      <w:pPr>
+        <w:ind w:left="5040" w:hanging="360"/>
+      </w:pPr>
+    </w:lvl>
+    <w:lvl w:ilvl="7" w:tplc="04190019" w:tentative="1">
+      <w:start w:val="1"/>
+      <w:numFmt w:val="lowerLetter"/>
+      <w:lvlText w:val="%8."/>
+      <w:lvlJc w:val="left"/>
+      <w:pPr>
+        <w:ind w:left="5760" w:hanging="360"/>
+      </w:pPr>
+    </w:lvl>
+    <w:lvl w:ilvl="8" w:tplc="0419001B" w:tentative="1">
+      <w:start w:val="1"/>
+      <w:numFmt w:val="lowerRoman"/>
+      <w:lvlText w:val="%9."/>
+      <w:lvlJc w:val="right"/>
+      <w:pPr>
+        <w:ind w:left="6480" w:hanging="180"/>
+      </w:pPr>
+    </w:lvl>
+  </w:abstractNum>
+  <w:abstractNum w:abstractNumId="2" w15:restartNumberingAfterBreak="0">
     <w:nsid w:val="282975BB"/>
     <w:multiLevelType w:val="hybridMultilevel"/>
     <w:tmpl w:val="EAAA0614"/>
@@ -2423,7 +6935,233 @@
       </w:rPr>
     </w:lvl>
   </w:abstractNum>
-  <w:abstractNum w:abstractNumId="1" w15:restartNumberingAfterBreak="0">
+  <w:abstractNum w:abstractNumId="3" w15:restartNumberingAfterBreak="0">
+    <w:nsid w:val="3EE17E25"/>
+    <w:multiLevelType w:val="hybridMultilevel"/>
+    <w:tmpl w:val="6E2C0280"/>
+    <w:lvl w:ilvl="0" w:tplc="04190001">
+      <w:start w:val="1"/>
+      <w:numFmt w:val="bullet"/>
+      <w:lvlText w:val=""/>
+      <w:lvlJc w:val="left"/>
+      <w:pPr>
+        <w:ind w:left="720" w:hanging="360"/>
+      </w:pPr>
+      <w:rPr>
+        <w:rFonts w:ascii="Symbol" w:hAnsi="Symbol" w:hint="default"/>
+      </w:rPr>
+    </w:lvl>
+    <w:lvl w:ilvl="1" w:tplc="04190003" w:tentative="1">
+      <w:start w:val="1"/>
+      <w:numFmt w:val="bullet"/>
+      <w:lvlText w:val="o"/>
+      <w:lvlJc w:val="left"/>
+      <w:pPr>
+        <w:ind w:left="1440" w:hanging="360"/>
+      </w:pPr>
+      <w:rPr>
+        <w:rFonts w:ascii="Courier New" w:hAnsi="Courier New" w:cs="Courier New" w:hint="default"/>
+      </w:rPr>
+    </w:lvl>
+    <w:lvl w:ilvl="2" w:tplc="04190005" w:tentative="1">
+      <w:start w:val="1"/>
+      <w:numFmt w:val="bullet"/>
+      <w:lvlText w:val=""/>
+      <w:lvlJc w:val="left"/>
+      <w:pPr>
+        <w:ind w:left="2160" w:hanging="360"/>
+      </w:pPr>
+      <w:rPr>
+        <w:rFonts w:ascii="Wingdings" w:hAnsi="Wingdings" w:hint="default"/>
+      </w:rPr>
+    </w:lvl>
+    <w:lvl w:ilvl="3" w:tplc="04190001" w:tentative="1">
+      <w:start w:val="1"/>
+      <w:numFmt w:val="bullet"/>
+      <w:lvlText w:val=""/>
+      <w:lvlJc w:val="left"/>
+      <w:pPr>
+        <w:ind w:left="2880" w:hanging="360"/>
+      </w:pPr>
+      <w:rPr>
+        <w:rFonts w:ascii="Symbol" w:hAnsi="Symbol" w:hint="default"/>
+      </w:rPr>
+    </w:lvl>
+    <w:lvl w:ilvl="4" w:tplc="04190003" w:tentative="1">
+      <w:start w:val="1"/>
+      <w:numFmt w:val="bullet"/>
+      <w:lvlText w:val="o"/>
+      <w:lvlJc w:val="left"/>
+      <w:pPr>
+        <w:ind w:left="3600" w:hanging="360"/>
+      </w:pPr>
+      <w:rPr>
+        <w:rFonts w:ascii="Courier New" w:hAnsi="Courier New" w:cs="Courier New" w:hint="default"/>
+      </w:rPr>
+    </w:lvl>
+    <w:lvl w:ilvl="5" w:tplc="04190005" w:tentative="1">
+      <w:start w:val="1"/>
+      <w:numFmt w:val="bullet"/>
+      <w:lvlText w:val=""/>
+      <w:lvlJc w:val="left"/>
+      <w:pPr>
+        <w:ind w:left="4320" w:hanging="360"/>
+      </w:pPr>
+      <w:rPr>
+        <w:rFonts w:ascii="Wingdings" w:hAnsi="Wingdings" w:hint="default"/>
+      </w:rPr>
+    </w:lvl>
+    <w:lvl w:ilvl="6" w:tplc="04190001" w:tentative="1">
+      <w:start w:val="1"/>
+      <w:numFmt w:val="bullet"/>
+      <w:lvlText w:val=""/>
+      <w:lvlJc w:val="left"/>
+      <w:pPr>
+        <w:ind w:left="5040" w:hanging="360"/>
+      </w:pPr>
+      <w:rPr>
+        <w:rFonts w:ascii="Symbol" w:hAnsi="Symbol" w:hint="default"/>
+      </w:rPr>
+    </w:lvl>
+    <w:lvl w:ilvl="7" w:tplc="04190003" w:tentative="1">
+      <w:start w:val="1"/>
+      <w:numFmt w:val="bullet"/>
+      <w:lvlText w:val="o"/>
+      <w:lvlJc w:val="left"/>
+      <w:pPr>
+        <w:ind w:left="5760" w:hanging="360"/>
+      </w:pPr>
+      <w:rPr>
+        <w:rFonts w:ascii="Courier New" w:hAnsi="Courier New" w:cs="Courier New" w:hint="default"/>
+      </w:rPr>
+    </w:lvl>
+    <w:lvl w:ilvl="8" w:tplc="04190005" w:tentative="1">
+      <w:start w:val="1"/>
+      <w:numFmt w:val="bullet"/>
+      <w:lvlText w:val=""/>
+      <w:lvlJc w:val="left"/>
+      <w:pPr>
+        <w:ind w:left="6480" w:hanging="360"/>
+      </w:pPr>
+      <w:rPr>
+        <w:rFonts w:ascii="Wingdings" w:hAnsi="Wingdings" w:hint="default"/>
+      </w:rPr>
+    </w:lvl>
+  </w:abstractNum>
+  <w:abstractNum w:abstractNumId="4" w15:restartNumberingAfterBreak="0">
+    <w:nsid w:val="46FD0F18"/>
+    <w:multiLevelType w:val="hybridMultilevel"/>
+    <w:tmpl w:val="5D365E7C"/>
+    <w:lvl w:ilvl="0" w:tplc="04190001">
+      <w:start w:val="1"/>
+      <w:numFmt w:val="bullet"/>
+      <w:lvlText w:val=""/>
+      <w:lvlJc w:val="left"/>
+      <w:pPr>
+        <w:ind w:left="720" w:hanging="360"/>
+      </w:pPr>
+      <w:rPr>
+        <w:rFonts w:ascii="Symbol" w:hAnsi="Symbol" w:hint="default"/>
+      </w:rPr>
+    </w:lvl>
+    <w:lvl w:ilvl="1" w:tplc="04190003" w:tentative="1">
+      <w:start w:val="1"/>
+      <w:numFmt w:val="bullet"/>
+      <w:lvlText w:val="o"/>
+      <w:lvlJc w:val="left"/>
+      <w:pPr>
+        <w:ind w:left="1440" w:hanging="360"/>
+      </w:pPr>
+      <w:rPr>
+        <w:rFonts w:ascii="Courier New" w:hAnsi="Courier New" w:cs="Courier New" w:hint="default"/>
+      </w:rPr>
+    </w:lvl>
+    <w:lvl w:ilvl="2" w:tplc="04190005" w:tentative="1">
+      <w:start w:val="1"/>
+      <w:numFmt w:val="bullet"/>
+      <w:lvlText w:val=""/>
+      <w:lvlJc w:val="left"/>
+      <w:pPr>
+        <w:ind w:left="2160" w:hanging="360"/>
+      </w:pPr>
+      <w:rPr>
+        <w:rFonts w:ascii="Wingdings" w:hAnsi="Wingdings" w:hint="default"/>
+      </w:rPr>
+    </w:lvl>
+    <w:lvl w:ilvl="3" w:tplc="04190001" w:tentative="1">
+      <w:start w:val="1"/>
+      <w:numFmt w:val="bullet"/>
+      <w:lvlText w:val=""/>
+      <w:lvlJc w:val="left"/>
+      <w:pPr>
+        <w:ind w:left="2880" w:hanging="360"/>
+      </w:pPr>
+      <w:rPr>
+        <w:rFonts w:ascii="Symbol" w:hAnsi="Symbol" w:hint="default"/>
+      </w:rPr>
+    </w:lvl>
+    <w:lvl w:ilvl="4" w:tplc="04190003" w:tentative="1">
+      <w:start w:val="1"/>
+      <w:numFmt w:val="bullet"/>
+      <w:lvlText w:val="o"/>
+      <w:lvlJc w:val="left"/>
+      <w:pPr>
+        <w:ind w:left="3600" w:hanging="360"/>
+      </w:pPr>
+      <w:rPr>
+        <w:rFonts w:ascii="Courier New" w:hAnsi="Courier New" w:cs="Courier New" w:hint="default"/>
+      </w:rPr>
+    </w:lvl>
+    <w:lvl w:ilvl="5" w:tplc="04190005" w:tentative="1">
+      <w:start w:val="1"/>
+      <w:numFmt w:val="bullet"/>
+      <w:lvlText w:val=""/>
+      <w:lvlJc w:val="left"/>
+      <w:pPr>
+        <w:ind w:left="4320" w:hanging="360"/>
+      </w:pPr>
+      <w:rPr>
+        <w:rFonts w:ascii="Wingdings" w:hAnsi="Wingdings" w:hint="default"/>
+      </w:rPr>
+    </w:lvl>
+    <w:lvl w:ilvl="6" w:tplc="04190001" w:tentative="1">
+      <w:start w:val="1"/>
+      <w:numFmt w:val="bullet"/>
+      <w:lvlText w:val=""/>
+      <w:lvlJc w:val="left"/>
+      <w:pPr>
+        <w:ind w:left="5040" w:hanging="360"/>
+      </w:pPr>
+      <w:rPr>
+        <w:rFonts w:ascii="Symbol" w:hAnsi="Symbol" w:hint="default"/>
+      </w:rPr>
+    </w:lvl>
+    <w:lvl w:ilvl="7" w:tplc="04190003" w:tentative="1">
+      <w:start w:val="1"/>
+      <w:numFmt w:val="bullet"/>
+      <w:lvlText w:val="o"/>
+      <w:lvlJc w:val="left"/>
+      <w:pPr>
+        <w:ind w:left="5760" w:hanging="360"/>
+      </w:pPr>
+      <w:rPr>
+        <w:rFonts w:ascii="Courier New" w:hAnsi="Courier New" w:cs="Courier New" w:hint="default"/>
+      </w:rPr>
+    </w:lvl>
+    <w:lvl w:ilvl="8" w:tplc="04190005" w:tentative="1">
+      <w:start w:val="1"/>
+      <w:numFmt w:val="bullet"/>
+      <w:lvlText w:val=""/>
+      <w:lvlJc w:val="left"/>
+      <w:pPr>
+        <w:ind w:left="6480" w:hanging="360"/>
+      </w:pPr>
+      <w:rPr>
+        <w:rFonts w:ascii="Wingdings" w:hAnsi="Wingdings" w:hint="default"/>
+      </w:rPr>
+    </w:lvl>
+  </w:abstractNum>
+  <w:abstractNum w:abstractNumId="5" w15:restartNumberingAfterBreak="0">
     <w:nsid w:val="52264E63"/>
     <w:multiLevelType w:val="hybridMultilevel"/>
     <w:tmpl w:val="1CE4BB30"/>
@@ -2536,11 +7274,255 @@
       </w:rPr>
     </w:lvl>
   </w:abstractNum>
+  <w:abstractNum w:abstractNumId="6" w15:restartNumberingAfterBreak="0">
+    <w:nsid w:val="66C572F9"/>
+    <w:multiLevelType w:val="hybridMultilevel"/>
+    <w:tmpl w:val="0D9A2F64"/>
+    <w:lvl w:ilvl="0" w:tplc="04190001">
+      <w:start w:val="1"/>
+      <w:numFmt w:val="bullet"/>
+      <w:lvlText w:val=""/>
+      <w:lvlJc w:val="left"/>
+      <w:pPr>
+        <w:ind w:left="720" w:hanging="360"/>
+      </w:pPr>
+      <w:rPr>
+        <w:rFonts w:ascii="Symbol" w:hAnsi="Symbol" w:hint="default"/>
+      </w:rPr>
+    </w:lvl>
+    <w:lvl w:ilvl="1" w:tplc="04190003" w:tentative="1">
+      <w:start w:val="1"/>
+      <w:numFmt w:val="bullet"/>
+      <w:lvlText w:val="o"/>
+      <w:lvlJc w:val="left"/>
+      <w:pPr>
+        <w:ind w:left="1440" w:hanging="360"/>
+      </w:pPr>
+      <w:rPr>
+        <w:rFonts w:ascii="Courier New" w:hAnsi="Courier New" w:cs="Courier New" w:hint="default"/>
+      </w:rPr>
+    </w:lvl>
+    <w:lvl w:ilvl="2" w:tplc="04190005" w:tentative="1">
+      <w:start w:val="1"/>
+      <w:numFmt w:val="bullet"/>
+      <w:lvlText w:val=""/>
+      <w:lvlJc w:val="left"/>
+      <w:pPr>
+        <w:ind w:left="2160" w:hanging="360"/>
+      </w:pPr>
+      <w:rPr>
+        <w:rFonts w:ascii="Wingdings" w:hAnsi="Wingdings" w:hint="default"/>
+      </w:rPr>
+    </w:lvl>
+    <w:lvl w:ilvl="3" w:tplc="04190001" w:tentative="1">
+      <w:start w:val="1"/>
+      <w:numFmt w:val="bullet"/>
+      <w:lvlText w:val=""/>
+      <w:lvlJc w:val="left"/>
+      <w:pPr>
+        <w:ind w:left="2880" w:hanging="360"/>
+      </w:pPr>
+      <w:rPr>
+        <w:rFonts w:ascii="Symbol" w:hAnsi="Symbol" w:hint="default"/>
+      </w:rPr>
+    </w:lvl>
+    <w:lvl w:ilvl="4" w:tplc="04190003" w:tentative="1">
+      <w:start w:val="1"/>
+      <w:numFmt w:val="bullet"/>
+      <w:lvlText w:val="o"/>
+      <w:lvlJc w:val="left"/>
+      <w:pPr>
+        <w:ind w:left="3600" w:hanging="360"/>
+      </w:pPr>
+      <w:rPr>
+        <w:rFonts w:ascii="Courier New" w:hAnsi="Courier New" w:cs="Courier New" w:hint="default"/>
+      </w:rPr>
+    </w:lvl>
+    <w:lvl w:ilvl="5" w:tplc="04190005" w:tentative="1">
+      <w:start w:val="1"/>
+      <w:numFmt w:val="bullet"/>
+      <w:lvlText w:val=""/>
+      <w:lvlJc w:val="left"/>
+      <w:pPr>
+        <w:ind w:left="4320" w:hanging="360"/>
+      </w:pPr>
+      <w:rPr>
+        <w:rFonts w:ascii="Wingdings" w:hAnsi="Wingdings" w:hint="default"/>
+      </w:rPr>
+    </w:lvl>
+    <w:lvl w:ilvl="6" w:tplc="04190001" w:tentative="1">
+      <w:start w:val="1"/>
+      <w:numFmt w:val="bullet"/>
+      <w:lvlText w:val=""/>
+      <w:lvlJc w:val="left"/>
+      <w:pPr>
+        <w:ind w:left="5040" w:hanging="360"/>
+      </w:pPr>
+      <w:rPr>
+        <w:rFonts w:ascii="Symbol" w:hAnsi="Symbol" w:hint="default"/>
+      </w:rPr>
+    </w:lvl>
+    <w:lvl w:ilvl="7" w:tplc="04190003" w:tentative="1">
+      <w:start w:val="1"/>
+      <w:numFmt w:val="bullet"/>
+      <w:lvlText w:val="o"/>
+      <w:lvlJc w:val="left"/>
+      <w:pPr>
+        <w:ind w:left="5760" w:hanging="360"/>
+      </w:pPr>
+      <w:rPr>
+        <w:rFonts w:ascii="Courier New" w:hAnsi="Courier New" w:cs="Courier New" w:hint="default"/>
+      </w:rPr>
+    </w:lvl>
+    <w:lvl w:ilvl="8" w:tplc="04190005" w:tentative="1">
+      <w:start w:val="1"/>
+      <w:numFmt w:val="bullet"/>
+      <w:lvlText w:val=""/>
+      <w:lvlJc w:val="left"/>
+      <w:pPr>
+        <w:ind w:left="6480" w:hanging="360"/>
+      </w:pPr>
+      <w:rPr>
+        <w:rFonts w:ascii="Wingdings" w:hAnsi="Wingdings" w:hint="default"/>
+      </w:rPr>
+    </w:lvl>
+  </w:abstractNum>
+  <w:abstractNum w:abstractNumId="7" w15:restartNumberingAfterBreak="0">
+    <w:nsid w:val="684B5A8D"/>
+    <w:multiLevelType w:val="hybridMultilevel"/>
+    <w:tmpl w:val="4A481BE2"/>
+    <w:lvl w:ilvl="0" w:tplc="04190001">
+      <w:start w:val="1"/>
+      <w:numFmt w:val="bullet"/>
+      <w:lvlText w:val=""/>
+      <w:lvlJc w:val="left"/>
+      <w:pPr>
+        <w:ind w:left="720" w:hanging="360"/>
+      </w:pPr>
+      <w:rPr>
+        <w:rFonts w:ascii="Symbol" w:hAnsi="Symbol" w:hint="default"/>
+      </w:rPr>
+    </w:lvl>
+    <w:lvl w:ilvl="1" w:tplc="04190003" w:tentative="1">
+      <w:start w:val="1"/>
+      <w:numFmt w:val="bullet"/>
+      <w:lvlText w:val="o"/>
+      <w:lvlJc w:val="left"/>
+      <w:pPr>
+        <w:ind w:left="1440" w:hanging="360"/>
+      </w:pPr>
+      <w:rPr>
+        <w:rFonts w:ascii="Courier New" w:hAnsi="Courier New" w:cs="Courier New" w:hint="default"/>
+      </w:rPr>
+    </w:lvl>
+    <w:lvl w:ilvl="2" w:tplc="04190005" w:tentative="1">
+      <w:start w:val="1"/>
+      <w:numFmt w:val="bullet"/>
+      <w:lvlText w:val=""/>
+      <w:lvlJc w:val="left"/>
+      <w:pPr>
+        <w:ind w:left="2160" w:hanging="360"/>
+      </w:pPr>
+      <w:rPr>
+        <w:rFonts w:ascii="Wingdings" w:hAnsi="Wingdings" w:hint="default"/>
+      </w:rPr>
+    </w:lvl>
+    <w:lvl w:ilvl="3" w:tplc="04190001" w:tentative="1">
+      <w:start w:val="1"/>
+      <w:numFmt w:val="bullet"/>
+      <w:lvlText w:val=""/>
+      <w:lvlJc w:val="left"/>
+      <w:pPr>
+        <w:ind w:left="2880" w:hanging="360"/>
+      </w:pPr>
+      <w:rPr>
+        <w:rFonts w:ascii="Symbol" w:hAnsi="Symbol" w:hint="default"/>
+      </w:rPr>
+    </w:lvl>
+    <w:lvl w:ilvl="4" w:tplc="04190003" w:tentative="1">
+      <w:start w:val="1"/>
+      <w:numFmt w:val="bullet"/>
+      <w:lvlText w:val="o"/>
+      <w:lvlJc w:val="left"/>
+      <w:pPr>
+        <w:ind w:left="3600" w:hanging="360"/>
+      </w:pPr>
+      <w:rPr>
+        <w:rFonts w:ascii="Courier New" w:hAnsi="Courier New" w:cs="Courier New" w:hint="default"/>
+      </w:rPr>
+    </w:lvl>
+    <w:lvl w:ilvl="5" w:tplc="04190005" w:tentative="1">
+      <w:start w:val="1"/>
+      <w:numFmt w:val="bullet"/>
+      <w:lvlText w:val=""/>
+      <w:lvlJc w:val="left"/>
+      <w:pPr>
+        <w:ind w:left="4320" w:hanging="360"/>
+      </w:pPr>
+      <w:rPr>
+        <w:rFonts w:ascii="Wingdings" w:hAnsi="Wingdings" w:hint="default"/>
+      </w:rPr>
+    </w:lvl>
+    <w:lvl w:ilvl="6" w:tplc="04190001" w:tentative="1">
+      <w:start w:val="1"/>
+      <w:numFmt w:val="bullet"/>
+      <w:lvlText w:val=""/>
+      <w:lvlJc w:val="left"/>
+      <w:pPr>
+        <w:ind w:left="5040" w:hanging="360"/>
+      </w:pPr>
+      <w:rPr>
+        <w:rFonts w:ascii="Symbol" w:hAnsi="Symbol" w:hint="default"/>
+      </w:rPr>
+    </w:lvl>
+    <w:lvl w:ilvl="7" w:tplc="04190003" w:tentative="1">
+      <w:start w:val="1"/>
+      <w:numFmt w:val="bullet"/>
+      <w:lvlText w:val="o"/>
+      <w:lvlJc w:val="left"/>
+      <w:pPr>
+        <w:ind w:left="5760" w:hanging="360"/>
+      </w:pPr>
+      <w:rPr>
+        <w:rFonts w:ascii="Courier New" w:hAnsi="Courier New" w:cs="Courier New" w:hint="default"/>
+      </w:rPr>
+    </w:lvl>
+    <w:lvl w:ilvl="8" w:tplc="04190005" w:tentative="1">
+      <w:start w:val="1"/>
+      <w:numFmt w:val="bullet"/>
+      <w:lvlText w:val=""/>
+      <w:lvlJc w:val="left"/>
+      <w:pPr>
+        <w:ind w:left="6480" w:hanging="360"/>
+      </w:pPr>
+      <w:rPr>
+        <w:rFonts w:ascii="Wingdings" w:hAnsi="Wingdings" w:hint="default"/>
+      </w:rPr>
+    </w:lvl>
+  </w:abstractNum>
   <w:num w:numId="1">
+    <w:abstractNumId w:val="2"/>
+  </w:num>
+  <w:num w:numId="2">
+    <w:abstractNumId w:val="5"/>
+  </w:num>
+  <w:num w:numId="3">
+    <w:abstractNumId w:val="6"/>
+  </w:num>
+  <w:num w:numId="4">
+    <w:abstractNumId w:val="1"/>
+  </w:num>
+  <w:num w:numId="5">
+    <w:abstractNumId w:val="7"/>
+  </w:num>
+  <w:num w:numId="6">
     <w:abstractNumId w:val="0"/>
   </w:num>
-  <w:num w:numId="2">
-    <w:abstractNumId w:val="1"/>
+  <w:num w:numId="7">
+    <w:abstractNumId w:val="4"/>
+  </w:num>
+  <w:num w:numId="8">
+    <w:abstractNumId w:val="3"/>
   </w:num>
 </w:numbering>
 </file>
@@ -2982,6 +7964,18 @@
       <w:contextualSpacing/>
     </w:pPr>
   </w:style>
+  <w:style w:type="paragraph" w:customStyle="1" w:styleId="Standard">
+    <w:name w:val="Standard"/>
+    <w:rsid w:val="0072291E"/>
+    <w:pPr>
+      <w:suppressAutoHyphens/>
+      <w:autoSpaceDN w:val="0"/>
+      <w:spacing w:line="256" w:lineRule="auto"/>
+    </w:pPr>
+    <w:rPr>
+      <w:rFonts w:ascii="Calibri" w:eastAsia="Calibri" w:hAnsi="Calibri" w:cs="F"/>
+    </w:rPr>
+  </w:style>
 </w:styles>
 </file>
 

--- a/final_report/Report.docx
+++ b/final_report/Report.docx
@@ -7097,26 +7097,441 @@
           <w:szCs w:val="28"/>
         </w:rPr>
       </w:pPr>
-      <w:r>
-        <w:rPr>
-          <w:sz w:val="28"/>
-          <w:szCs w:val="28"/>
-        </w:rPr>
-        <w:t>&lt;</w:t>
-      </w:r>
-      <w:r>
-        <w:rPr>
-          <w:sz w:val="28"/>
-          <w:szCs w:val="28"/>
-        </w:rPr>
-        <w:t>сводная таблица с данными, комментарии</w:t>
-      </w:r>
-      <w:r>
-        <w:rPr>
-          <w:sz w:val="28"/>
-          <w:szCs w:val="28"/>
-        </w:rPr>
-        <w:t>&gt;</w:t>
+    </w:p>
+    <w:p>
+      <w:pPr>
+        <w:rPr>
+          <w:sz w:val="28"/>
+          <w:szCs w:val="28"/>
+        </w:rPr>
+      </w:pPr>
+      <w:r>
+        <w:rPr>
+          <w:sz w:val="28"/>
+          <w:szCs w:val="28"/>
+        </w:rPr>
+        <w:lastRenderedPageBreak/>
+        <w:t>Все метрики были изучены и взяты во внимание при анализе данных, однако в качестве финального результата в сводную таблицу были добавлены:</w:t>
+      </w:r>
+    </w:p>
+    <w:p>
+      <w:pPr>
+        <w:pStyle w:val="a3"/>
+        <w:numPr>
+          <w:ilvl w:val="0"/>
+          <w:numId w:val="10"/>
+        </w:numPr>
+        <w:rPr>
+          <w:sz w:val="28"/>
+          <w:szCs w:val="28"/>
+        </w:rPr>
+      </w:pPr>
+      <w:r>
+        <w:rPr>
+          <w:sz w:val="28"/>
+          <w:szCs w:val="28"/>
+        </w:rPr>
+        <w:t>количество обработанных запросов в секунду</w:t>
+      </w:r>
+    </w:p>
+    <w:p>
+      <w:pPr>
+        <w:pStyle w:val="a3"/>
+        <w:numPr>
+          <w:ilvl w:val="0"/>
+          <w:numId w:val="10"/>
+        </w:numPr>
+        <w:rPr>
+          <w:sz w:val="28"/>
+          <w:szCs w:val="28"/>
+        </w:rPr>
+      </w:pPr>
+      <w:r>
+        <w:rPr>
+          <w:sz w:val="28"/>
+          <w:szCs w:val="28"/>
+        </w:rPr>
+        <w:t>медианная латентность</w:t>
+      </w:r>
+    </w:p>
+    <w:p>
+      <w:pPr>
+        <w:pStyle w:val="a3"/>
+        <w:numPr>
+          <w:ilvl w:val="0"/>
+          <w:numId w:val="10"/>
+        </w:numPr>
+        <w:rPr>
+          <w:sz w:val="28"/>
+          <w:szCs w:val="28"/>
+        </w:rPr>
+      </w:pPr>
+      <w:r>
+        <w:rPr>
+          <w:sz w:val="28"/>
+          <w:szCs w:val="28"/>
+        </w:rPr>
+        <w:t>средняя латентность</w:t>
+      </w:r>
+    </w:p>
+    <w:p>
+      <w:pPr>
+        <w:pStyle w:val="a3"/>
+        <w:numPr>
+          <w:ilvl w:val="0"/>
+          <w:numId w:val="10"/>
+        </w:numPr>
+        <w:rPr>
+          <w:sz w:val="28"/>
+          <w:szCs w:val="28"/>
+        </w:rPr>
+      </w:pPr>
+      <w:r>
+        <w:rPr>
+          <w:sz w:val="28"/>
+          <w:szCs w:val="28"/>
+        </w:rPr>
+        <w:t xml:space="preserve">латентность </w:t>
+      </w:r>
+      <w:r>
+        <w:rPr>
+          <w:sz w:val="28"/>
+          <w:szCs w:val="28"/>
+          <w:lang w:val="en-US"/>
+        </w:rPr>
+        <w:t>p</w:t>
+      </w:r>
+      <w:r>
+        <w:rPr>
+          <w:sz w:val="28"/>
+          <w:szCs w:val="28"/>
+        </w:rPr>
+        <w:t>95</w:t>
+      </w:r>
+    </w:p>
+    <w:p>
+      <w:pPr>
+        <w:pStyle w:val="a3"/>
+        <w:numPr>
+          <w:ilvl w:val="0"/>
+          <w:numId w:val="10"/>
+        </w:numPr>
+        <w:rPr>
+          <w:sz w:val="28"/>
+          <w:szCs w:val="28"/>
+        </w:rPr>
+      </w:pPr>
+      <w:r>
+        <w:rPr>
+          <w:sz w:val="28"/>
+          <w:szCs w:val="28"/>
+        </w:rPr>
+        <w:t xml:space="preserve">латентность </w:t>
+      </w:r>
+      <w:r>
+        <w:rPr>
+          <w:sz w:val="28"/>
+          <w:szCs w:val="28"/>
+          <w:lang w:val="en-US"/>
+        </w:rPr>
+        <w:t>p</w:t>
+      </w:r>
+      <w:r>
+        <w:rPr>
+          <w:sz w:val="28"/>
+          <w:szCs w:val="28"/>
+        </w:rPr>
+        <w:t>99</w:t>
+      </w:r>
+    </w:p>
+    <w:p>
+      <w:pPr>
+        <w:pStyle w:val="a3"/>
+        <w:numPr>
+          <w:ilvl w:val="0"/>
+          <w:numId w:val="10"/>
+        </w:numPr>
+        <w:rPr>
+          <w:sz w:val="28"/>
+          <w:szCs w:val="28"/>
+        </w:rPr>
+      </w:pPr>
+      <w:r>
+        <w:rPr>
+          <w:sz w:val="28"/>
+          <w:szCs w:val="28"/>
+          <w:lang w:val="en-US"/>
+        </w:rPr>
+        <w:t>disparity</w:t>
+      </w:r>
+      <w:r>
+        <w:rPr>
+          <w:sz w:val="28"/>
+          <w:szCs w:val="28"/>
+        </w:rPr>
+        <w:t xml:space="preserve"> </w:t>
+      </w:r>
+      <w:r>
+        <w:rPr>
+          <w:sz w:val="28"/>
+          <w:szCs w:val="28"/>
+        </w:rPr>
+        <w:t>–</w:t>
+      </w:r>
+      <w:r>
+        <w:rPr>
+          <w:sz w:val="28"/>
+          <w:szCs w:val="28"/>
+        </w:rPr>
+        <w:t xml:space="preserve"> </w:t>
+      </w:r>
+      <w:r>
+        <w:rPr>
+          <w:sz w:val="28"/>
+          <w:szCs w:val="28"/>
+        </w:rPr>
+        <w:t>метрика неравномерности нагрузки серверов</w:t>
+      </w:r>
+      <w:r>
+        <w:rPr>
+          <w:sz w:val="28"/>
+          <w:szCs w:val="28"/>
+        </w:rPr>
+        <w:t xml:space="preserve">, </w:t>
+      </w:r>
+      <w:r>
+        <w:rPr>
+          <w:sz w:val="28"/>
+          <w:szCs w:val="28"/>
+        </w:rPr>
+        <w:t xml:space="preserve">считается по формуле: </w:t>
+      </w:r>
+      <w:r>
+        <w:rPr>
+          <w:sz w:val="28"/>
+          <w:szCs w:val="28"/>
+          <w:lang w:val="en-US"/>
+        </w:rPr>
+        <w:t>standard</w:t>
+      </w:r>
+      <w:r>
+        <w:rPr>
+          <w:sz w:val="28"/>
+          <w:szCs w:val="28"/>
+        </w:rPr>
+        <w:t>_</w:t>
+      </w:r>
+      <w:r>
+        <w:rPr>
+          <w:sz w:val="28"/>
+          <w:szCs w:val="28"/>
+          <w:lang w:val="en-US"/>
+        </w:rPr>
+        <w:t>deviation</w:t>
+      </w:r>
+      <w:r>
+        <w:rPr>
+          <w:sz w:val="28"/>
+          <w:szCs w:val="28"/>
+        </w:rPr>
+        <w:t>(</w:t>
+      </w:r>
+      <w:r>
+        <w:rPr>
+          <w:sz w:val="28"/>
+          <w:szCs w:val="28"/>
+          <w:lang w:val="en-US"/>
+        </w:rPr>
+        <w:t>avg</w:t>
+      </w:r>
+      <w:r>
+        <w:rPr>
+          <w:sz w:val="28"/>
+          <w:szCs w:val="28"/>
+        </w:rPr>
+        <w:t>_</w:t>
+      </w:r>
+      <w:r>
+        <w:rPr>
+          <w:sz w:val="28"/>
+          <w:szCs w:val="28"/>
+          <w:lang w:val="en-US"/>
+        </w:rPr>
+        <w:t>loads</w:t>
+      </w:r>
+      <w:r>
+        <w:rPr>
+          <w:sz w:val="28"/>
+          <w:szCs w:val="28"/>
+        </w:rPr>
+        <w:t>)</w:t>
+      </w:r>
+      <w:r>
+        <w:rPr>
+          <w:sz w:val="28"/>
+          <w:szCs w:val="28"/>
+        </w:rPr>
+        <w:t xml:space="preserve"> / </w:t>
+      </w:r>
+      <w:r>
+        <w:rPr>
+          <w:sz w:val="28"/>
+          <w:szCs w:val="28"/>
+          <w:lang w:val="en-US"/>
+        </w:rPr>
+        <w:t>m</w:t>
+      </w:r>
+      <w:r>
+        <w:rPr>
+          <w:sz w:val="28"/>
+          <w:szCs w:val="28"/>
+          <w:lang w:val="en-US"/>
+        </w:rPr>
+        <w:t>ean</w:t>
+      </w:r>
+      <w:r>
+        <w:rPr>
+          <w:sz w:val="28"/>
+          <w:szCs w:val="28"/>
+        </w:rPr>
+        <w:t>(</w:t>
+      </w:r>
+      <w:r>
+        <w:rPr>
+          <w:sz w:val="28"/>
+          <w:szCs w:val="28"/>
+          <w:lang w:val="en-US"/>
+        </w:rPr>
+        <w:t>avg</w:t>
+      </w:r>
+      <w:r>
+        <w:rPr>
+          <w:sz w:val="28"/>
+          <w:szCs w:val="28"/>
+        </w:rPr>
+        <w:t>_</w:t>
+      </w:r>
+      <w:r>
+        <w:rPr>
+          <w:sz w:val="28"/>
+          <w:szCs w:val="28"/>
+          <w:lang w:val="en-US"/>
+        </w:rPr>
+        <w:t>load</w:t>
+      </w:r>
+      <w:r>
+        <w:rPr>
+          <w:sz w:val="28"/>
+          <w:szCs w:val="28"/>
+          <w:lang w:val="en-US"/>
+        </w:rPr>
+        <w:t>s</w:t>
+      </w:r>
+      <w:r>
+        <w:rPr>
+          <w:sz w:val="28"/>
+          <w:szCs w:val="28"/>
+        </w:rPr>
+        <w:t>)</w:t>
+      </w:r>
+    </w:p>
+    <w:p>
+      <w:pPr>
+        <w:pStyle w:val="a3"/>
+        <w:rPr>
+          <w:sz w:val="28"/>
+          <w:szCs w:val="28"/>
+        </w:rPr>
+      </w:pPr>
+      <w:r>
+        <w:rPr>
+          <w:sz w:val="28"/>
+          <w:szCs w:val="28"/>
+        </w:rPr>
+        <w:t>чем больше величина, тем менее равномерно распределена нагрузка</w:t>
+      </w:r>
+    </w:p>
+    <w:p>
+      <w:pPr>
+        <w:rPr>
+          <w:sz w:val="28"/>
+          <w:szCs w:val="28"/>
+        </w:rPr>
+      </w:pPr>
+      <w:r>
+        <w:rPr>
+          <w:sz w:val="28"/>
+          <w:szCs w:val="28"/>
+        </w:rPr>
+        <w:t xml:space="preserve">Сводная таблица находится в </w:t>
+      </w:r>
+      <w:r>
+        <w:rPr>
+          <w:sz w:val="28"/>
+          <w:szCs w:val="28"/>
+          <w:lang w:val="en-US"/>
+        </w:rPr>
+        <w:t>final</w:t>
+      </w:r>
+      <w:r>
+        <w:rPr>
+          <w:sz w:val="28"/>
+          <w:szCs w:val="28"/>
+        </w:rPr>
+        <w:t>_</w:t>
+      </w:r>
+      <w:r>
+        <w:rPr>
+          <w:sz w:val="28"/>
+          <w:szCs w:val="28"/>
+          <w:lang w:val="en-US"/>
+        </w:rPr>
+        <w:t>reports</w:t>
+      </w:r>
+      <w:r>
+        <w:rPr>
+          <w:sz w:val="28"/>
+          <w:szCs w:val="28"/>
+        </w:rPr>
+        <w:t>/</w:t>
+      </w:r>
+      <w:r>
+        <w:rPr>
+          <w:sz w:val="28"/>
+          <w:szCs w:val="28"/>
+          <w:lang w:val="en-US"/>
+        </w:rPr>
+        <w:t>Results</w:t>
+      </w:r>
+      <w:r>
+        <w:rPr>
+          <w:sz w:val="28"/>
+          <w:szCs w:val="28"/>
+        </w:rPr>
+        <w:t>.</w:t>
+      </w:r>
+      <w:r>
+        <w:rPr>
+          <w:sz w:val="28"/>
+          <w:szCs w:val="28"/>
+          <w:lang w:val="en-US"/>
+        </w:rPr>
+        <w:t>xlsx</w:t>
+      </w:r>
+      <w:r>
+        <w:rPr>
+          <w:sz w:val="28"/>
+          <w:szCs w:val="28"/>
+        </w:rPr>
+        <w:t>.</w:t>
+      </w:r>
+      <w:r>
+        <w:rPr>
+          <w:sz w:val="28"/>
+          <w:szCs w:val="28"/>
+        </w:rPr>
+        <w:br/>
+        <w:t>Данные про каждый алгоритм находятся на соответствующим им страницам таблицы.</w:t>
       </w:r>
     </w:p>
     <w:p>
@@ -7133,7 +7548,6 @@
           <w:szCs w:val="36"/>
           <w:u w:val="single"/>
         </w:rPr>
-        <w:lastRenderedPageBreak/>
         <w:t>Анализ данных и в</w:t>
       </w:r>
       <w:r>
@@ -7157,21 +7571,302 @@
           <w:sz w:val="28"/>
           <w:szCs w:val="28"/>
         </w:rPr>
-        <w:t>&lt;</w:t>
-      </w:r>
-      <w:r>
-        <w:rPr>
-          <w:sz w:val="28"/>
-          <w:szCs w:val="28"/>
-        </w:rPr>
-        <w:t>выводы про правильность гипотез и реальные данные</w:t>
-      </w:r>
-      <w:r>
-        <w:rPr>
-          <w:sz w:val="28"/>
-          <w:szCs w:val="28"/>
-        </w:rPr>
-        <w:t>&gt;</w:t>
+        <w:t>В результате анализа данных, некоторые гипотезы подтвердились, а некоторые были опровергнуты.</w:t>
+      </w:r>
+    </w:p>
+    <w:p>
+      <w:pPr>
+        <w:rPr>
+          <w:sz w:val="28"/>
+          <w:szCs w:val="28"/>
+        </w:rPr>
+      </w:pPr>
+      <w:r>
+        <w:rPr>
+          <w:sz w:val="28"/>
+          <w:szCs w:val="28"/>
+          <w:lang w:val="en-US"/>
+        </w:rPr>
+        <w:t>RR</w:t>
+      </w:r>
+      <w:r>
+        <w:rPr>
+          <w:sz w:val="28"/>
+          <w:szCs w:val="28"/>
+        </w:rPr>
+        <w:t xml:space="preserve"> </w:t>
+      </w:r>
+      <w:r>
+        <w:rPr>
+          <w:sz w:val="28"/>
+          <w:szCs w:val="28"/>
+        </w:rPr>
+        <w:t>эффективен на простых задачах</w:t>
+      </w:r>
+      <w:r>
+        <w:rPr>
+          <w:sz w:val="28"/>
+          <w:szCs w:val="28"/>
+        </w:rPr>
+        <w:br/>
+      </w:r>
+      <w:r>
+        <w:rPr>
+          <w:sz w:val="28"/>
+          <w:szCs w:val="28"/>
+          <w:lang w:val="en-US"/>
+        </w:rPr>
+        <w:t>RR</w:t>
+      </w:r>
+      <w:r>
+        <w:rPr>
+          <w:sz w:val="28"/>
+          <w:szCs w:val="28"/>
+        </w:rPr>
+        <w:t xml:space="preserve"> </w:t>
+      </w:r>
+      <w:r>
+        <w:rPr>
+          <w:sz w:val="28"/>
+          <w:szCs w:val="28"/>
+        </w:rPr>
+        <w:t>неэффективен на сложных</w:t>
+      </w:r>
+    </w:p>
+    <w:p>
+      <w:pPr>
+        <w:rPr>
+          <w:sz w:val="28"/>
+          <w:szCs w:val="28"/>
+        </w:rPr>
+      </w:pPr>
+      <w:r>
+        <w:rPr>
+          <w:sz w:val="28"/>
+          <w:szCs w:val="28"/>
+          <w:lang w:val="en-US"/>
+        </w:rPr>
+        <w:t>WRR</w:t>
+      </w:r>
+      <w:r>
+        <w:rPr>
+          <w:sz w:val="28"/>
+          <w:szCs w:val="28"/>
+        </w:rPr>
+        <w:t xml:space="preserve"> </w:t>
+      </w:r>
+      <w:r>
+        <w:rPr>
+          <w:sz w:val="28"/>
+          <w:szCs w:val="28"/>
+        </w:rPr>
+        <w:t>эффективен на простых задач и средних задачах</w:t>
+      </w:r>
+      <w:r>
+        <w:rPr>
+          <w:sz w:val="28"/>
+          <w:szCs w:val="28"/>
+        </w:rPr>
+        <w:br/>
+      </w:r>
+      <w:r>
+        <w:rPr>
+          <w:sz w:val="28"/>
+          <w:szCs w:val="28"/>
+          <w:lang w:val="en-US"/>
+        </w:rPr>
+        <w:t>WRR</w:t>
+      </w:r>
+      <w:r>
+        <w:rPr>
+          <w:sz w:val="28"/>
+          <w:szCs w:val="28"/>
+        </w:rPr>
+        <w:t xml:space="preserve"> </w:t>
+      </w:r>
+      <w:r>
+        <w:rPr>
+          <w:sz w:val="28"/>
+          <w:szCs w:val="28"/>
+        </w:rPr>
+        <w:t>на самом деле довольно эффективен и на сложных</w:t>
+      </w:r>
+    </w:p>
+    <w:p>
+      <w:pPr>
+        <w:rPr>
+          <w:sz w:val="28"/>
+          <w:szCs w:val="28"/>
+        </w:rPr>
+      </w:pPr>
+      <w:r>
+        <w:rPr>
+          <w:sz w:val="28"/>
+          <w:szCs w:val="28"/>
+          <w:lang w:val="en-US"/>
+        </w:rPr>
+        <w:t>LC</w:t>
+      </w:r>
+      <w:r>
+        <w:rPr>
+          <w:sz w:val="28"/>
+          <w:szCs w:val="28"/>
+        </w:rPr>
+        <w:t xml:space="preserve"> </w:t>
+      </w:r>
+      <w:r>
+        <w:rPr>
+          <w:sz w:val="28"/>
+          <w:szCs w:val="28"/>
+        </w:rPr>
+        <w:t>не так сильно отстаёт по эффективности на простых задачах</w:t>
+      </w:r>
+      <w:r>
+        <w:rPr>
+          <w:sz w:val="28"/>
+          <w:szCs w:val="28"/>
+        </w:rPr>
+        <w:br/>
+      </w:r>
+      <w:r>
+        <w:rPr>
+          <w:sz w:val="28"/>
+          <w:szCs w:val="28"/>
+          <w:lang w:val="en-US"/>
+        </w:rPr>
+        <w:t>LC</w:t>
+      </w:r>
+      <w:r>
+        <w:rPr>
+          <w:sz w:val="28"/>
+          <w:szCs w:val="28"/>
+        </w:rPr>
+        <w:t xml:space="preserve"> </w:t>
+      </w:r>
+      <w:r>
+        <w:rPr>
+          <w:sz w:val="28"/>
+          <w:szCs w:val="28"/>
+        </w:rPr>
+        <w:t>действительно хорош на сложных задачах</w:t>
+      </w:r>
+      <w:r>
+        <w:rPr>
+          <w:sz w:val="28"/>
+          <w:szCs w:val="28"/>
+        </w:rPr>
+        <w:t xml:space="preserve"> НО</w:t>
+      </w:r>
+      <w:r>
+        <w:rPr>
+          <w:sz w:val="28"/>
+          <w:szCs w:val="28"/>
+        </w:rPr>
+        <w:br/>
+      </w:r>
+      <w:r>
+        <w:rPr>
+          <w:sz w:val="28"/>
+          <w:szCs w:val="28"/>
+          <w:lang w:val="en-US"/>
+        </w:rPr>
+        <w:t>LC</w:t>
+      </w:r>
+      <w:r>
+        <w:rPr>
+          <w:sz w:val="28"/>
+          <w:szCs w:val="28"/>
+        </w:rPr>
+        <w:t xml:space="preserve"> </w:t>
+      </w:r>
+      <w:r>
+        <w:rPr>
+          <w:sz w:val="28"/>
+          <w:szCs w:val="28"/>
+        </w:rPr>
+        <w:t>имеет свойство перегружать самый слабый сервер!</w:t>
+      </w:r>
+    </w:p>
+    <w:p>
+      <w:pPr>
+        <w:rPr>
+          <w:sz w:val="28"/>
+          <w:szCs w:val="28"/>
+        </w:rPr>
+      </w:pPr>
+      <w:r>
+        <w:rPr>
+          <w:sz w:val="28"/>
+          <w:szCs w:val="28"/>
+          <w:lang w:val="en-US"/>
+        </w:rPr>
+        <w:t>CH</w:t>
+      </w:r>
+      <w:r>
+        <w:rPr>
+          <w:sz w:val="28"/>
+          <w:szCs w:val="28"/>
+        </w:rPr>
+        <w:t xml:space="preserve"> иногда</w:t>
+      </w:r>
+      <w:r>
+        <w:rPr>
+          <w:sz w:val="28"/>
+          <w:szCs w:val="28"/>
+        </w:rPr>
+        <w:t xml:space="preserve"> </w:t>
+      </w:r>
+      <w:r>
+        <w:rPr>
+          <w:sz w:val="28"/>
+          <w:szCs w:val="28"/>
+        </w:rPr>
+        <w:t>работает</w:t>
+      </w:r>
+      <w:r>
+        <w:rPr>
+          <w:sz w:val="28"/>
+          <w:szCs w:val="28"/>
+        </w:rPr>
+        <w:t xml:space="preserve"> плохо из-за неудачного хэширования, но </w:t>
+      </w:r>
+      <w:r>
+        <w:rPr>
+          <w:sz w:val="28"/>
+          <w:szCs w:val="28"/>
+          <w:lang w:val="en-US"/>
+        </w:rPr>
+        <w:t>stickiness</w:t>
+      </w:r>
+      <w:r>
+        <w:rPr>
+          <w:sz w:val="28"/>
+          <w:szCs w:val="28"/>
+        </w:rPr>
+        <w:t xml:space="preserve"> </w:t>
+      </w:r>
+      <w:r>
+        <w:rPr>
+          <w:sz w:val="28"/>
+          <w:szCs w:val="28"/>
+          <w:lang w:val="en-US"/>
+        </w:rPr>
+        <w:t>is</w:t>
+      </w:r>
+      <w:r>
+        <w:rPr>
+          <w:sz w:val="28"/>
+          <w:szCs w:val="28"/>
+        </w:rPr>
+        <w:t xml:space="preserve"> </w:t>
+      </w:r>
+      <w:r>
+        <w:rPr>
+          <w:sz w:val="28"/>
+          <w:szCs w:val="28"/>
+          <w:lang w:val="en-US"/>
+        </w:rPr>
+        <w:t>respected</w:t>
       </w:r>
     </w:p>
     <w:p>
@@ -7364,6 +8059,7 @@
           <w:sz w:val="28"/>
           <w:szCs w:val="28"/>
         </w:rPr>
+        <w:lastRenderedPageBreak/>
         <w:t xml:space="preserve">Кулаковский Влад Андреевич - Platform Core &amp; </w:t>
       </w:r>
       <w:proofErr w:type="spellStart"/>
@@ -8459,6 +9155,119 @@
     </w:lvl>
   </w:abstractNum>
   <w:abstractNum w:abstractNumId="5" w15:restartNumberingAfterBreak="0">
+    <w:nsid w:val="4AE043D3"/>
+    <w:multiLevelType w:val="hybridMultilevel"/>
+    <w:tmpl w:val="ADDECFC4"/>
+    <w:lvl w:ilvl="0" w:tplc="04190001">
+      <w:start w:val="1"/>
+      <w:numFmt w:val="bullet"/>
+      <w:lvlText w:val=""/>
+      <w:lvlJc w:val="left"/>
+      <w:pPr>
+        <w:ind w:left="720" w:hanging="360"/>
+      </w:pPr>
+      <w:rPr>
+        <w:rFonts w:ascii="Symbol" w:hAnsi="Symbol" w:hint="default"/>
+      </w:rPr>
+    </w:lvl>
+    <w:lvl w:ilvl="1" w:tplc="04190003" w:tentative="1">
+      <w:start w:val="1"/>
+      <w:numFmt w:val="bullet"/>
+      <w:lvlText w:val="o"/>
+      <w:lvlJc w:val="left"/>
+      <w:pPr>
+        <w:ind w:left="1440" w:hanging="360"/>
+      </w:pPr>
+      <w:rPr>
+        <w:rFonts w:ascii="Courier New" w:hAnsi="Courier New" w:cs="Courier New" w:hint="default"/>
+      </w:rPr>
+    </w:lvl>
+    <w:lvl w:ilvl="2" w:tplc="04190005" w:tentative="1">
+      <w:start w:val="1"/>
+      <w:numFmt w:val="bullet"/>
+      <w:lvlText w:val=""/>
+      <w:lvlJc w:val="left"/>
+      <w:pPr>
+        <w:ind w:left="2160" w:hanging="360"/>
+      </w:pPr>
+      <w:rPr>
+        <w:rFonts w:ascii="Wingdings" w:hAnsi="Wingdings" w:hint="default"/>
+      </w:rPr>
+    </w:lvl>
+    <w:lvl w:ilvl="3" w:tplc="04190001" w:tentative="1">
+      <w:start w:val="1"/>
+      <w:numFmt w:val="bullet"/>
+      <w:lvlText w:val=""/>
+      <w:lvlJc w:val="left"/>
+      <w:pPr>
+        <w:ind w:left="2880" w:hanging="360"/>
+      </w:pPr>
+      <w:rPr>
+        <w:rFonts w:ascii="Symbol" w:hAnsi="Symbol" w:hint="default"/>
+      </w:rPr>
+    </w:lvl>
+    <w:lvl w:ilvl="4" w:tplc="04190003" w:tentative="1">
+      <w:start w:val="1"/>
+      <w:numFmt w:val="bullet"/>
+      <w:lvlText w:val="o"/>
+      <w:lvlJc w:val="left"/>
+      <w:pPr>
+        <w:ind w:left="3600" w:hanging="360"/>
+      </w:pPr>
+      <w:rPr>
+        <w:rFonts w:ascii="Courier New" w:hAnsi="Courier New" w:cs="Courier New" w:hint="default"/>
+      </w:rPr>
+    </w:lvl>
+    <w:lvl w:ilvl="5" w:tplc="04190005" w:tentative="1">
+      <w:start w:val="1"/>
+      <w:numFmt w:val="bullet"/>
+      <w:lvlText w:val=""/>
+      <w:lvlJc w:val="left"/>
+      <w:pPr>
+        <w:ind w:left="4320" w:hanging="360"/>
+      </w:pPr>
+      <w:rPr>
+        <w:rFonts w:ascii="Wingdings" w:hAnsi="Wingdings" w:hint="default"/>
+      </w:rPr>
+    </w:lvl>
+    <w:lvl w:ilvl="6" w:tplc="04190001" w:tentative="1">
+      <w:start w:val="1"/>
+      <w:numFmt w:val="bullet"/>
+      <w:lvlText w:val=""/>
+      <w:lvlJc w:val="left"/>
+      <w:pPr>
+        <w:ind w:left="5040" w:hanging="360"/>
+      </w:pPr>
+      <w:rPr>
+        <w:rFonts w:ascii="Symbol" w:hAnsi="Symbol" w:hint="default"/>
+      </w:rPr>
+    </w:lvl>
+    <w:lvl w:ilvl="7" w:tplc="04190003" w:tentative="1">
+      <w:start w:val="1"/>
+      <w:numFmt w:val="bullet"/>
+      <w:lvlText w:val="o"/>
+      <w:lvlJc w:val="left"/>
+      <w:pPr>
+        <w:ind w:left="5760" w:hanging="360"/>
+      </w:pPr>
+      <w:rPr>
+        <w:rFonts w:ascii="Courier New" w:hAnsi="Courier New" w:cs="Courier New" w:hint="default"/>
+      </w:rPr>
+    </w:lvl>
+    <w:lvl w:ilvl="8" w:tplc="04190005" w:tentative="1">
+      <w:start w:val="1"/>
+      <w:numFmt w:val="bullet"/>
+      <w:lvlText w:val=""/>
+      <w:lvlJc w:val="left"/>
+      <w:pPr>
+        <w:ind w:left="6480" w:hanging="360"/>
+      </w:pPr>
+      <w:rPr>
+        <w:rFonts w:ascii="Wingdings" w:hAnsi="Wingdings" w:hint="default"/>
+      </w:rPr>
+    </w:lvl>
+  </w:abstractNum>
+  <w:abstractNum w:abstractNumId="6" w15:restartNumberingAfterBreak="0">
     <w:nsid w:val="52264E63"/>
     <w:multiLevelType w:val="hybridMultilevel"/>
     <w:tmpl w:val="1CE4BB30"/>
@@ -8571,7 +9380,7 @@
       </w:rPr>
     </w:lvl>
   </w:abstractNum>
-  <w:abstractNum w:abstractNumId="6" w15:restartNumberingAfterBreak="0">
+  <w:abstractNum w:abstractNumId="7" w15:restartNumberingAfterBreak="0">
     <w:nsid w:val="66C572F9"/>
     <w:multiLevelType w:val="hybridMultilevel"/>
     <w:tmpl w:val="0D9A2F64"/>
@@ -8684,7 +9493,7 @@
       </w:rPr>
     </w:lvl>
   </w:abstractNum>
-  <w:abstractNum w:abstractNumId="7" w15:restartNumberingAfterBreak="0">
+  <w:abstractNum w:abstractNumId="8" w15:restartNumberingAfterBreak="0">
     <w:nsid w:val="684B5A8D"/>
     <w:multiLevelType w:val="hybridMultilevel"/>
     <w:tmpl w:val="4A481BE2"/>
@@ -8797,7 +9606,7 @@
       </w:rPr>
     </w:lvl>
   </w:abstractNum>
-  <w:abstractNum w:abstractNumId="8" w15:restartNumberingAfterBreak="0">
+  <w:abstractNum w:abstractNumId="9" w15:restartNumberingAfterBreak="0">
     <w:nsid w:val="775B2538"/>
     <w:multiLevelType w:val="hybridMultilevel"/>
     <w:tmpl w:val="BE7AC3BC"/>
@@ -8914,16 +9723,16 @@
     <w:abstractNumId w:val="2"/>
   </w:num>
   <w:num w:numId="2">
-    <w:abstractNumId w:val="5"/>
+    <w:abstractNumId w:val="6"/>
   </w:num>
   <w:num w:numId="3">
-    <w:abstractNumId w:val="6"/>
+    <w:abstractNumId w:val="7"/>
   </w:num>
   <w:num w:numId="4">
     <w:abstractNumId w:val="1"/>
   </w:num>
   <w:num w:numId="5">
-    <w:abstractNumId w:val="7"/>
+    <w:abstractNumId w:val="8"/>
   </w:num>
   <w:num w:numId="6">
     <w:abstractNumId w:val="0"/>
@@ -8935,7 +9744,10 @@
     <w:abstractNumId w:val="3"/>
   </w:num>
   <w:num w:numId="9">
-    <w:abstractNumId w:val="8"/>
+    <w:abstractNumId w:val="9"/>
+  </w:num>
+  <w:num w:numId="10">
+    <w:abstractNumId w:val="5"/>
   </w:num>
 </w:numbering>
 </file>
